--- a/templates/word/transfer_mappe_template_en.docx
+++ b/templates/word/transfer_mappe_template_en.docx
@@ -8,73 +8,305 @@
       </w:pPr>
       <w:r>
         <w:rPr>
+          <w:rFonts w:ascii="Georgia" w:hAnsi="Georgia"/>
           <w:b/>
-          <w:color w:val="003DA5"/>
-          <w:sz w:val="48"/>
+          <w:color w:val="3D81B0"/>
+          <w:sz w:val="56"/>
         </w:rPr>
         <w:t>TRANSFER PORTFOLIO</w:t>
       </w:r>
     </w:p>
     <w:p/>
-    <w:p>
-      <w:r>
-        <w:rPr>
-          <w:b/>
-        </w:rPr>
-        <w:t>Document title:</w:t>
-      </w:r>
-    </w:p>
     <w:p/>
-    <w:p>
-      <w:r>
-        <w:rPr>
-          <w:b/>
-        </w:rPr>
-        <w:t>Participant - First name:</w:t>
-      </w:r>
-    </w:p>
+    <w:tbl>
+      <w:tblPr>
+        <w:tblLook w:firstColumn="1" w:firstRow="1" w:lastColumn="0" w:lastRow="0" w:noHBand="0" w:noVBand="1" w:val="04A0"/>
+        <w:tblW w:w="9355" w:type="dxa"/>
+        <w:tblBorders>
+          <w:top w:val="none" w:sz="0" w:space="0" w:color="auto"/>
+          <w:left w:val="none" w:sz="0" w:space="0" w:color="auto"/>
+          <w:bottom w:val="none" w:sz="0" w:space="0" w:color="auto"/>
+          <w:right w:val="none" w:sz="0" w:space="0" w:color="auto"/>
+          <w:insideH w:val="none" w:sz="0" w:space="0" w:color="auto"/>
+          <w:insideV w:val="none" w:sz="0" w:space="0" w:color="auto"/>
+        </w:tblBorders>
+      </w:tblPr>
+      <w:tblGrid>
+        <w:gridCol w:w="2268"/>
+        <w:gridCol w:w="7087"/>
+      </w:tblGrid>
+      <w:tr>
+        <w:tc>
+          <w:tcPr>
+            <w:tcW w:w="2268" w:type="dxa"/>
+          </w:tcPr>
+          <w:p>
+            <w:r>
+              <w:rPr>
+                <w:rFonts w:ascii="Arial" w:hAnsi="Arial"/>
+                <w:color w:val="9CA3AF"/>
+                <w:sz w:val="20"/>
+              </w:rPr>
+              <w:t>Document title</w:t>
+            </w:r>
+          </w:p>
+        </w:tc>
+        <w:tc>
+          <w:sdt>
+            <w:sdtPr>
+              <w:tag w:val="doc_titre"/>
+              <w:alias w:val="doc_titre"/>
+              <w:text/>
+            </w:sdtPr>
+            <w:sdtContent>
+              <w:p>
+                <w:pPr>
+                  <w:pBdr>
+                    <w:bottom w:val="single" w:sz="4" w:space="1" w:color="3D81B0"/>
+                  </w:pBdr>
+                </w:pPr>
+                <w:r>
+                  <w:rPr>
+                    <w:rFonts w:ascii="Georgia" w:hAnsi="Georgia"/>
+                    <w:sz w:val="22"/>
+                    <w:color w:val="333333"/>
+                  </w:rPr>
+                  <w:t/>
+                </w:r>
+              </w:p>
+            </w:sdtContent>
+          </w:sdt>
+        </w:tc>
+      </w:tr>
+      <w:tr>
+        <w:tc>
+          <w:tcPr>
+            <w:tcW w:w="2268" w:type="dxa"/>
+          </w:tcPr>
+          <w:p>
+            <w:r>
+              <w:rPr>
+                <w:rFonts w:ascii="Arial" w:hAnsi="Arial"/>
+                <w:color w:val="9CA3AF"/>
+                <w:sz w:val="20"/>
+              </w:rPr>
+              <w:t>Participant - First name</w:t>
+            </w:r>
+          </w:p>
+        </w:tc>
+        <w:tc>
+          <w:sdt>
+            <w:sdtPr>
+              <w:tag w:val="participant_prenom"/>
+              <w:alias w:val="participant_prenom"/>
+              <w:text/>
+            </w:sdtPr>
+            <w:sdtContent>
+              <w:p>
+                <w:pPr>
+                  <w:pBdr>
+                    <w:bottom w:val="single" w:sz="4" w:space="1" w:color="3D81B0"/>
+                  </w:pBdr>
+                </w:pPr>
+                <w:r>
+                  <w:rPr>
+                    <w:rFonts w:ascii="Georgia" w:hAnsi="Georgia"/>
+                    <w:sz w:val="22"/>
+                    <w:color w:val="333333"/>
+                  </w:rPr>
+                  <w:t/>
+                </w:r>
+              </w:p>
+            </w:sdtContent>
+          </w:sdt>
+        </w:tc>
+      </w:tr>
+      <w:tr>
+        <w:tc>
+          <w:tcPr>
+            <w:tcW w:w="2268" w:type="dxa"/>
+          </w:tcPr>
+          <w:p>
+            <w:r>
+              <w:rPr>
+                <w:rFonts w:ascii="Arial" w:hAnsi="Arial"/>
+                <w:color w:val="9CA3AF"/>
+                <w:sz w:val="20"/>
+              </w:rPr>
+              <w:t>Participant - Last name</w:t>
+            </w:r>
+          </w:p>
+        </w:tc>
+        <w:tc>
+          <w:sdt>
+            <w:sdtPr>
+              <w:tag w:val="participant_nom"/>
+              <w:alias w:val="participant_nom"/>
+              <w:text/>
+            </w:sdtPr>
+            <w:sdtContent>
+              <w:p>
+                <w:pPr>
+                  <w:pBdr>
+                    <w:bottom w:val="single" w:sz="4" w:space="1" w:color="3D81B0"/>
+                  </w:pBdr>
+                </w:pPr>
+                <w:r>
+                  <w:rPr>
+                    <w:rFonts w:ascii="Georgia" w:hAnsi="Georgia"/>
+                    <w:sz w:val="22"/>
+                    <w:color w:val="333333"/>
+                  </w:rPr>
+                  <w:t/>
+                </w:r>
+              </w:p>
+            </w:sdtContent>
+          </w:sdt>
+        </w:tc>
+      </w:tr>
+      <w:tr>
+        <w:tc>
+          <w:tcPr>
+            <w:tcW w:w="2268" w:type="dxa"/>
+          </w:tcPr>
+          <w:p>
+            <w:r>
+              <w:rPr>
+                <w:rFonts w:ascii="Arial" w:hAnsi="Arial"/>
+                <w:color w:val="9CA3AF"/>
+                <w:sz w:val="20"/>
+              </w:rPr>
+              <w:t>Start date</w:t>
+            </w:r>
+          </w:p>
+        </w:tc>
+        <w:tc>
+          <w:sdt>
+            <w:sdtPr>
+              <w:tag w:val="participant_date_debut"/>
+              <w:alias w:val="participant_date_debut"/>
+              <w:text/>
+            </w:sdtPr>
+            <w:sdtContent>
+              <w:p>
+                <w:pPr>
+                  <w:pBdr>
+                    <w:bottom w:val="single" w:sz="4" w:space="1" w:color="3D81B0"/>
+                  </w:pBdr>
+                </w:pPr>
+                <w:r>
+                  <w:rPr>
+                    <w:rFonts w:ascii="Georgia" w:hAnsi="Georgia"/>
+                    <w:sz w:val="22"/>
+                    <w:color w:val="333333"/>
+                  </w:rPr>
+                  <w:t/>
+                </w:r>
+              </w:p>
+            </w:sdtContent>
+          </w:sdt>
+        </w:tc>
+      </w:tr>
+      <w:tr>
+        <w:tc>
+          <w:tcPr>
+            <w:tcW w:w="2268" w:type="dxa"/>
+          </w:tcPr>
+          <w:p>
+            <w:r>
+              <w:rPr>
+                <w:rFonts w:ascii="Arial" w:hAnsi="Arial"/>
+                <w:color w:val="9CA3AF"/>
+                <w:sz w:val="20"/>
+              </w:rPr>
+              <w:t>Advisor</w:t>
+            </w:r>
+          </w:p>
+        </w:tc>
+        <w:tc>
+          <w:sdt>
+            <w:sdtPr>
+              <w:tag w:val="conseillere_nom"/>
+              <w:alias w:val="conseillere_nom"/>
+              <w:text/>
+            </w:sdtPr>
+            <w:sdtContent>
+              <w:p>
+                <w:pPr>
+                  <w:pBdr>
+                    <w:bottom w:val="single" w:sz="4" w:space="1" w:color="3D81B0"/>
+                  </w:pBdr>
+                </w:pPr>
+                <w:r>
+                  <w:rPr>
+                    <w:rFonts w:ascii="Georgia" w:hAnsi="Georgia"/>
+                    <w:sz w:val="22"/>
+                    <w:color w:val="333333"/>
+                  </w:rPr>
+                  <w:t/>
+                </w:r>
+              </w:p>
+            </w:sdtContent>
+          </w:sdt>
+        </w:tc>
+      </w:tr>
+      <w:tr>
+        <w:tc>
+          <w:tcPr>
+            <w:tcW w:w="2268" w:type="dxa"/>
+          </w:tcPr>
+          <w:p>
+            <w:r>
+              <w:rPr>
+                <w:rFonts w:ascii="Arial" w:hAnsi="Arial"/>
+                <w:color w:val="9CA3AF"/>
+                <w:sz w:val="20"/>
+              </w:rPr>
+              <w:t>Generated on</w:t>
+            </w:r>
+          </w:p>
+        </w:tc>
+        <w:tc>
+          <w:sdt>
+            <w:sdtPr>
+              <w:tag w:val="doc_date_generation"/>
+              <w:alias w:val="doc_date_generation"/>
+              <w:text/>
+            </w:sdtPr>
+            <w:sdtContent>
+              <w:p>
+                <w:pPr>
+                  <w:pBdr>
+                    <w:bottom w:val="single" w:sz="4" w:space="1" w:color="3D81B0"/>
+                  </w:pBdr>
+                </w:pPr>
+                <w:r>
+                  <w:rPr>
+                    <w:rFonts w:ascii="Georgia" w:hAnsi="Georgia"/>
+                    <w:sz w:val="22"/>
+                    <w:color w:val="333333"/>
+                  </w:rPr>
+                  <w:t/>
+                </w:r>
+              </w:p>
+            </w:sdtContent>
+          </w:sdt>
+        </w:tc>
+      </w:tr>
+    </w:tbl>
     <w:p/>
-    <w:p>
-      <w:r>
-        <w:rPr>
-          <w:b/>
-        </w:rPr>
-        <w:t>Participant - Last name:</w:t>
-      </w:r>
-    </w:p>
-    <w:p/>
-    <w:p>
-      <w:r>
-        <w:rPr>
-          <w:b/>
-        </w:rPr>
-        <w:t>Start date:</w:t>
-      </w:r>
-    </w:p>
-    <w:p/>
-    <w:p>
-      <w:r>
-        <w:rPr>
-          <w:b/>
-        </w:rPr>
-        <w:t>Advisor:</w:t>
-      </w:r>
-    </w:p>
-    <w:p/>
-    <w:p>
-      <w:r>
-        <w:rPr>
-          <w:b/>
-        </w:rPr>
-        <w:t>Generated on:</w:t>
-      </w:r>
-    </w:p>
     <w:p/>
     <w:p>
       <w:pPr>
         <w:jc w:val="center"/>
       </w:pPr>
       <w:r>
+        <w:rPr>
+          <w:rFonts w:ascii="Arial" w:hAnsi="Arial"/>
+          <w:i/>
+          <w:color w:val="9CA3AF"/>
+          <w:sz w:val="18"/>
+        </w:rPr>
         <w:t>Confidential - For internal use only</w:t>
       </w:r>
     </w:p>
@@ -85,63 +317,222 @@
     </w:p>
     <w:p>
       <w:pPr>
-        <w:pStyle w:val="Heading1"/>
+        <w:spacing w:before="240" w:after="120"/>
       </w:pPr>
       <w:r>
         <w:rPr>
-          <w:color w:val="003DA5"/>
+          <w:rFonts w:ascii="Georgia" w:hAnsi="Georgia"/>
+          <w:b/>
+          <w:color w:val="3D81B0"/>
+          <w:sz w:val="32"/>
         </w:rPr>
         <w:t>1. Career Profile</w:t>
       </w:r>
     </w:p>
     <w:p>
       <w:pPr>
-        <w:pStyle w:val="Heading2"/>
+        <w:spacing w:before="120" w:after="120"/>
       </w:pPr>
       <w:r>
         <w:rPr>
-          <w:color w:val="003DA5"/>
+          <w:rFonts w:ascii="Arial" w:hAnsi="Arial"/>
+          <w:color w:val="2A5A7A"/>
+          <w:sz w:val="24"/>
         </w:rPr>
         <w:t>Professional objectives</w:t>
       </w:r>
     </w:p>
     <w:p/>
-    <w:p>
-      <w:r>
-        <w:rPr>
-          <w:b/>
-        </w:rPr>
-        <w:t>Plan A - Primary professional objective:</w:t>
-      </w:r>
-    </w:p>
-    <w:p/>
-    <w:p>
-      <w:r>
-        <w:rPr>
-          <w:b/>
-        </w:rPr>
-        <w:t>Plan B - Alternative professional objective:</w:t>
-      </w:r>
-    </w:p>
-    <w:p/>
-    <w:p>
-      <w:r>
-        <w:rPr>
-          <w:b/>
-        </w:rPr>
-        <w:t>Professional profile and strengths (Marketing plan):</w:t>
-      </w:r>
-    </w:p>
-    <w:p/>
-    <w:p>
-      <w:r>
-        <w:rPr>
-          <w:b/>
-        </w:rPr>
-        <w:t>Target market:</w:t>
-      </w:r>
-    </w:p>
-    <w:p/>
+    <w:tbl>
+      <w:tblPr>
+        <w:tblLook w:firstColumn="1" w:firstRow="1" w:lastColumn="0" w:lastRow="0" w:noHBand="0" w:noVBand="1" w:val="04A0"/>
+        <w:tblW w:w="9355" w:type="dxa"/>
+        <w:tblBorders>
+          <w:top w:val="none" w:sz="0" w:space="0" w:color="auto"/>
+          <w:left w:val="none" w:sz="0" w:space="0" w:color="auto"/>
+          <w:bottom w:val="none" w:sz="0" w:space="0" w:color="auto"/>
+          <w:right w:val="none" w:sz="0" w:space="0" w:color="auto"/>
+          <w:insideH w:val="none" w:sz="0" w:space="0" w:color="auto"/>
+          <w:insideV w:val="none" w:sz="0" w:space="0" w:color="auto"/>
+        </w:tblBorders>
+      </w:tblPr>
+      <w:tblGrid>
+        <w:gridCol w:w="2268"/>
+        <w:gridCol w:w="7087"/>
+      </w:tblGrid>
+      <w:tr>
+        <w:tc>
+          <w:tcPr>
+            <w:tcW w:w="2268" w:type="dxa"/>
+          </w:tcPr>
+          <w:p>
+            <w:r>
+              <w:rPr>
+                <w:rFonts w:ascii="Arial" w:hAnsi="Arial"/>
+                <w:color w:val="9CA3AF"/>
+                <w:sz w:val="20"/>
+              </w:rPr>
+              <w:t>Plan A - Primary professional objective</w:t>
+            </w:r>
+          </w:p>
+        </w:tc>
+        <w:tc>
+          <w:sdt>
+            <w:sdtPr>
+              <w:tag w:val="profil_plan_a"/>
+              <w:alias w:val="profil_plan_a"/>
+              <w:text/>
+            </w:sdtPr>
+            <w:sdtContent>
+              <w:p>
+                <w:pPr>
+                  <w:pBdr>
+                    <w:bottom w:val="single" w:sz="4" w:space="1" w:color="3D81B0"/>
+                  </w:pBdr>
+                </w:pPr>
+                <w:r>
+                  <w:rPr>
+                    <w:rFonts w:ascii="Georgia" w:hAnsi="Georgia"/>
+                    <w:sz w:val="22"/>
+                    <w:color w:val="333333"/>
+                  </w:rPr>
+                  <w:t/>
+                </w:r>
+              </w:p>
+            </w:sdtContent>
+          </w:sdt>
+        </w:tc>
+      </w:tr>
+      <w:tr>
+        <w:tc>
+          <w:tcPr>
+            <w:tcW w:w="2268" w:type="dxa"/>
+          </w:tcPr>
+          <w:p>
+            <w:r>
+              <w:rPr>
+                <w:rFonts w:ascii="Arial" w:hAnsi="Arial"/>
+                <w:color w:val="9CA3AF"/>
+                <w:sz w:val="20"/>
+              </w:rPr>
+              <w:t>Plan B - Alternative professional objective</w:t>
+            </w:r>
+          </w:p>
+        </w:tc>
+        <w:tc>
+          <w:sdt>
+            <w:sdtPr>
+              <w:tag w:val="profil_plan_b"/>
+              <w:alias w:val="profil_plan_b"/>
+              <w:text/>
+            </w:sdtPr>
+            <w:sdtContent>
+              <w:p>
+                <w:pPr>
+                  <w:pBdr>
+                    <w:bottom w:val="single" w:sz="4" w:space="1" w:color="3D81B0"/>
+                  </w:pBdr>
+                </w:pPr>
+                <w:r>
+                  <w:rPr>
+                    <w:rFonts w:ascii="Georgia" w:hAnsi="Georgia"/>
+                    <w:sz w:val="22"/>
+                    <w:color w:val="333333"/>
+                  </w:rPr>
+                  <w:t/>
+                </w:r>
+              </w:p>
+            </w:sdtContent>
+          </w:sdt>
+        </w:tc>
+      </w:tr>
+      <w:tr>
+        <w:tc>
+          <w:tcPr>
+            <w:tcW w:w="2268" w:type="dxa"/>
+          </w:tcPr>
+          <w:p>
+            <w:r>
+              <w:rPr>
+                <w:rFonts w:ascii="Arial" w:hAnsi="Arial"/>
+                <w:color w:val="9CA3AF"/>
+                <w:sz w:val="20"/>
+              </w:rPr>
+              <w:t>Professional profile and strengths (Marketing plan)</w:t>
+            </w:r>
+          </w:p>
+        </w:tc>
+        <w:tc>
+          <w:sdt>
+            <w:sdtPr>
+              <w:tag w:val="profil_marketingplan"/>
+              <w:alias w:val="profil_marketingplan"/>
+              <w:text/>
+            </w:sdtPr>
+            <w:sdtContent>
+              <w:p>
+                <w:pPr>
+                  <w:pBdr>
+                    <w:bottom w:val="single" w:sz="4" w:space="1" w:color="3D81B0"/>
+                  </w:pBdr>
+                </w:pPr>
+                <w:r>
+                  <w:rPr>
+                    <w:rFonts w:ascii="Georgia" w:hAnsi="Georgia"/>
+                    <w:sz w:val="22"/>
+                    <w:color w:val="333333"/>
+                  </w:rPr>
+                  <w:t/>
+                </w:r>
+              </w:p>
+            </w:sdtContent>
+          </w:sdt>
+        </w:tc>
+      </w:tr>
+      <w:tr>
+        <w:tc>
+          <w:tcPr>
+            <w:tcW w:w="2268" w:type="dxa"/>
+          </w:tcPr>
+          <w:p>
+            <w:r>
+              <w:rPr>
+                <w:rFonts w:ascii="Arial" w:hAnsi="Arial"/>
+                <w:color w:val="9CA3AF"/>
+                <w:sz w:val="20"/>
+              </w:rPr>
+              <w:t>Target market</w:t>
+            </w:r>
+          </w:p>
+        </w:tc>
+        <w:tc>
+          <w:sdt>
+            <w:sdtPr>
+              <w:tag w:val="profil_zielmarkt"/>
+              <w:alias w:val="profil_zielmarkt"/>
+              <w:text/>
+            </w:sdtPr>
+            <w:sdtContent>
+              <w:p>
+                <w:pPr>
+                  <w:pBdr>
+                    <w:bottom w:val="single" w:sz="4" w:space="1" w:color="3D81B0"/>
+                  </w:pBdr>
+                </w:pPr>
+                <w:r>
+                  <w:rPr>
+                    <w:rFonts w:ascii="Georgia" w:hAnsi="Georgia"/>
+                    <w:sz w:val="22"/>
+                    <w:color w:val="333333"/>
+                  </w:rPr>
+                  <w:t/>
+                </w:r>
+              </w:p>
+            </w:sdtContent>
+          </w:sdt>
+        </w:tc>
+      </w:tr>
+    </w:tbl>
     <w:p>
       <w:r>
         <w:br w:type="page"/>
@@ -149,130 +540,494 @@
     </w:p>
     <w:p>
       <w:pPr>
-        <w:pStyle w:val="Heading1"/>
+        <w:spacing w:before="240" w:after="120"/>
       </w:pPr>
       <w:r>
         <w:rPr>
-          <w:color w:val="003DA5"/>
+          <w:rFonts w:ascii="Georgia" w:hAnsi="Georgia"/>
+          <w:b/>
+          <w:color w:val="3D81B0"/>
+          <w:sz w:val="32"/>
         </w:rPr>
-        <w:t>Monthly Review - Session 01</w:t>
+        <w:t>Monthly Update 01</w:t>
       </w:r>
     </w:p>
+    <w:p>
+      <w:pPr>
+        <w:spacing w:before="120" w:after="120"/>
+      </w:pPr>
+      <w:r>
+        <w:rPr>
+          <w:rFonts w:ascii="Arial" w:hAnsi="Arial"/>
+          <w:color w:val="2A5A7A"/>
+          <w:sz w:val="24"/>
+        </w:rPr>
+        <w:t>Monthly Review</w:t>
+      </w:r>
+    </w:p>
+    <w:p/>
+    <w:tbl>
+      <w:tblPr>
+        <w:tblLook w:firstColumn="1" w:firstRow="1" w:lastColumn="0" w:lastRow="0" w:noHBand="0" w:noVBand="1" w:val="04A0"/>
+        <w:tblW w:w="9355" w:type="dxa"/>
+        <w:tblBorders>
+          <w:top w:val="none" w:sz="0" w:space="0" w:color="auto"/>
+          <w:left w:val="none" w:sz="0" w:space="0" w:color="auto"/>
+          <w:bottom w:val="none" w:sz="0" w:space="0" w:color="auto"/>
+          <w:right w:val="none" w:sz="0" w:space="0" w:color="auto"/>
+          <w:insideH w:val="none" w:sz="0" w:space="0" w:color="auto"/>
+          <w:insideV w:val="none" w:sz="0" w:space="0" w:color="auto"/>
+        </w:tblBorders>
+      </w:tblPr>
+      <w:tblGrid>
+        <w:gridCol w:w="2268"/>
+        <w:gridCol w:w="7087"/>
+      </w:tblGrid>
+      <w:tr>
+        <w:tc>
+          <w:tcPr>
+            <w:tcW w:w="2268" w:type="dxa"/>
+          </w:tcPr>
+          <w:p>
+            <w:r>
+              <w:rPr>
+                <w:rFonts w:ascii="Arial" w:hAnsi="Arial"/>
+                <w:color w:val="9CA3AF"/>
+                <w:sz w:val="20"/>
+              </w:rPr>
+              <w:t>Appointment date</w:t>
+            </w:r>
+          </w:p>
+        </w:tc>
+        <w:tc>
+          <w:sdt>
+            <w:sdtPr>
+              <w:tag w:val="bilan_01_date_rdv"/>
+              <w:alias w:val="bilan_01_date_rdv"/>
+              <w:text/>
+            </w:sdtPr>
+            <w:sdtContent>
+              <w:p>
+                <w:pPr>
+                  <w:pBdr>
+                    <w:bottom w:val="single" w:sz="4" w:space="1" w:color="3D81B0"/>
+                  </w:pBdr>
+                </w:pPr>
+                <w:r>
+                  <w:rPr>
+                    <w:rFonts w:ascii="Georgia" w:hAnsi="Georgia"/>
+                    <w:sz w:val="22"/>
+                    <w:color w:val="333333"/>
+                  </w:rPr>
+                  <w:t/>
+                </w:r>
+              </w:p>
+            </w:sdtContent>
+          </w:sdt>
+        </w:tc>
+      </w:tr>
+      <w:tr>
+        <w:tc>
+          <w:tcPr>
+            <w:tcW w:w="2268" w:type="dxa"/>
+          </w:tcPr>
+          <w:p>
+            <w:r>
+              <w:rPr>
+                <w:rFonts w:ascii="Arial" w:hAnsi="Arial"/>
+                <w:color w:val="9CA3AF"/>
+                <w:sz w:val="20"/>
+              </w:rPr>
+              <w:t>Submission date</w:t>
+            </w:r>
+          </w:p>
+        </w:tc>
+        <w:tc>
+          <w:sdt>
+            <w:sdtPr>
+              <w:tag w:val="bilan_01_date_soumission"/>
+              <w:alias w:val="bilan_01_date_soumission"/>
+              <w:text/>
+            </w:sdtPr>
+            <w:sdtContent>
+              <w:p>
+                <w:pPr>
+                  <w:pBdr>
+                    <w:bottom w:val="single" w:sz="4" w:space="1" w:color="3D81B0"/>
+                  </w:pBdr>
+                </w:pPr>
+                <w:r>
+                  <w:rPr>
+                    <w:rFonts w:ascii="Georgia" w:hAnsi="Georgia"/>
+                    <w:sz w:val="22"/>
+                    <w:color w:val="333333"/>
+                  </w:rPr>
+                  <w:t/>
+                </w:r>
+              </w:p>
+            </w:sdtContent>
+          </w:sdt>
+        </w:tc>
+      </w:tr>
+      <w:tr>
+        <w:tc>
+          <w:tcPr>
+            <w:tcW w:w="2268" w:type="dxa"/>
+          </w:tcPr>
+          <w:p>
+            <w:r>
+              <w:rPr>
+                <w:rFonts w:ascii="Arial" w:hAnsi="Arial"/>
+                <w:color w:val="9CA3AF"/>
+                <w:sz w:val="20"/>
+              </w:rPr>
+              <w:t>General monthly review</w:t>
+            </w:r>
+          </w:p>
+        </w:tc>
+        <w:tc>
+          <w:sdt>
+            <w:sdtPr>
+              <w:tag w:val="bilan_01_bilan_general"/>
+              <w:alias w:val="bilan_01_bilan_general"/>
+              <w:text/>
+            </w:sdtPr>
+            <w:sdtContent>
+              <w:p>
+                <w:pPr>
+                  <w:pBdr>
+                    <w:bottom w:val="single" w:sz="4" w:space="1" w:color="3D81B0"/>
+                  </w:pBdr>
+                </w:pPr>
+                <w:r>
+                  <w:rPr>
+                    <w:rFonts w:ascii="Georgia" w:hAnsi="Georgia"/>
+                    <w:sz w:val="22"/>
+                    <w:color w:val="333333"/>
+                  </w:rPr>
+                  <w:t/>
+                </w:r>
+              </w:p>
+            </w:sdtContent>
+          </w:sdt>
+        </w:tc>
+      </w:tr>
+      <w:tr>
+        <w:tc>
+          <w:tcPr>
+            <w:tcW w:w="2268" w:type="dxa"/>
+          </w:tcPr>
+          <w:p>
+            <w:r>
+              <w:rPr>
+                <w:rFonts w:ascii="Arial" w:hAnsi="Arial"/>
+                <w:color w:val="9CA3AF"/>
+                <w:sz w:val="20"/>
+              </w:rPr>
+              <w:t>Previous objectives status</w:t>
+            </w:r>
+          </w:p>
+        </w:tc>
+        <w:tc>
+          <w:sdt>
+            <w:sdtPr>
+              <w:tag w:val="bilan_01_statut_objectifs"/>
+              <w:alias w:val="bilan_01_statut_objectifs"/>
+              <w:text/>
+            </w:sdtPr>
+            <w:sdtContent>
+              <w:p>
+                <w:pPr>
+                  <w:pBdr>
+                    <w:bottom w:val="single" w:sz="4" w:space="1" w:color="3D81B0"/>
+                  </w:pBdr>
+                </w:pPr>
+                <w:r>
+                  <w:rPr>
+                    <w:rFonts w:ascii="Georgia" w:hAnsi="Georgia"/>
+                    <w:sz w:val="22"/>
+                    <w:color w:val="333333"/>
+                  </w:rPr>
+                  <w:t/>
+                </w:r>
+              </w:p>
+            </w:sdtContent>
+          </w:sdt>
+        </w:tc>
+      </w:tr>
+      <w:tr>
+        <w:tc>
+          <w:tcPr>
+            <w:tcW w:w="2268" w:type="dxa"/>
+          </w:tcPr>
+          <w:p>
+            <w:r>
+              <w:rPr>
+                <w:rFonts w:ascii="Arial" w:hAnsi="Arial"/>
+                <w:color w:val="9CA3AF"/>
+                <w:sz w:val="20"/>
+              </w:rPr>
+              <w:t>Objectives status detail</w:t>
+            </w:r>
+          </w:p>
+        </w:tc>
+        <w:tc>
+          <w:sdt>
+            <w:sdtPr>
+              <w:tag w:val="bilan_01_statut_objectifs_detail"/>
+              <w:alias w:val="bilan_01_statut_objectifs_detail"/>
+              <w:text/>
+            </w:sdtPr>
+            <w:sdtContent>
+              <w:p>
+                <w:pPr>
+                  <w:pBdr>
+                    <w:bottom w:val="single" w:sz="4" w:space="1" w:color="3D81B0"/>
+                  </w:pBdr>
+                </w:pPr>
+                <w:r>
+                  <w:rPr>
+                    <w:rFonts w:ascii="Georgia" w:hAnsi="Georgia"/>
+                    <w:sz w:val="22"/>
+                    <w:color w:val="333333"/>
+                  </w:rPr>
+                  <w:t/>
+                </w:r>
+              </w:p>
+            </w:sdtContent>
+          </w:sdt>
+        </w:tc>
+      </w:tr>
+      <w:tr>
+        <w:tc>
+          <w:tcPr>
+            <w:tcW w:w="2268" w:type="dxa"/>
+          </w:tcPr>
+          <w:p>
+            <w:r>
+              <w:rPr>
+                <w:rFonts w:ascii="Arial" w:hAnsi="Arial"/>
+                <w:color w:val="9CA3AF"/>
+                <w:sz w:val="20"/>
+              </w:rPr>
+              <w:t>What went well?</w:t>
+            </w:r>
+          </w:p>
+        </w:tc>
+        <w:tc>
+          <w:sdt>
+            <w:sdtPr>
+              <w:tag w:val="bilan_01_was_lief_gut"/>
+              <w:alias w:val="bilan_01_was_lief_gut"/>
+              <w:text/>
+            </w:sdtPr>
+            <w:sdtContent>
+              <w:p>
+                <w:pPr>
+                  <w:pBdr>
+                    <w:bottom w:val="single" w:sz="4" w:space="1" w:color="3D81B0"/>
+                  </w:pBdr>
+                </w:pPr>
+                <w:r>
+                  <w:rPr>
+                    <w:rFonts w:ascii="Georgia" w:hAnsi="Georgia"/>
+                    <w:sz w:val="22"/>
+                    <w:color w:val="333333"/>
+                  </w:rPr>
+                  <w:t/>
+                </w:r>
+              </w:p>
+            </w:sdtContent>
+          </w:sdt>
+        </w:tc>
+      </w:tr>
+      <w:tr>
+        <w:tc>
+          <w:tcPr>
+            <w:tcW w:w="2268" w:type="dxa"/>
+          </w:tcPr>
+          <w:p>
+            <w:r>
+              <w:rPr>
+                <w:rFonts w:ascii="Arial" w:hAnsi="Arial"/>
+                <w:color w:val="9CA3AF"/>
+                <w:sz w:val="20"/>
+              </w:rPr>
+              <w:t>Where do I need support?</w:t>
+            </w:r>
+          </w:p>
+        </w:tc>
+        <w:tc>
+          <w:sdt>
+            <w:sdtPr>
+              <w:tag w:val="bilan_01_wo_brauche_ich"/>
+              <w:alias w:val="bilan_01_wo_brauche_ich"/>
+              <w:text/>
+            </w:sdtPr>
+            <w:sdtContent>
+              <w:p>
+                <w:pPr>
+                  <w:pBdr>
+                    <w:bottom w:val="single" w:sz="4" w:space="1" w:color="3D81B0"/>
+                  </w:pBdr>
+                </w:pPr>
+                <w:r>
+                  <w:rPr>
+                    <w:rFonts w:ascii="Georgia" w:hAnsi="Georgia"/>
+                    <w:sz w:val="22"/>
+                    <w:color w:val="333333"/>
+                  </w:rPr>
+                  <w:t/>
+                </w:r>
+              </w:p>
+            </w:sdtContent>
+          </w:sdt>
+        </w:tc>
+      </w:tr>
+      <w:tr>
+        <w:tc>
+          <w:tcPr>
+            <w:tcW w:w="2268" w:type="dxa"/>
+          </w:tcPr>
+          <w:p>
+            <w:r>
+              <w:rPr>
+                <w:rFonts w:ascii="Arial" w:hAnsi="Arial"/>
+                <w:color w:val="9CA3AF"/>
+                <w:sz w:val="20"/>
+              </w:rPr>
+              <w:t>Topics for next appointment</w:t>
+            </w:r>
+          </w:p>
+        </w:tc>
+        <w:tc>
+          <w:sdt>
+            <w:sdtPr>
+              <w:tag w:val="bilan_01_themen_naechster_termin"/>
+              <w:alias w:val="bilan_01_themen_naechster_termin"/>
+              <w:text/>
+            </w:sdtPr>
+            <w:sdtContent>
+              <w:p>
+                <w:pPr>
+                  <w:pBdr>
+                    <w:bottom w:val="single" w:sz="4" w:space="1" w:color="3D81B0"/>
+                  </w:pBdr>
+                </w:pPr>
+                <w:r>
+                  <w:rPr>
+                    <w:rFonts w:ascii="Georgia" w:hAnsi="Georgia"/>
+                    <w:sz w:val="22"/>
+                    <w:color w:val="333333"/>
+                  </w:rPr>
+                  <w:t/>
+                </w:r>
+              </w:p>
+            </w:sdtContent>
+          </w:sdt>
+        </w:tc>
+      </w:tr>
+      <w:tr>
+        <w:tc>
+          <w:tcPr>
+            <w:tcW w:w="2268" w:type="dxa"/>
+          </w:tcPr>
+          <w:p>
+            <w:r>
+              <w:rPr>
+                <w:rFonts w:ascii="Arial" w:hAnsi="Arial"/>
+                <w:color w:val="9CA3AF"/>
+                <w:sz w:val="20"/>
+              </w:rPr>
+              <w:t>Additional remarks</w:t>
+            </w:r>
+          </w:p>
+        </w:tc>
+        <w:tc>
+          <w:sdt>
+            <w:sdtPr>
+              <w:tag w:val="bilan_01_sonstige_anmerkungen"/>
+              <w:alias w:val="bilan_01_sonstige_anmerkungen"/>
+              <w:text/>
+            </w:sdtPr>
+            <w:sdtContent>
+              <w:p>
+                <w:pPr>
+                  <w:pBdr>
+                    <w:bottom w:val="single" w:sz="4" w:space="1" w:color="3D81B0"/>
+                  </w:pBdr>
+                </w:pPr>
+                <w:r>
+                  <w:rPr>
+                    <w:rFonts w:ascii="Georgia" w:hAnsi="Georgia"/>
+                    <w:sz w:val="22"/>
+                    <w:color w:val="333333"/>
+                  </w:rPr>
+                  <w:t/>
+                </w:r>
+              </w:p>
+            </w:sdtContent>
+          </w:sdt>
+        </w:tc>
+      </w:tr>
+    </w:tbl>
     <w:p/>
     <w:p>
       <w:r>
         <w:rPr>
+          <w:rFonts w:ascii="Arial" w:hAnsi="Arial"/>
           <w:b/>
-        </w:rPr>
-        <w:t>Appointment date:</w:t>
-      </w:r>
-    </w:p>
-    <w:p/>
-    <w:p>
-      <w:r>
-        <w:rPr>
-          <w:b/>
-        </w:rPr>
-        <w:t>Submission date:</w:t>
-      </w:r>
-    </w:p>
-    <w:p/>
-    <w:p>
-      <w:r>
-        <w:rPr>
-          <w:b/>
-        </w:rPr>
-        <w:t>General monthly review:</w:t>
-      </w:r>
-    </w:p>
-    <w:p/>
-    <w:p>
-      <w:r>
-        <w:rPr>
-          <w:b/>
-        </w:rPr>
-        <w:t>Previous objectives status:</w:t>
-      </w:r>
-    </w:p>
-    <w:p/>
-    <w:p>
-      <w:r>
-        <w:rPr>
-          <w:b/>
-        </w:rPr>
-        <w:t>Objectives status detail:</w:t>
-      </w:r>
-    </w:p>
-    <w:p/>
-    <w:p>
-      <w:r>
-        <w:rPr>
-          <w:b/>
-        </w:rPr>
-        <w:t>What went well?:</w:t>
-      </w:r>
-    </w:p>
-    <w:p/>
-    <w:p>
-      <w:r>
-        <w:rPr>
-          <w:b/>
-        </w:rPr>
-        <w:t>Where do I need support?:</w:t>
-      </w:r>
-    </w:p>
-    <w:p/>
-    <w:p>
-      <w:r>
-        <w:rPr>
-          <w:b/>
-        </w:rPr>
-        <w:t>Topics for next appointment:</w:t>
-      </w:r>
-    </w:p>
-    <w:p/>
-    <w:p>
-      <w:r>
-        <w:rPr>
-          <w:b/>
-        </w:rPr>
-        <w:t>Additional remarks:</w:t>
-      </w:r>
-    </w:p>
-    <w:p/>
-    <w:p/>
-    <w:p>
-      <w:r>
-        <w:rPr>
-          <w:b/>
+          <w:color w:val="333333"/>
+          <w:sz w:val="20"/>
         </w:rPr>
         <w:t>Monthly Review - Signatures</w:t>
       </w:r>
     </w:p>
     <w:p>
       <w:r>
+        <w:rPr>
+          <w:sz w:val="20"/>
+        </w:rPr>
         <w:t>Date: .............................</w:t>
       </w:r>
     </w:p>
     <w:p>
       <w:r>
+        <w:rPr>
+          <w:sz w:val="20"/>
+        </w:rPr>
         <w:t>Participant:</w:t>
       </w:r>
       <w:r>
+        <w:rPr>
+          <w:sz w:val="20"/>
+        </w:rPr>
         <w:t xml:space="preserve">                    </w:t>
       </w:r>
       <w:r>
+        <w:rPr>
+          <w:sz w:val="20"/>
+        </w:rPr>
         <w:t xml:space="preserve">                              Advisor:</w:t>
       </w:r>
     </w:p>
     <w:p>
       <w:r>
+        <w:rPr>
+          <w:sz w:val="20"/>
+        </w:rPr>
         <w:t>_________________________________</w:t>
       </w:r>
       <w:r>
+        <w:rPr>
+          <w:sz w:val="20"/>
+        </w:rPr>
         <w:t xml:space="preserve">       </w:t>
       </w:r>
       <w:r>
+        <w:rPr>
+          <w:sz w:val="20"/>
+        </w:rPr>
         <w:t xml:space="preserve">       _________________________________</w:t>
       </w:r>
     </w:p>
@@ -284,130 +1039,494 @@
     </w:p>
     <w:p>
       <w:pPr>
-        <w:pStyle w:val="Heading1"/>
+        <w:spacing w:before="240" w:after="120"/>
       </w:pPr>
       <w:r>
         <w:rPr>
-          <w:color w:val="003DA5"/>
+          <w:rFonts w:ascii="Georgia" w:hAnsi="Georgia"/>
+          <w:b/>
+          <w:color w:val="3D81B0"/>
+          <w:sz w:val="32"/>
         </w:rPr>
-        <w:t>Monthly Review - Session 02</w:t>
+        <w:t>Monthly Update 02</w:t>
       </w:r>
     </w:p>
+    <w:p>
+      <w:pPr>
+        <w:spacing w:before="120" w:after="120"/>
+      </w:pPr>
+      <w:r>
+        <w:rPr>
+          <w:rFonts w:ascii="Arial" w:hAnsi="Arial"/>
+          <w:color w:val="2A5A7A"/>
+          <w:sz w:val="24"/>
+        </w:rPr>
+        <w:t>Monthly Review</w:t>
+      </w:r>
+    </w:p>
+    <w:p/>
+    <w:tbl>
+      <w:tblPr>
+        <w:tblLook w:firstColumn="1" w:firstRow="1" w:lastColumn="0" w:lastRow="0" w:noHBand="0" w:noVBand="1" w:val="04A0"/>
+        <w:tblW w:w="9355" w:type="dxa"/>
+        <w:tblBorders>
+          <w:top w:val="none" w:sz="0" w:space="0" w:color="auto"/>
+          <w:left w:val="none" w:sz="0" w:space="0" w:color="auto"/>
+          <w:bottom w:val="none" w:sz="0" w:space="0" w:color="auto"/>
+          <w:right w:val="none" w:sz="0" w:space="0" w:color="auto"/>
+          <w:insideH w:val="none" w:sz="0" w:space="0" w:color="auto"/>
+          <w:insideV w:val="none" w:sz="0" w:space="0" w:color="auto"/>
+        </w:tblBorders>
+      </w:tblPr>
+      <w:tblGrid>
+        <w:gridCol w:w="2268"/>
+        <w:gridCol w:w="7087"/>
+      </w:tblGrid>
+      <w:tr>
+        <w:tc>
+          <w:tcPr>
+            <w:tcW w:w="2268" w:type="dxa"/>
+          </w:tcPr>
+          <w:p>
+            <w:r>
+              <w:rPr>
+                <w:rFonts w:ascii="Arial" w:hAnsi="Arial"/>
+                <w:color w:val="9CA3AF"/>
+                <w:sz w:val="20"/>
+              </w:rPr>
+              <w:t>Appointment date</w:t>
+            </w:r>
+          </w:p>
+        </w:tc>
+        <w:tc>
+          <w:sdt>
+            <w:sdtPr>
+              <w:tag w:val="bilan_02_date_rdv"/>
+              <w:alias w:val="bilan_02_date_rdv"/>
+              <w:text/>
+            </w:sdtPr>
+            <w:sdtContent>
+              <w:p>
+                <w:pPr>
+                  <w:pBdr>
+                    <w:bottom w:val="single" w:sz="4" w:space="1" w:color="3D81B0"/>
+                  </w:pBdr>
+                </w:pPr>
+                <w:r>
+                  <w:rPr>
+                    <w:rFonts w:ascii="Georgia" w:hAnsi="Georgia"/>
+                    <w:sz w:val="22"/>
+                    <w:color w:val="333333"/>
+                  </w:rPr>
+                  <w:t/>
+                </w:r>
+              </w:p>
+            </w:sdtContent>
+          </w:sdt>
+        </w:tc>
+      </w:tr>
+      <w:tr>
+        <w:tc>
+          <w:tcPr>
+            <w:tcW w:w="2268" w:type="dxa"/>
+          </w:tcPr>
+          <w:p>
+            <w:r>
+              <w:rPr>
+                <w:rFonts w:ascii="Arial" w:hAnsi="Arial"/>
+                <w:color w:val="9CA3AF"/>
+                <w:sz w:val="20"/>
+              </w:rPr>
+              <w:t>Submission date</w:t>
+            </w:r>
+          </w:p>
+        </w:tc>
+        <w:tc>
+          <w:sdt>
+            <w:sdtPr>
+              <w:tag w:val="bilan_02_date_soumission"/>
+              <w:alias w:val="bilan_02_date_soumission"/>
+              <w:text/>
+            </w:sdtPr>
+            <w:sdtContent>
+              <w:p>
+                <w:pPr>
+                  <w:pBdr>
+                    <w:bottom w:val="single" w:sz="4" w:space="1" w:color="3D81B0"/>
+                  </w:pBdr>
+                </w:pPr>
+                <w:r>
+                  <w:rPr>
+                    <w:rFonts w:ascii="Georgia" w:hAnsi="Georgia"/>
+                    <w:sz w:val="22"/>
+                    <w:color w:val="333333"/>
+                  </w:rPr>
+                  <w:t/>
+                </w:r>
+              </w:p>
+            </w:sdtContent>
+          </w:sdt>
+        </w:tc>
+      </w:tr>
+      <w:tr>
+        <w:tc>
+          <w:tcPr>
+            <w:tcW w:w="2268" w:type="dxa"/>
+          </w:tcPr>
+          <w:p>
+            <w:r>
+              <w:rPr>
+                <w:rFonts w:ascii="Arial" w:hAnsi="Arial"/>
+                <w:color w:val="9CA3AF"/>
+                <w:sz w:val="20"/>
+              </w:rPr>
+              <w:t>General monthly review</w:t>
+            </w:r>
+          </w:p>
+        </w:tc>
+        <w:tc>
+          <w:sdt>
+            <w:sdtPr>
+              <w:tag w:val="bilan_02_bilan_general"/>
+              <w:alias w:val="bilan_02_bilan_general"/>
+              <w:text/>
+            </w:sdtPr>
+            <w:sdtContent>
+              <w:p>
+                <w:pPr>
+                  <w:pBdr>
+                    <w:bottom w:val="single" w:sz="4" w:space="1" w:color="3D81B0"/>
+                  </w:pBdr>
+                </w:pPr>
+                <w:r>
+                  <w:rPr>
+                    <w:rFonts w:ascii="Georgia" w:hAnsi="Georgia"/>
+                    <w:sz w:val="22"/>
+                    <w:color w:val="333333"/>
+                  </w:rPr>
+                  <w:t/>
+                </w:r>
+              </w:p>
+            </w:sdtContent>
+          </w:sdt>
+        </w:tc>
+      </w:tr>
+      <w:tr>
+        <w:tc>
+          <w:tcPr>
+            <w:tcW w:w="2268" w:type="dxa"/>
+          </w:tcPr>
+          <w:p>
+            <w:r>
+              <w:rPr>
+                <w:rFonts w:ascii="Arial" w:hAnsi="Arial"/>
+                <w:color w:val="9CA3AF"/>
+                <w:sz w:val="20"/>
+              </w:rPr>
+              <w:t>Previous objectives status</w:t>
+            </w:r>
+          </w:p>
+        </w:tc>
+        <w:tc>
+          <w:sdt>
+            <w:sdtPr>
+              <w:tag w:val="bilan_02_statut_objectifs"/>
+              <w:alias w:val="bilan_02_statut_objectifs"/>
+              <w:text/>
+            </w:sdtPr>
+            <w:sdtContent>
+              <w:p>
+                <w:pPr>
+                  <w:pBdr>
+                    <w:bottom w:val="single" w:sz="4" w:space="1" w:color="3D81B0"/>
+                  </w:pBdr>
+                </w:pPr>
+                <w:r>
+                  <w:rPr>
+                    <w:rFonts w:ascii="Georgia" w:hAnsi="Georgia"/>
+                    <w:sz w:val="22"/>
+                    <w:color w:val="333333"/>
+                  </w:rPr>
+                  <w:t/>
+                </w:r>
+              </w:p>
+            </w:sdtContent>
+          </w:sdt>
+        </w:tc>
+      </w:tr>
+      <w:tr>
+        <w:tc>
+          <w:tcPr>
+            <w:tcW w:w="2268" w:type="dxa"/>
+          </w:tcPr>
+          <w:p>
+            <w:r>
+              <w:rPr>
+                <w:rFonts w:ascii="Arial" w:hAnsi="Arial"/>
+                <w:color w:val="9CA3AF"/>
+                <w:sz w:val="20"/>
+              </w:rPr>
+              <w:t>Objectives status detail</w:t>
+            </w:r>
+          </w:p>
+        </w:tc>
+        <w:tc>
+          <w:sdt>
+            <w:sdtPr>
+              <w:tag w:val="bilan_02_statut_objectifs_detail"/>
+              <w:alias w:val="bilan_02_statut_objectifs_detail"/>
+              <w:text/>
+            </w:sdtPr>
+            <w:sdtContent>
+              <w:p>
+                <w:pPr>
+                  <w:pBdr>
+                    <w:bottom w:val="single" w:sz="4" w:space="1" w:color="3D81B0"/>
+                  </w:pBdr>
+                </w:pPr>
+                <w:r>
+                  <w:rPr>
+                    <w:rFonts w:ascii="Georgia" w:hAnsi="Georgia"/>
+                    <w:sz w:val="22"/>
+                    <w:color w:val="333333"/>
+                  </w:rPr>
+                  <w:t/>
+                </w:r>
+              </w:p>
+            </w:sdtContent>
+          </w:sdt>
+        </w:tc>
+      </w:tr>
+      <w:tr>
+        <w:tc>
+          <w:tcPr>
+            <w:tcW w:w="2268" w:type="dxa"/>
+          </w:tcPr>
+          <w:p>
+            <w:r>
+              <w:rPr>
+                <w:rFonts w:ascii="Arial" w:hAnsi="Arial"/>
+                <w:color w:val="9CA3AF"/>
+                <w:sz w:val="20"/>
+              </w:rPr>
+              <w:t>What went well?</w:t>
+            </w:r>
+          </w:p>
+        </w:tc>
+        <w:tc>
+          <w:sdt>
+            <w:sdtPr>
+              <w:tag w:val="bilan_02_was_lief_gut"/>
+              <w:alias w:val="bilan_02_was_lief_gut"/>
+              <w:text/>
+            </w:sdtPr>
+            <w:sdtContent>
+              <w:p>
+                <w:pPr>
+                  <w:pBdr>
+                    <w:bottom w:val="single" w:sz="4" w:space="1" w:color="3D81B0"/>
+                  </w:pBdr>
+                </w:pPr>
+                <w:r>
+                  <w:rPr>
+                    <w:rFonts w:ascii="Georgia" w:hAnsi="Georgia"/>
+                    <w:sz w:val="22"/>
+                    <w:color w:val="333333"/>
+                  </w:rPr>
+                  <w:t/>
+                </w:r>
+              </w:p>
+            </w:sdtContent>
+          </w:sdt>
+        </w:tc>
+      </w:tr>
+      <w:tr>
+        <w:tc>
+          <w:tcPr>
+            <w:tcW w:w="2268" w:type="dxa"/>
+          </w:tcPr>
+          <w:p>
+            <w:r>
+              <w:rPr>
+                <w:rFonts w:ascii="Arial" w:hAnsi="Arial"/>
+                <w:color w:val="9CA3AF"/>
+                <w:sz w:val="20"/>
+              </w:rPr>
+              <w:t>Where do I need support?</w:t>
+            </w:r>
+          </w:p>
+        </w:tc>
+        <w:tc>
+          <w:sdt>
+            <w:sdtPr>
+              <w:tag w:val="bilan_02_wo_brauche_ich"/>
+              <w:alias w:val="bilan_02_wo_brauche_ich"/>
+              <w:text/>
+            </w:sdtPr>
+            <w:sdtContent>
+              <w:p>
+                <w:pPr>
+                  <w:pBdr>
+                    <w:bottom w:val="single" w:sz="4" w:space="1" w:color="3D81B0"/>
+                  </w:pBdr>
+                </w:pPr>
+                <w:r>
+                  <w:rPr>
+                    <w:rFonts w:ascii="Georgia" w:hAnsi="Georgia"/>
+                    <w:sz w:val="22"/>
+                    <w:color w:val="333333"/>
+                  </w:rPr>
+                  <w:t/>
+                </w:r>
+              </w:p>
+            </w:sdtContent>
+          </w:sdt>
+        </w:tc>
+      </w:tr>
+      <w:tr>
+        <w:tc>
+          <w:tcPr>
+            <w:tcW w:w="2268" w:type="dxa"/>
+          </w:tcPr>
+          <w:p>
+            <w:r>
+              <w:rPr>
+                <w:rFonts w:ascii="Arial" w:hAnsi="Arial"/>
+                <w:color w:val="9CA3AF"/>
+                <w:sz w:val="20"/>
+              </w:rPr>
+              <w:t>Topics for next appointment</w:t>
+            </w:r>
+          </w:p>
+        </w:tc>
+        <w:tc>
+          <w:sdt>
+            <w:sdtPr>
+              <w:tag w:val="bilan_02_themen_naechster_termin"/>
+              <w:alias w:val="bilan_02_themen_naechster_termin"/>
+              <w:text/>
+            </w:sdtPr>
+            <w:sdtContent>
+              <w:p>
+                <w:pPr>
+                  <w:pBdr>
+                    <w:bottom w:val="single" w:sz="4" w:space="1" w:color="3D81B0"/>
+                  </w:pBdr>
+                </w:pPr>
+                <w:r>
+                  <w:rPr>
+                    <w:rFonts w:ascii="Georgia" w:hAnsi="Georgia"/>
+                    <w:sz w:val="22"/>
+                    <w:color w:val="333333"/>
+                  </w:rPr>
+                  <w:t/>
+                </w:r>
+              </w:p>
+            </w:sdtContent>
+          </w:sdt>
+        </w:tc>
+      </w:tr>
+      <w:tr>
+        <w:tc>
+          <w:tcPr>
+            <w:tcW w:w="2268" w:type="dxa"/>
+          </w:tcPr>
+          <w:p>
+            <w:r>
+              <w:rPr>
+                <w:rFonts w:ascii="Arial" w:hAnsi="Arial"/>
+                <w:color w:val="9CA3AF"/>
+                <w:sz w:val="20"/>
+              </w:rPr>
+              <w:t>Additional remarks</w:t>
+            </w:r>
+          </w:p>
+        </w:tc>
+        <w:tc>
+          <w:sdt>
+            <w:sdtPr>
+              <w:tag w:val="bilan_02_sonstige_anmerkungen"/>
+              <w:alias w:val="bilan_02_sonstige_anmerkungen"/>
+              <w:text/>
+            </w:sdtPr>
+            <w:sdtContent>
+              <w:p>
+                <w:pPr>
+                  <w:pBdr>
+                    <w:bottom w:val="single" w:sz="4" w:space="1" w:color="3D81B0"/>
+                  </w:pBdr>
+                </w:pPr>
+                <w:r>
+                  <w:rPr>
+                    <w:rFonts w:ascii="Georgia" w:hAnsi="Georgia"/>
+                    <w:sz w:val="22"/>
+                    <w:color w:val="333333"/>
+                  </w:rPr>
+                  <w:t/>
+                </w:r>
+              </w:p>
+            </w:sdtContent>
+          </w:sdt>
+        </w:tc>
+      </w:tr>
+    </w:tbl>
     <w:p/>
     <w:p>
       <w:r>
         <w:rPr>
+          <w:rFonts w:ascii="Arial" w:hAnsi="Arial"/>
           <w:b/>
-        </w:rPr>
-        <w:t>Appointment date:</w:t>
-      </w:r>
-    </w:p>
-    <w:p/>
-    <w:p>
-      <w:r>
-        <w:rPr>
-          <w:b/>
-        </w:rPr>
-        <w:t>Submission date:</w:t>
-      </w:r>
-    </w:p>
-    <w:p/>
-    <w:p>
-      <w:r>
-        <w:rPr>
-          <w:b/>
-        </w:rPr>
-        <w:t>General monthly review:</w:t>
-      </w:r>
-    </w:p>
-    <w:p/>
-    <w:p>
-      <w:r>
-        <w:rPr>
-          <w:b/>
-        </w:rPr>
-        <w:t>Previous objectives status:</w:t>
-      </w:r>
-    </w:p>
-    <w:p/>
-    <w:p>
-      <w:r>
-        <w:rPr>
-          <w:b/>
-        </w:rPr>
-        <w:t>Objectives status detail:</w:t>
-      </w:r>
-    </w:p>
-    <w:p/>
-    <w:p>
-      <w:r>
-        <w:rPr>
-          <w:b/>
-        </w:rPr>
-        <w:t>What went well?:</w:t>
-      </w:r>
-    </w:p>
-    <w:p/>
-    <w:p>
-      <w:r>
-        <w:rPr>
-          <w:b/>
-        </w:rPr>
-        <w:t>Where do I need support?:</w:t>
-      </w:r>
-    </w:p>
-    <w:p/>
-    <w:p>
-      <w:r>
-        <w:rPr>
-          <w:b/>
-        </w:rPr>
-        <w:t>Topics for next appointment:</w:t>
-      </w:r>
-    </w:p>
-    <w:p/>
-    <w:p>
-      <w:r>
-        <w:rPr>
-          <w:b/>
-        </w:rPr>
-        <w:t>Additional remarks:</w:t>
-      </w:r>
-    </w:p>
-    <w:p/>
-    <w:p/>
-    <w:p>
-      <w:r>
-        <w:rPr>
-          <w:b/>
+          <w:color w:val="333333"/>
+          <w:sz w:val="20"/>
         </w:rPr>
         <w:t>Monthly Review - Signatures</w:t>
       </w:r>
     </w:p>
     <w:p>
       <w:r>
+        <w:rPr>
+          <w:sz w:val="20"/>
+        </w:rPr>
         <w:t>Date: .............................</w:t>
       </w:r>
     </w:p>
     <w:p>
       <w:r>
+        <w:rPr>
+          <w:sz w:val="20"/>
+        </w:rPr>
         <w:t>Participant:</w:t>
       </w:r>
       <w:r>
+        <w:rPr>
+          <w:sz w:val="20"/>
+        </w:rPr>
         <w:t xml:space="preserve">                    </w:t>
       </w:r>
       <w:r>
+        <w:rPr>
+          <w:sz w:val="20"/>
+        </w:rPr>
         <w:t xml:space="preserve">                              Advisor:</w:t>
       </w:r>
     </w:p>
     <w:p>
       <w:r>
+        <w:rPr>
+          <w:sz w:val="20"/>
+        </w:rPr>
         <w:t>_________________________________</w:t>
       </w:r>
       <w:r>
+        <w:rPr>
+          <w:sz w:val="20"/>
+        </w:rPr>
         <w:t xml:space="preserve">       </w:t>
       </w:r>
       <w:r>
+        <w:rPr>
+          <w:sz w:val="20"/>
+        </w:rPr>
         <w:t xml:space="preserve">       _________________________________</w:t>
       </w:r>
     </w:p>
@@ -419,130 +1538,494 @@
     </w:p>
     <w:p>
       <w:pPr>
-        <w:pStyle w:val="Heading1"/>
+        <w:spacing w:before="240" w:after="120"/>
       </w:pPr>
       <w:r>
         <w:rPr>
-          <w:color w:val="003DA5"/>
+          <w:rFonts w:ascii="Georgia" w:hAnsi="Georgia"/>
+          <w:b/>
+          <w:color w:val="3D81B0"/>
+          <w:sz w:val="32"/>
         </w:rPr>
-        <w:t>Monthly Review - Session 03</w:t>
+        <w:t>Monthly Update 03</w:t>
       </w:r>
     </w:p>
+    <w:p>
+      <w:pPr>
+        <w:spacing w:before="120" w:after="120"/>
+      </w:pPr>
+      <w:r>
+        <w:rPr>
+          <w:rFonts w:ascii="Arial" w:hAnsi="Arial"/>
+          <w:color w:val="2A5A7A"/>
+          <w:sz w:val="24"/>
+        </w:rPr>
+        <w:t>Monthly Review</w:t>
+      </w:r>
+    </w:p>
+    <w:p/>
+    <w:tbl>
+      <w:tblPr>
+        <w:tblLook w:firstColumn="1" w:firstRow="1" w:lastColumn="0" w:lastRow="0" w:noHBand="0" w:noVBand="1" w:val="04A0"/>
+        <w:tblW w:w="9355" w:type="dxa"/>
+        <w:tblBorders>
+          <w:top w:val="none" w:sz="0" w:space="0" w:color="auto"/>
+          <w:left w:val="none" w:sz="0" w:space="0" w:color="auto"/>
+          <w:bottom w:val="none" w:sz="0" w:space="0" w:color="auto"/>
+          <w:right w:val="none" w:sz="0" w:space="0" w:color="auto"/>
+          <w:insideH w:val="none" w:sz="0" w:space="0" w:color="auto"/>
+          <w:insideV w:val="none" w:sz="0" w:space="0" w:color="auto"/>
+        </w:tblBorders>
+      </w:tblPr>
+      <w:tblGrid>
+        <w:gridCol w:w="2268"/>
+        <w:gridCol w:w="7087"/>
+      </w:tblGrid>
+      <w:tr>
+        <w:tc>
+          <w:tcPr>
+            <w:tcW w:w="2268" w:type="dxa"/>
+          </w:tcPr>
+          <w:p>
+            <w:r>
+              <w:rPr>
+                <w:rFonts w:ascii="Arial" w:hAnsi="Arial"/>
+                <w:color w:val="9CA3AF"/>
+                <w:sz w:val="20"/>
+              </w:rPr>
+              <w:t>Appointment date</w:t>
+            </w:r>
+          </w:p>
+        </w:tc>
+        <w:tc>
+          <w:sdt>
+            <w:sdtPr>
+              <w:tag w:val="bilan_03_date_rdv"/>
+              <w:alias w:val="bilan_03_date_rdv"/>
+              <w:text/>
+            </w:sdtPr>
+            <w:sdtContent>
+              <w:p>
+                <w:pPr>
+                  <w:pBdr>
+                    <w:bottom w:val="single" w:sz="4" w:space="1" w:color="3D81B0"/>
+                  </w:pBdr>
+                </w:pPr>
+                <w:r>
+                  <w:rPr>
+                    <w:rFonts w:ascii="Georgia" w:hAnsi="Georgia"/>
+                    <w:sz w:val="22"/>
+                    <w:color w:val="333333"/>
+                  </w:rPr>
+                  <w:t/>
+                </w:r>
+              </w:p>
+            </w:sdtContent>
+          </w:sdt>
+        </w:tc>
+      </w:tr>
+      <w:tr>
+        <w:tc>
+          <w:tcPr>
+            <w:tcW w:w="2268" w:type="dxa"/>
+          </w:tcPr>
+          <w:p>
+            <w:r>
+              <w:rPr>
+                <w:rFonts w:ascii="Arial" w:hAnsi="Arial"/>
+                <w:color w:val="9CA3AF"/>
+                <w:sz w:val="20"/>
+              </w:rPr>
+              <w:t>Submission date</w:t>
+            </w:r>
+          </w:p>
+        </w:tc>
+        <w:tc>
+          <w:sdt>
+            <w:sdtPr>
+              <w:tag w:val="bilan_03_date_soumission"/>
+              <w:alias w:val="bilan_03_date_soumission"/>
+              <w:text/>
+            </w:sdtPr>
+            <w:sdtContent>
+              <w:p>
+                <w:pPr>
+                  <w:pBdr>
+                    <w:bottom w:val="single" w:sz="4" w:space="1" w:color="3D81B0"/>
+                  </w:pBdr>
+                </w:pPr>
+                <w:r>
+                  <w:rPr>
+                    <w:rFonts w:ascii="Georgia" w:hAnsi="Georgia"/>
+                    <w:sz w:val="22"/>
+                    <w:color w:val="333333"/>
+                  </w:rPr>
+                  <w:t/>
+                </w:r>
+              </w:p>
+            </w:sdtContent>
+          </w:sdt>
+        </w:tc>
+      </w:tr>
+      <w:tr>
+        <w:tc>
+          <w:tcPr>
+            <w:tcW w:w="2268" w:type="dxa"/>
+          </w:tcPr>
+          <w:p>
+            <w:r>
+              <w:rPr>
+                <w:rFonts w:ascii="Arial" w:hAnsi="Arial"/>
+                <w:color w:val="9CA3AF"/>
+                <w:sz w:val="20"/>
+              </w:rPr>
+              <w:t>General monthly review</w:t>
+            </w:r>
+          </w:p>
+        </w:tc>
+        <w:tc>
+          <w:sdt>
+            <w:sdtPr>
+              <w:tag w:val="bilan_03_bilan_general"/>
+              <w:alias w:val="bilan_03_bilan_general"/>
+              <w:text/>
+            </w:sdtPr>
+            <w:sdtContent>
+              <w:p>
+                <w:pPr>
+                  <w:pBdr>
+                    <w:bottom w:val="single" w:sz="4" w:space="1" w:color="3D81B0"/>
+                  </w:pBdr>
+                </w:pPr>
+                <w:r>
+                  <w:rPr>
+                    <w:rFonts w:ascii="Georgia" w:hAnsi="Georgia"/>
+                    <w:sz w:val="22"/>
+                    <w:color w:val="333333"/>
+                  </w:rPr>
+                  <w:t/>
+                </w:r>
+              </w:p>
+            </w:sdtContent>
+          </w:sdt>
+        </w:tc>
+      </w:tr>
+      <w:tr>
+        <w:tc>
+          <w:tcPr>
+            <w:tcW w:w="2268" w:type="dxa"/>
+          </w:tcPr>
+          <w:p>
+            <w:r>
+              <w:rPr>
+                <w:rFonts w:ascii="Arial" w:hAnsi="Arial"/>
+                <w:color w:val="9CA3AF"/>
+                <w:sz w:val="20"/>
+              </w:rPr>
+              <w:t>Previous objectives status</w:t>
+            </w:r>
+          </w:p>
+        </w:tc>
+        <w:tc>
+          <w:sdt>
+            <w:sdtPr>
+              <w:tag w:val="bilan_03_statut_objectifs"/>
+              <w:alias w:val="bilan_03_statut_objectifs"/>
+              <w:text/>
+            </w:sdtPr>
+            <w:sdtContent>
+              <w:p>
+                <w:pPr>
+                  <w:pBdr>
+                    <w:bottom w:val="single" w:sz="4" w:space="1" w:color="3D81B0"/>
+                  </w:pBdr>
+                </w:pPr>
+                <w:r>
+                  <w:rPr>
+                    <w:rFonts w:ascii="Georgia" w:hAnsi="Georgia"/>
+                    <w:sz w:val="22"/>
+                    <w:color w:val="333333"/>
+                  </w:rPr>
+                  <w:t/>
+                </w:r>
+              </w:p>
+            </w:sdtContent>
+          </w:sdt>
+        </w:tc>
+      </w:tr>
+      <w:tr>
+        <w:tc>
+          <w:tcPr>
+            <w:tcW w:w="2268" w:type="dxa"/>
+          </w:tcPr>
+          <w:p>
+            <w:r>
+              <w:rPr>
+                <w:rFonts w:ascii="Arial" w:hAnsi="Arial"/>
+                <w:color w:val="9CA3AF"/>
+                <w:sz w:val="20"/>
+              </w:rPr>
+              <w:t>Objectives status detail</w:t>
+            </w:r>
+          </w:p>
+        </w:tc>
+        <w:tc>
+          <w:sdt>
+            <w:sdtPr>
+              <w:tag w:val="bilan_03_statut_objectifs_detail"/>
+              <w:alias w:val="bilan_03_statut_objectifs_detail"/>
+              <w:text/>
+            </w:sdtPr>
+            <w:sdtContent>
+              <w:p>
+                <w:pPr>
+                  <w:pBdr>
+                    <w:bottom w:val="single" w:sz="4" w:space="1" w:color="3D81B0"/>
+                  </w:pBdr>
+                </w:pPr>
+                <w:r>
+                  <w:rPr>
+                    <w:rFonts w:ascii="Georgia" w:hAnsi="Georgia"/>
+                    <w:sz w:val="22"/>
+                    <w:color w:val="333333"/>
+                  </w:rPr>
+                  <w:t/>
+                </w:r>
+              </w:p>
+            </w:sdtContent>
+          </w:sdt>
+        </w:tc>
+      </w:tr>
+      <w:tr>
+        <w:tc>
+          <w:tcPr>
+            <w:tcW w:w="2268" w:type="dxa"/>
+          </w:tcPr>
+          <w:p>
+            <w:r>
+              <w:rPr>
+                <w:rFonts w:ascii="Arial" w:hAnsi="Arial"/>
+                <w:color w:val="9CA3AF"/>
+                <w:sz w:val="20"/>
+              </w:rPr>
+              <w:t>What went well?</w:t>
+            </w:r>
+          </w:p>
+        </w:tc>
+        <w:tc>
+          <w:sdt>
+            <w:sdtPr>
+              <w:tag w:val="bilan_03_was_lief_gut"/>
+              <w:alias w:val="bilan_03_was_lief_gut"/>
+              <w:text/>
+            </w:sdtPr>
+            <w:sdtContent>
+              <w:p>
+                <w:pPr>
+                  <w:pBdr>
+                    <w:bottom w:val="single" w:sz="4" w:space="1" w:color="3D81B0"/>
+                  </w:pBdr>
+                </w:pPr>
+                <w:r>
+                  <w:rPr>
+                    <w:rFonts w:ascii="Georgia" w:hAnsi="Georgia"/>
+                    <w:sz w:val="22"/>
+                    <w:color w:val="333333"/>
+                  </w:rPr>
+                  <w:t/>
+                </w:r>
+              </w:p>
+            </w:sdtContent>
+          </w:sdt>
+        </w:tc>
+      </w:tr>
+      <w:tr>
+        <w:tc>
+          <w:tcPr>
+            <w:tcW w:w="2268" w:type="dxa"/>
+          </w:tcPr>
+          <w:p>
+            <w:r>
+              <w:rPr>
+                <w:rFonts w:ascii="Arial" w:hAnsi="Arial"/>
+                <w:color w:val="9CA3AF"/>
+                <w:sz w:val="20"/>
+              </w:rPr>
+              <w:t>Where do I need support?</w:t>
+            </w:r>
+          </w:p>
+        </w:tc>
+        <w:tc>
+          <w:sdt>
+            <w:sdtPr>
+              <w:tag w:val="bilan_03_wo_brauche_ich"/>
+              <w:alias w:val="bilan_03_wo_brauche_ich"/>
+              <w:text/>
+            </w:sdtPr>
+            <w:sdtContent>
+              <w:p>
+                <w:pPr>
+                  <w:pBdr>
+                    <w:bottom w:val="single" w:sz="4" w:space="1" w:color="3D81B0"/>
+                  </w:pBdr>
+                </w:pPr>
+                <w:r>
+                  <w:rPr>
+                    <w:rFonts w:ascii="Georgia" w:hAnsi="Georgia"/>
+                    <w:sz w:val="22"/>
+                    <w:color w:val="333333"/>
+                  </w:rPr>
+                  <w:t/>
+                </w:r>
+              </w:p>
+            </w:sdtContent>
+          </w:sdt>
+        </w:tc>
+      </w:tr>
+      <w:tr>
+        <w:tc>
+          <w:tcPr>
+            <w:tcW w:w="2268" w:type="dxa"/>
+          </w:tcPr>
+          <w:p>
+            <w:r>
+              <w:rPr>
+                <w:rFonts w:ascii="Arial" w:hAnsi="Arial"/>
+                <w:color w:val="9CA3AF"/>
+                <w:sz w:val="20"/>
+              </w:rPr>
+              <w:t>Topics for next appointment</w:t>
+            </w:r>
+          </w:p>
+        </w:tc>
+        <w:tc>
+          <w:sdt>
+            <w:sdtPr>
+              <w:tag w:val="bilan_03_themen_naechster_termin"/>
+              <w:alias w:val="bilan_03_themen_naechster_termin"/>
+              <w:text/>
+            </w:sdtPr>
+            <w:sdtContent>
+              <w:p>
+                <w:pPr>
+                  <w:pBdr>
+                    <w:bottom w:val="single" w:sz="4" w:space="1" w:color="3D81B0"/>
+                  </w:pBdr>
+                </w:pPr>
+                <w:r>
+                  <w:rPr>
+                    <w:rFonts w:ascii="Georgia" w:hAnsi="Georgia"/>
+                    <w:sz w:val="22"/>
+                    <w:color w:val="333333"/>
+                  </w:rPr>
+                  <w:t/>
+                </w:r>
+              </w:p>
+            </w:sdtContent>
+          </w:sdt>
+        </w:tc>
+      </w:tr>
+      <w:tr>
+        <w:tc>
+          <w:tcPr>
+            <w:tcW w:w="2268" w:type="dxa"/>
+          </w:tcPr>
+          <w:p>
+            <w:r>
+              <w:rPr>
+                <w:rFonts w:ascii="Arial" w:hAnsi="Arial"/>
+                <w:color w:val="9CA3AF"/>
+                <w:sz w:val="20"/>
+              </w:rPr>
+              <w:t>Additional remarks</w:t>
+            </w:r>
+          </w:p>
+        </w:tc>
+        <w:tc>
+          <w:sdt>
+            <w:sdtPr>
+              <w:tag w:val="bilan_03_sonstige_anmerkungen"/>
+              <w:alias w:val="bilan_03_sonstige_anmerkungen"/>
+              <w:text/>
+            </w:sdtPr>
+            <w:sdtContent>
+              <w:p>
+                <w:pPr>
+                  <w:pBdr>
+                    <w:bottom w:val="single" w:sz="4" w:space="1" w:color="3D81B0"/>
+                  </w:pBdr>
+                </w:pPr>
+                <w:r>
+                  <w:rPr>
+                    <w:rFonts w:ascii="Georgia" w:hAnsi="Georgia"/>
+                    <w:sz w:val="22"/>
+                    <w:color w:val="333333"/>
+                  </w:rPr>
+                  <w:t/>
+                </w:r>
+              </w:p>
+            </w:sdtContent>
+          </w:sdt>
+        </w:tc>
+      </w:tr>
+    </w:tbl>
     <w:p/>
     <w:p>
       <w:r>
         <w:rPr>
+          <w:rFonts w:ascii="Arial" w:hAnsi="Arial"/>
           <w:b/>
-        </w:rPr>
-        <w:t>Appointment date:</w:t>
-      </w:r>
-    </w:p>
-    <w:p/>
-    <w:p>
-      <w:r>
-        <w:rPr>
-          <w:b/>
-        </w:rPr>
-        <w:t>Submission date:</w:t>
-      </w:r>
-    </w:p>
-    <w:p/>
-    <w:p>
-      <w:r>
-        <w:rPr>
-          <w:b/>
-        </w:rPr>
-        <w:t>General monthly review:</w:t>
-      </w:r>
-    </w:p>
-    <w:p/>
-    <w:p>
-      <w:r>
-        <w:rPr>
-          <w:b/>
-        </w:rPr>
-        <w:t>Previous objectives status:</w:t>
-      </w:r>
-    </w:p>
-    <w:p/>
-    <w:p>
-      <w:r>
-        <w:rPr>
-          <w:b/>
-        </w:rPr>
-        <w:t>Objectives status detail:</w:t>
-      </w:r>
-    </w:p>
-    <w:p/>
-    <w:p>
-      <w:r>
-        <w:rPr>
-          <w:b/>
-        </w:rPr>
-        <w:t>What went well?:</w:t>
-      </w:r>
-    </w:p>
-    <w:p/>
-    <w:p>
-      <w:r>
-        <w:rPr>
-          <w:b/>
-        </w:rPr>
-        <w:t>Where do I need support?:</w:t>
-      </w:r>
-    </w:p>
-    <w:p/>
-    <w:p>
-      <w:r>
-        <w:rPr>
-          <w:b/>
-        </w:rPr>
-        <w:t>Topics for next appointment:</w:t>
-      </w:r>
-    </w:p>
-    <w:p/>
-    <w:p>
-      <w:r>
-        <w:rPr>
-          <w:b/>
-        </w:rPr>
-        <w:t>Additional remarks:</w:t>
-      </w:r>
-    </w:p>
-    <w:p/>
-    <w:p/>
-    <w:p>
-      <w:r>
-        <w:rPr>
-          <w:b/>
+          <w:color w:val="333333"/>
+          <w:sz w:val="20"/>
         </w:rPr>
         <w:t>Monthly Review - Signatures</w:t>
       </w:r>
     </w:p>
     <w:p>
       <w:r>
+        <w:rPr>
+          <w:sz w:val="20"/>
+        </w:rPr>
         <w:t>Date: .............................</w:t>
       </w:r>
     </w:p>
     <w:p>
       <w:r>
+        <w:rPr>
+          <w:sz w:val="20"/>
+        </w:rPr>
         <w:t>Participant:</w:t>
       </w:r>
       <w:r>
+        <w:rPr>
+          <w:sz w:val="20"/>
+        </w:rPr>
         <w:t xml:space="preserve">                    </w:t>
       </w:r>
       <w:r>
+        <w:rPr>
+          <w:sz w:val="20"/>
+        </w:rPr>
         <w:t xml:space="preserve">                              Advisor:</w:t>
       </w:r>
     </w:p>
     <w:p>
       <w:r>
+        <w:rPr>
+          <w:sz w:val="20"/>
+        </w:rPr>
         <w:t>_________________________________</w:t>
       </w:r>
       <w:r>
+        <w:rPr>
+          <w:sz w:val="20"/>
+        </w:rPr>
         <w:t xml:space="preserve">       </w:t>
       </w:r>
       <w:r>
+        <w:rPr>
+          <w:sz w:val="20"/>
+        </w:rPr>
         <w:t xml:space="preserve">       _________________________________</w:t>
       </w:r>
     </w:p>
@@ -554,130 +2037,494 @@
     </w:p>
     <w:p>
       <w:pPr>
-        <w:pStyle w:val="Heading1"/>
+        <w:spacing w:before="240" w:after="120"/>
       </w:pPr>
       <w:r>
         <w:rPr>
-          <w:color w:val="003DA5"/>
+          <w:rFonts w:ascii="Georgia" w:hAnsi="Georgia"/>
+          <w:b/>
+          <w:color w:val="3D81B0"/>
+          <w:sz w:val="32"/>
         </w:rPr>
-        <w:t>Monthly Review - Session 04</w:t>
+        <w:t>Monthly Update 04</w:t>
       </w:r>
     </w:p>
+    <w:p>
+      <w:pPr>
+        <w:spacing w:before="120" w:after="120"/>
+      </w:pPr>
+      <w:r>
+        <w:rPr>
+          <w:rFonts w:ascii="Arial" w:hAnsi="Arial"/>
+          <w:color w:val="2A5A7A"/>
+          <w:sz w:val="24"/>
+        </w:rPr>
+        <w:t>Monthly Review</w:t>
+      </w:r>
+    </w:p>
+    <w:p/>
+    <w:tbl>
+      <w:tblPr>
+        <w:tblLook w:firstColumn="1" w:firstRow="1" w:lastColumn="0" w:lastRow="0" w:noHBand="0" w:noVBand="1" w:val="04A0"/>
+        <w:tblW w:w="9355" w:type="dxa"/>
+        <w:tblBorders>
+          <w:top w:val="none" w:sz="0" w:space="0" w:color="auto"/>
+          <w:left w:val="none" w:sz="0" w:space="0" w:color="auto"/>
+          <w:bottom w:val="none" w:sz="0" w:space="0" w:color="auto"/>
+          <w:right w:val="none" w:sz="0" w:space="0" w:color="auto"/>
+          <w:insideH w:val="none" w:sz="0" w:space="0" w:color="auto"/>
+          <w:insideV w:val="none" w:sz="0" w:space="0" w:color="auto"/>
+        </w:tblBorders>
+      </w:tblPr>
+      <w:tblGrid>
+        <w:gridCol w:w="2268"/>
+        <w:gridCol w:w="7087"/>
+      </w:tblGrid>
+      <w:tr>
+        <w:tc>
+          <w:tcPr>
+            <w:tcW w:w="2268" w:type="dxa"/>
+          </w:tcPr>
+          <w:p>
+            <w:r>
+              <w:rPr>
+                <w:rFonts w:ascii="Arial" w:hAnsi="Arial"/>
+                <w:color w:val="9CA3AF"/>
+                <w:sz w:val="20"/>
+              </w:rPr>
+              <w:t>Appointment date</w:t>
+            </w:r>
+          </w:p>
+        </w:tc>
+        <w:tc>
+          <w:sdt>
+            <w:sdtPr>
+              <w:tag w:val="bilan_04_date_rdv"/>
+              <w:alias w:val="bilan_04_date_rdv"/>
+              <w:text/>
+            </w:sdtPr>
+            <w:sdtContent>
+              <w:p>
+                <w:pPr>
+                  <w:pBdr>
+                    <w:bottom w:val="single" w:sz="4" w:space="1" w:color="3D81B0"/>
+                  </w:pBdr>
+                </w:pPr>
+                <w:r>
+                  <w:rPr>
+                    <w:rFonts w:ascii="Georgia" w:hAnsi="Georgia"/>
+                    <w:sz w:val="22"/>
+                    <w:color w:val="333333"/>
+                  </w:rPr>
+                  <w:t/>
+                </w:r>
+              </w:p>
+            </w:sdtContent>
+          </w:sdt>
+        </w:tc>
+      </w:tr>
+      <w:tr>
+        <w:tc>
+          <w:tcPr>
+            <w:tcW w:w="2268" w:type="dxa"/>
+          </w:tcPr>
+          <w:p>
+            <w:r>
+              <w:rPr>
+                <w:rFonts w:ascii="Arial" w:hAnsi="Arial"/>
+                <w:color w:val="9CA3AF"/>
+                <w:sz w:val="20"/>
+              </w:rPr>
+              <w:t>Submission date</w:t>
+            </w:r>
+          </w:p>
+        </w:tc>
+        <w:tc>
+          <w:sdt>
+            <w:sdtPr>
+              <w:tag w:val="bilan_04_date_soumission"/>
+              <w:alias w:val="bilan_04_date_soumission"/>
+              <w:text/>
+            </w:sdtPr>
+            <w:sdtContent>
+              <w:p>
+                <w:pPr>
+                  <w:pBdr>
+                    <w:bottom w:val="single" w:sz="4" w:space="1" w:color="3D81B0"/>
+                  </w:pBdr>
+                </w:pPr>
+                <w:r>
+                  <w:rPr>
+                    <w:rFonts w:ascii="Georgia" w:hAnsi="Georgia"/>
+                    <w:sz w:val="22"/>
+                    <w:color w:val="333333"/>
+                  </w:rPr>
+                  <w:t/>
+                </w:r>
+              </w:p>
+            </w:sdtContent>
+          </w:sdt>
+        </w:tc>
+      </w:tr>
+      <w:tr>
+        <w:tc>
+          <w:tcPr>
+            <w:tcW w:w="2268" w:type="dxa"/>
+          </w:tcPr>
+          <w:p>
+            <w:r>
+              <w:rPr>
+                <w:rFonts w:ascii="Arial" w:hAnsi="Arial"/>
+                <w:color w:val="9CA3AF"/>
+                <w:sz w:val="20"/>
+              </w:rPr>
+              <w:t>General monthly review</w:t>
+            </w:r>
+          </w:p>
+        </w:tc>
+        <w:tc>
+          <w:sdt>
+            <w:sdtPr>
+              <w:tag w:val="bilan_04_bilan_general"/>
+              <w:alias w:val="bilan_04_bilan_general"/>
+              <w:text/>
+            </w:sdtPr>
+            <w:sdtContent>
+              <w:p>
+                <w:pPr>
+                  <w:pBdr>
+                    <w:bottom w:val="single" w:sz="4" w:space="1" w:color="3D81B0"/>
+                  </w:pBdr>
+                </w:pPr>
+                <w:r>
+                  <w:rPr>
+                    <w:rFonts w:ascii="Georgia" w:hAnsi="Georgia"/>
+                    <w:sz w:val="22"/>
+                    <w:color w:val="333333"/>
+                  </w:rPr>
+                  <w:t/>
+                </w:r>
+              </w:p>
+            </w:sdtContent>
+          </w:sdt>
+        </w:tc>
+      </w:tr>
+      <w:tr>
+        <w:tc>
+          <w:tcPr>
+            <w:tcW w:w="2268" w:type="dxa"/>
+          </w:tcPr>
+          <w:p>
+            <w:r>
+              <w:rPr>
+                <w:rFonts w:ascii="Arial" w:hAnsi="Arial"/>
+                <w:color w:val="9CA3AF"/>
+                <w:sz w:val="20"/>
+              </w:rPr>
+              <w:t>Previous objectives status</w:t>
+            </w:r>
+          </w:p>
+        </w:tc>
+        <w:tc>
+          <w:sdt>
+            <w:sdtPr>
+              <w:tag w:val="bilan_04_statut_objectifs"/>
+              <w:alias w:val="bilan_04_statut_objectifs"/>
+              <w:text/>
+            </w:sdtPr>
+            <w:sdtContent>
+              <w:p>
+                <w:pPr>
+                  <w:pBdr>
+                    <w:bottom w:val="single" w:sz="4" w:space="1" w:color="3D81B0"/>
+                  </w:pBdr>
+                </w:pPr>
+                <w:r>
+                  <w:rPr>
+                    <w:rFonts w:ascii="Georgia" w:hAnsi="Georgia"/>
+                    <w:sz w:val="22"/>
+                    <w:color w:val="333333"/>
+                  </w:rPr>
+                  <w:t/>
+                </w:r>
+              </w:p>
+            </w:sdtContent>
+          </w:sdt>
+        </w:tc>
+      </w:tr>
+      <w:tr>
+        <w:tc>
+          <w:tcPr>
+            <w:tcW w:w="2268" w:type="dxa"/>
+          </w:tcPr>
+          <w:p>
+            <w:r>
+              <w:rPr>
+                <w:rFonts w:ascii="Arial" w:hAnsi="Arial"/>
+                <w:color w:val="9CA3AF"/>
+                <w:sz w:val="20"/>
+              </w:rPr>
+              <w:t>Objectives status detail</w:t>
+            </w:r>
+          </w:p>
+        </w:tc>
+        <w:tc>
+          <w:sdt>
+            <w:sdtPr>
+              <w:tag w:val="bilan_04_statut_objectifs_detail"/>
+              <w:alias w:val="bilan_04_statut_objectifs_detail"/>
+              <w:text/>
+            </w:sdtPr>
+            <w:sdtContent>
+              <w:p>
+                <w:pPr>
+                  <w:pBdr>
+                    <w:bottom w:val="single" w:sz="4" w:space="1" w:color="3D81B0"/>
+                  </w:pBdr>
+                </w:pPr>
+                <w:r>
+                  <w:rPr>
+                    <w:rFonts w:ascii="Georgia" w:hAnsi="Georgia"/>
+                    <w:sz w:val="22"/>
+                    <w:color w:val="333333"/>
+                  </w:rPr>
+                  <w:t/>
+                </w:r>
+              </w:p>
+            </w:sdtContent>
+          </w:sdt>
+        </w:tc>
+      </w:tr>
+      <w:tr>
+        <w:tc>
+          <w:tcPr>
+            <w:tcW w:w="2268" w:type="dxa"/>
+          </w:tcPr>
+          <w:p>
+            <w:r>
+              <w:rPr>
+                <w:rFonts w:ascii="Arial" w:hAnsi="Arial"/>
+                <w:color w:val="9CA3AF"/>
+                <w:sz w:val="20"/>
+              </w:rPr>
+              <w:t>What went well?</w:t>
+            </w:r>
+          </w:p>
+        </w:tc>
+        <w:tc>
+          <w:sdt>
+            <w:sdtPr>
+              <w:tag w:val="bilan_04_was_lief_gut"/>
+              <w:alias w:val="bilan_04_was_lief_gut"/>
+              <w:text/>
+            </w:sdtPr>
+            <w:sdtContent>
+              <w:p>
+                <w:pPr>
+                  <w:pBdr>
+                    <w:bottom w:val="single" w:sz="4" w:space="1" w:color="3D81B0"/>
+                  </w:pBdr>
+                </w:pPr>
+                <w:r>
+                  <w:rPr>
+                    <w:rFonts w:ascii="Georgia" w:hAnsi="Georgia"/>
+                    <w:sz w:val="22"/>
+                    <w:color w:val="333333"/>
+                  </w:rPr>
+                  <w:t/>
+                </w:r>
+              </w:p>
+            </w:sdtContent>
+          </w:sdt>
+        </w:tc>
+      </w:tr>
+      <w:tr>
+        <w:tc>
+          <w:tcPr>
+            <w:tcW w:w="2268" w:type="dxa"/>
+          </w:tcPr>
+          <w:p>
+            <w:r>
+              <w:rPr>
+                <w:rFonts w:ascii="Arial" w:hAnsi="Arial"/>
+                <w:color w:val="9CA3AF"/>
+                <w:sz w:val="20"/>
+              </w:rPr>
+              <w:t>Where do I need support?</w:t>
+            </w:r>
+          </w:p>
+        </w:tc>
+        <w:tc>
+          <w:sdt>
+            <w:sdtPr>
+              <w:tag w:val="bilan_04_wo_brauche_ich"/>
+              <w:alias w:val="bilan_04_wo_brauche_ich"/>
+              <w:text/>
+            </w:sdtPr>
+            <w:sdtContent>
+              <w:p>
+                <w:pPr>
+                  <w:pBdr>
+                    <w:bottom w:val="single" w:sz="4" w:space="1" w:color="3D81B0"/>
+                  </w:pBdr>
+                </w:pPr>
+                <w:r>
+                  <w:rPr>
+                    <w:rFonts w:ascii="Georgia" w:hAnsi="Georgia"/>
+                    <w:sz w:val="22"/>
+                    <w:color w:val="333333"/>
+                  </w:rPr>
+                  <w:t/>
+                </w:r>
+              </w:p>
+            </w:sdtContent>
+          </w:sdt>
+        </w:tc>
+      </w:tr>
+      <w:tr>
+        <w:tc>
+          <w:tcPr>
+            <w:tcW w:w="2268" w:type="dxa"/>
+          </w:tcPr>
+          <w:p>
+            <w:r>
+              <w:rPr>
+                <w:rFonts w:ascii="Arial" w:hAnsi="Arial"/>
+                <w:color w:val="9CA3AF"/>
+                <w:sz w:val="20"/>
+              </w:rPr>
+              <w:t>Topics for next appointment</w:t>
+            </w:r>
+          </w:p>
+        </w:tc>
+        <w:tc>
+          <w:sdt>
+            <w:sdtPr>
+              <w:tag w:val="bilan_04_themen_naechster_termin"/>
+              <w:alias w:val="bilan_04_themen_naechster_termin"/>
+              <w:text/>
+            </w:sdtPr>
+            <w:sdtContent>
+              <w:p>
+                <w:pPr>
+                  <w:pBdr>
+                    <w:bottom w:val="single" w:sz="4" w:space="1" w:color="3D81B0"/>
+                  </w:pBdr>
+                </w:pPr>
+                <w:r>
+                  <w:rPr>
+                    <w:rFonts w:ascii="Georgia" w:hAnsi="Georgia"/>
+                    <w:sz w:val="22"/>
+                    <w:color w:val="333333"/>
+                  </w:rPr>
+                  <w:t/>
+                </w:r>
+              </w:p>
+            </w:sdtContent>
+          </w:sdt>
+        </w:tc>
+      </w:tr>
+      <w:tr>
+        <w:tc>
+          <w:tcPr>
+            <w:tcW w:w="2268" w:type="dxa"/>
+          </w:tcPr>
+          <w:p>
+            <w:r>
+              <w:rPr>
+                <w:rFonts w:ascii="Arial" w:hAnsi="Arial"/>
+                <w:color w:val="9CA3AF"/>
+                <w:sz w:val="20"/>
+              </w:rPr>
+              <w:t>Additional remarks</w:t>
+            </w:r>
+          </w:p>
+        </w:tc>
+        <w:tc>
+          <w:sdt>
+            <w:sdtPr>
+              <w:tag w:val="bilan_04_sonstige_anmerkungen"/>
+              <w:alias w:val="bilan_04_sonstige_anmerkungen"/>
+              <w:text/>
+            </w:sdtPr>
+            <w:sdtContent>
+              <w:p>
+                <w:pPr>
+                  <w:pBdr>
+                    <w:bottom w:val="single" w:sz="4" w:space="1" w:color="3D81B0"/>
+                  </w:pBdr>
+                </w:pPr>
+                <w:r>
+                  <w:rPr>
+                    <w:rFonts w:ascii="Georgia" w:hAnsi="Georgia"/>
+                    <w:sz w:val="22"/>
+                    <w:color w:val="333333"/>
+                  </w:rPr>
+                  <w:t/>
+                </w:r>
+              </w:p>
+            </w:sdtContent>
+          </w:sdt>
+        </w:tc>
+      </w:tr>
+    </w:tbl>
     <w:p/>
     <w:p>
       <w:r>
         <w:rPr>
+          <w:rFonts w:ascii="Arial" w:hAnsi="Arial"/>
           <w:b/>
-        </w:rPr>
-        <w:t>Appointment date:</w:t>
-      </w:r>
-    </w:p>
-    <w:p/>
-    <w:p>
-      <w:r>
-        <w:rPr>
-          <w:b/>
-        </w:rPr>
-        <w:t>Submission date:</w:t>
-      </w:r>
-    </w:p>
-    <w:p/>
-    <w:p>
-      <w:r>
-        <w:rPr>
-          <w:b/>
-        </w:rPr>
-        <w:t>General monthly review:</w:t>
-      </w:r>
-    </w:p>
-    <w:p/>
-    <w:p>
-      <w:r>
-        <w:rPr>
-          <w:b/>
-        </w:rPr>
-        <w:t>Previous objectives status:</w:t>
-      </w:r>
-    </w:p>
-    <w:p/>
-    <w:p>
-      <w:r>
-        <w:rPr>
-          <w:b/>
-        </w:rPr>
-        <w:t>Objectives status detail:</w:t>
-      </w:r>
-    </w:p>
-    <w:p/>
-    <w:p>
-      <w:r>
-        <w:rPr>
-          <w:b/>
-        </w:rPr>
-        <w:t>What went well?:</w:t>
-      </w:r>
-    </w:p>
-    <w:p/>
-    <w:p>
-      <w:r>
-        <w:rPr>
-          <w:b/>
-        </w:rPr>
-        <w:t>Where do I need support?:</w:t>
-      </w:r>
-    </w:p>
-    <w:p/>
-    <w:p>
-      <w:r>
-        <w:rPr>
-          <w:b/>
-        </w:rPr>
-        <w:t>Topics for next appointment:</w:t>
-      </w:r>
-    </w:p>
-    <w:p/>
-    <w:p>
-      <w:r>
-        <w:rPr>
-          <w:b/>
-        </w:rPr>
-        <w:t>Additional remarks:</w:t>
-      </w:r>
-    </w:p>
-    <w:p/>
-    <w:p/>
-    <w:p>
-      <w:r>
-        <w:rPr>
-          <w:b/>
+          <w:color w:val="333333"/>
+          <w:sz w:val="20"/>
         </w:rPr>
         <w:t>Monthly Review - Signatures</w:t>
       </w:r>
     </w:p>
     <w:p>
       <w:r>
+        <w:rPr>
+          <w:sz w:val="20"/>
+        </w:rPr>
         <w:t>Date: .............................</w:t>
       </w:r>
     </w:p>
     <w:p>
       <w:r>
+        <w:rPr>
+          <w:sz w:val="20"/>
+        </w:rPr>
         <w:t>Participant:</w:t>
       </w:r>
       <w:r>
+        <w:rPr>
+          <w:sz w:val="20"/>
+        </w:rPr>
         <w:t xml:space="preserve">                    </w:t>
       </w:r>
       <w:r>
+        <w:rPr>
+          <w:sz w:val="20"/>
+        </w:rPr>
         <w:t xml:space="preserve">                              Advisor:</w:t>
       </w:r>
     </w:p>
     <w:p>
       <w:r>
+        <w:rPr>
+          <w:sz w:val="20"/>
+        </w:rPr>
         <w:t>_________________________________</w:t>
       </w:r>
       <w:r>
+        <w:rPr>
+          <w:sz w:val="20"/>
+        </w:rPr>
         <w:t xml:space="preserve">       </w:t>
       </w:r>
       <w:r>
+        <w:rPr>
+          <w:sz w:val="20"/>
+        </w:rPr>
         <w:t xml:space="preserve">       _________________________________</w:t>
       </w:r>
     </w:p>
@@ -689,130 +2536,494 @@
     </w:p>
     <w:p>
       <w:pPr>
-        <w:pStyle w:val="Heading1"/>
+        <w:spacing w:before="240" w:after="120"/>
       </w:pPr>
       <w:r>
         <w:rPr>
-          <w:color w:val="003DA5"/>
+          <w:rFonts w:ascii="Georgia" w:hAnsi="Georgia"/>
+          <w:b/>
+          <w:color w:val="3D81B0"/>
+          <w:sz w:val="32"/>
         </w:rPr>
-        <w:t>Monthly Review - Session 05</w:t>
+        <w:t>Monthly Update 05</w:t>
       </w:r>
     </w:p>
+    <w:p>
+      <w:pPr>
+        <w:spacing w:before="120" w:after="120"/>
+      </w:pPr>
+      <w:r>
+        <w:rPr>
+          <w:rFonts w:ascii="Arial" w:hAnsi="Arial"/>
+          <w:color w:val="2A5A7A"/>
+          <w:sz w:val="24"/>
+        </w:rPr>
+        <w:t>Monthly Review</w:t>
+      </w:r>
+    </w:p>
+    <w:p/>
+    <w:tbl>
+      <w:tblPr>
+        <w:tblLook w:firstColumn="1" w:firstRow="1" w:lastColumn="0" w:lastRow="0" w:noHBand="0" w:noVBand="1" w:val="04A0"/>
+        <w:tblW w:w="9355" w:type="dxa"/>
+        <w:tblBorders>
+          <w:top w:val="none" w:sz="0" w:space="0" w:color="auto"/>
+          <w:left w:val="none" w:sz="0" w:space="0" w:color="auto"/>
+          <w:bottom w:val="none" w:sz="0" w:space="0" w:color="auto"/>
+          <w:right w:val="none" w:sz="0" w:space="0" w:color="auto"/>
+          <w:insideH w:val="none" w:sz="0" w:space="0" w:color="auto"/>
+          <w:insideV w:val="none" w:sz="0" w:space="0" w:color="auto"/>
+        </w:tblBorders>
+      </w:tblPr>
+      <w:tblGrid>
+        <w:gridCol w:w="2268"/>
+        <w:gridCol w:w="7087"/>
+      </w:tblGrid>
+      <w:tr>
+        <w:tc>
+          <w:tcPr>
+            <w:tcW w:w="2268" w:type="dxa"/>
+          </w:tcPr>
+          <w:p>
+            <w:r>
+              <w:rPr>
+                <w:rFonts w:ascii="Arial" w:hAnsi="Arial"/>
+                <w:color w:val="9CA3AF"/>
+                <w:sz w:val="20"/>
+              </w:rPr>
+              <w:t>Appointment date</w:t>
+            </w:r>
+          </w:p>
+        </w:tc>
+        <w:tc>
+          <w:sdt>
+            <w:sdtPr>
+              <w:tag w:val="bilan_05_date_rdv"/>
+              <w:alias w:val="bilan_05_date_rdv"/>
+              <w:text/>
+            </w:sdtPr>
+            <w:sdtContent>
+              <w:p>
+                <w:pPr>
+                  <w:pBdr>
+                    <w:bottom w:val="single" w:sz="4" w:space="1" w:color="3D81B0"/>
+                  </w:pBdr>
+                </w:pPr>
+                <w:r>
+                  <w:rPr>
+                    <w:rFonts w:ascii="Georgia" w:hAnsi="Georgia"/>
+                    <w:sz w:val="22"/>
+                    <w:color w:val="333333"/>
+                  </w:rPr>
+                  <w:t/>
+                </w:r>
+              </w:p>
+            </w:sdtContent>
+          </w:sdt>
+        </w:tc>
+      </w:tr>
+      <w:tr>
+        <w:tc>
+          <w:tcPr>
+            <w:tcW w:w="2268" w:type="dxa"/>
+          </w:tcPr>
+          <w:p>
+            <w:r>
+              <w:rPr>
+                <w:rFonts w:ascii="Arial" w:hAnsi="Arial"/>
+                <w:color w:val="9CA3AF"/>
+                <w:sz w:val="20"/>
+              </w:rPr>
+              <w:t>Submission date</w:t>
+            </w:r>
+          </w:p>
+        </w:tc>
+        <w:tc>
+          <w:sdt>
+            <w:sdtPr>
+              <w:tag w:val="bilan_05_date_soumission"/>
+              <w:alias w:val="bilan_05_date_soumission"/>
+              <w:text/>
+            </w:sdtPr>
+            <w:sdtContent>
+              <w:p>
+                <w:pPr>
+                  <w:pBdr>
+                    <w:bottom w:val="single" w:sz="4" w:space="1" w:color="3D81B0"/>
+                  </w:pBdr>
+                </w:pPr>
+                <w:r>
+                  <w:rPr>
+                    <w:rFonts w:ascii="Georgia" w:hAnsi="Georgia"/>
+                    <w:sz w:val="22"/>
+                    <w:color w:val="333333"/>
+                  </w:rPr>
+                  <w:t/>
+                </w:r>
+              </w:p>
+            </w:sdtContent>
+          </w:sdt>
+        </w:tc>
+      </w:tr>
+      <w:tr>
+        <w:tc>
+          <w:tcPr>
+            <w:tcW w:w="2268" w:type="dxa"/>
+          </w:tcPr>
+          <w:p>
+            <w:r>
+              <w:rPr>
+                <w:rFonts w:ascii="Arial" w:hAnsi="Arial"/>
+                <w:color w:val="9CA3AF"/>
+                <w:sz w:val="20"/>
+              </w:rPr>
+              <w:t>General monthly review</w:t>
+            </w:r>
+          </w:p>
+        </w:tc>
+        <w:tc>
+          <w:sdt>
+            <w:sdtPr>
+              <w:tag w:val="bilan_05_bilan_general"/>
+              <w:alias w:val="bilan_05_bilan_general"/>
+              <w:text/>
+            </w:sdtPr>
+            <w:sdtContent>
+              <w:p>
+                <w:pPr>
+                  <w:pBdr>
+                    <w:bottom w:val="single" w:sz="4" w:space="1" w:color="3D81B0"/>
+                  </w:pBdr>
+                </w:pPr>
+                <w:r>
+                  <w:rPr>
+                    <w:rFonts w:ascii="Georgia" w:hAnsi="Georgia"/>
+                    <w:sz w:val="22"/>
+                    <w:color w:val="333333"/>
+                  </w:rPr>
+                  <w:t/>
+                </w:r>
+              </w:p>
+            </w:sdtContent>
+          </w:sdt>
+        </w:tc>
+      </w:tr>
+      <w:tr>
+        <w:tc>
+          <w:tcPr>
+            <w:tcW w:w="2268" w:type="dxa"/>
+          </w:tcPr>
+          <w:p>
+            <w:r>
+              <w:rPr>
+                <w:rFonts w:ascii="Arial" w:hAnsi="Arial"/>
+                <w:color w:val="9CA3AF"/>
+                <w:sz w:val="20"/>
+              </w:rPr>
+              <w:t>Previous objectives status</w:t>
+            </w:r>
+          </w:p>
+        </w:tc>
+        <w:tc>
+          <w:sdt>
+            <w:sdtPr>
+              <w:tag w:val="bilan_05_statut_objectifs"/>
+              <w:alias w:val="bilan_05_statut_objectifs"/>
+              <w:text/>
+            </w:sdtPr>
+            <w:sdtContent>
+              <w:p>
+                <w:pPr>
+                  <w:pBdr>
+                    <w:bottom w:val="single" w:sz="4" w:space="1" w:color="3D81B0"/>
+                  </w:pBdr>
+                </w:pPr>
+                <w:r>
+                  <w:rPr>
+                    <w:rFonts w:ascii="Georgia" w:hAnsi="Georgia"/>
+                    <w:sz w:val="22"/>
+                    <w:color w:val="333333"/>
+                  </w:rPr>
+                  <w:t/>
+                </w:r>
+              </w:p>
+            </w:sdtContent>
+          </w:sdt>
+        </w:tc>
+      </w:tr>
+      <w:tr>
+        <w:tc>
+          <w:tcPr>
+            <w:tcW w:w="2268" w:type="dxa"/>
+          </w:tcPr>
+          <w:p>
+            <w:r>
+              <w:rPr>
+                <w:rFonts w:ascii="Arial" w:hAnsi="Arial"/>
+                <w:color w:val="9CA3AF"/>
+                <w:sz w:val="20"/>
+              </w:rPr>
+              <w:t>Objectives status detail</w:t>
+            </w:r>
+          </w:p>
+        </w:tc>
+        <w:tc>
+          <w:sdt>
+            <w:sdtPr>
+              <w:tag w:val="bilan_05_statut_objectifs_detail"/>
+              <w:alias w:val="bilan_05_statut_objectifs_detail"/>
+              <w:text/>
+            </w:sdtPr>
+            <w:sdtContent>
+              <w:p>
+                <w:pPr>
+                  <w:pBdr>
+                    <w:bottom w:val="single" w:sz="4" w:space="1" w:color="3D81B0"/>
+                  </w:pBdr>
+                </w:pPr>
+                <w:r>
+                  <w:rPr>
+                    <w:rFonts w:ascii="Georgia" w:hAnsi="Georgia"/>
+                    <w:sz w:val="22"/>
+                    <w:color w:val="333333"/>
+                  </w:rPr>
+                  <w:t/>
+                </w:r>
+              </w:p>
+            </w:sdtContent>
+          </w:sdt>
+        </w:tc>
+      </w:tr>
+      <w:tr>
+        <w:tc>
+          <w:tcPr>
+            <w:tcW w:w="2268" w:type="dxa"/>
+          </w:tcPr>
+          <w:p>
+            <w:r>
+              <w:rPr>
+                <w:rFonts w:ascii="Arial" w:hAnsi="Arial"/>
+                <w:color w:val="9CA3AF"/>
+                <w:sz w:val="20"/>
+              </w:rPr>
+              <w:t>What went well?</w:t>
+            </w:r>
+          </w:p>
+        </w:tc>
+        <w:tc>
+          <w:sdt>
+            <w:sdtPr>
+              <w:tag w:val="bilan_05_was_lief_gut"/>
+              <w:alias w:val="bilan_05_was_lief_gut"/>
+              <w:text/>
+            </w:sdtPr>
+            <w:sdtContent>
+              <w:p>
+                <w:pPr>
+                  <w:pBdr>
+                    <w:bottom w:val="single" w:sz="4" w:space="1" w:color="3D81B0"/>
+                  </w:pBdr>
+                </w:pPr>
+                <w:r>
+                  <w:rPr>
+                    <w:rFonts w:ascii="Georgia" w:hAnsi="Georgia"/>
+                    <w:sz w:val="22"/>
+                    <w:color w:val="333333"/>
+                  </w:rPr>
+                  <w:t/>
+                </w:r>
+              </w:p>
+            </w:sdtContent>
+          </w:sdt>
+        </w:tc>
+      </w:tr>
+      <w:tr>
+        <w:tc>
+          <w:tcPr>
+            <w:tcW w:w="2268" w:type="dxa"/>
+          </w:tcPr>
+          <w:p>
+            <w:r>
+              <w:rPr>
+                <w:rFonts w:ascii="Arial" w:hAnsi="Arial"/>
+                <w:color w:val="9CA3AF"/>
+                <w:sz w:val="20"/>
+              </w:rPr>
+              <w:t>Where do I need support?</w:t>
+            </w:r>
+          </w:p>
+        </w:tc>
+        <w:tc>
+          <w:sdt>
+            <w:sdtPr>
+              <w:tag w:val="bilan_05_wo_brauche_ich"/>
+              <w:alias w:val="bilan_05_wo_brauche_ich"/>
+              <w:text/>
+            </w:sdtPr>
+            <w:sdtContent>
+              <w:p>
+                <w:pPr>
+                  <w:pBdr>
+                    <w:bottom w:val="single" w:sz="4" w:space="1" w:color="3D81B0"/>
+                  </w:pBdr>
+                </w:pPr>
+                <w:r>
+                  <w:rPr>
+                    <w:rFonts w:ascii="Georgia" w:hAnsi="Georgia"/>
+                    <w:sz w:val="22"/>
+                    <w:color w:val="333333"/>
+                  </w:rPr>
+                  <w:t/>
+                </w:r>
+              </w:p>
+            </w:sdtContent>
+          </w:sdt>
+        </w:tc>
+      </w:tr>
+      <w:tr>
+        <w:tc>
+          <w:tcPr>
+            <w:tcW w:w="2268" w:type="dxa"/>
+          </w:tcPr>
+          <w:p>
+            <w:r>
+              <w:rPr>
+                <w:rFonts w:ascii="Arial" w:hAnsi="Arial"/>
+                <w:color w:val="9CA3AF"/>
+                <w:sz w:val="20"/>
+              </w:rPr>
+              <w:t>Topics for next appointment</w:t>
+            </w:r>
+          </w:p>
+        </w:tc>
+        <w:tc>
+          <w:sdt>
+            <w:sdtPr>
+              <w:tag w:val="bilan_05_themen_naechster_termin"/>
+              <w:alias w:val="bilan_05_themen_naechster_termin"/>
+              <w:text/>
+            </w:sdtPr>
+            <w:sdtContent>
+              <w:p>
+                <w:pPr>
+                  <w:pBdr>
+                    <w:bottom w:val="single" w:sz="4" w:space="1" w:color="3D81B0"/>
+                  </w:pBdr>
+                </w:pPr>
+                <w:r>
+                  <w:rPr>
+                    <w:rFonts w:ascii="Georgia" w:hAnsi="Georgia"/>
+                    <w:sz w:val="22"/>
+                    <w:color w:val="333333"/>
+                  </w:rPr>
+                  <w:t/>
+                </w:r>
+              </w:p>
+            </w:sdtContent>
+          </w:sdt>
+        </w:tc>
+      </w:tr>
+      <w:tr>
+        <w:tc>
+          <w:tcPr>
+            <w:tcW w:w="2268" w:type="dxa"/>
+          </w:tcPr>
+          <w:p>
+            <w:r>
+              <w:rPr>
+                <w:rFonts w:ascii="Arial" w:hAnsi="Arial"/>
+                <w:color w:val="9CA3AF"/>
+                <w:sz w:val="20"/>
+              </w:rPr>
+              <w:t>Additional remarks</w:t>
+            </w:r>
+          </w:p>
+        </w:tc>
+        <w:tc>
+          <w:sdt>
+            <w:sdtPr>
+              <w:tag w:val="bilan_05_sonstige_anmerkungen"/>
+              <w:alias w:val="bilan_05_sonstige_anmerkungen"/>
+              <w:text/>
+            </w:sdtPr>
+            <w:sdtContent>
+              <w:p>
+                <w:pPr>
+                  <w:pBdr>
+                    <w:bottom w:val="single" w:sz="4" w:space="1" w:color="3D81B0"/>
+                  </w:pBdr>
+                </w:pPr>
+                <w:r>
+                  <w:rPr>
+                    <w:rFonts w:ascii="Georgia" w:hAnsi="Georgia"/>
+                    <w:sz w:val="22"/>
+                    <w:color w:val="333333"/>
+                  </w:rPr>
+                  <w:t/>
+                </w:r>
+              </w:p>
+            </w:sdtContent>
+          </w:sdt>
+        </w:tc>
+      </w:tr>
+    </w:tbl>
     <w:p/>
     <w:p>
       <w:r>
         <w:rPr>
+          <w:rFonts w:ascii="Arial" w:hAnsi="Arial"/>
           <w:b/>
-        </w:rPr>
-        <w:t>Appointment date:</w:t>
-      </w:r>
-    </w:p>
-    <w:p/>
-    <w:p>
-      <w:r>
-        <w:rPr>
-          <w:b/>
-        </w:rPr>
-        <w:t>Submission date:</w:t>
-      </w:r>
-    </w:p>
-    <w:p/>
-    <w:p>
-      <w:r>
-        <w:rPr>
-          <w:b/>
-        </w:rPr>
-        <w:t>General monthly review:</w:t>
-      </w:r>
-    </w:p>
-    <w:p/>
-    <w:p>
-      <w:r>
-        <w:rPr>
-          <w:b/>
-        </w:rPr>
-        <w:t>Previous objectives status:</w:t>
-      </w:r>
-    </w:p>
-    <w:p/>
-    <w:p>
-      <w:r>
-        <w:rPr>
-          <w:b/>
-        </w:rPr>
-        <w:t>Objectives status detail:</w:t>
-      </w:r>
-    </w:p>
-    <w:p/>
-    <w:p>
-      <w:r>
-        <w:rPr>
-          <w:b/>
-        </w:rPr>
-        <w:t>What went well?:</w:t>
-      </w:r>
-    </w:p>
-    <w:p/>
-    <w:p>
-      <w:r>
-        <w:rPr>
-          <w:b/>
-        </w:rPr>
-        <w:t>Where do I need support?:</w:t>
-      </w:r>
-    </w:p>
-    <w:p/>
-    <w:p>
-      <w:r>
-        <w:rPr>
-          <w:b/>
-        </w:rPr>
-        <w:t>Topics for next appointment:</w:t>
-      </w:r>
-    </w:p>
-    <w:p/>
-    <w:p>
-      <w:r>
-        <w:rPr>
-          <w:b/>
-        </w:rPr>
-        <w:t>Additional remarks:</w:t>
-      </w:r>
-    </w:p>
-    <w:p/>
-    <w:p/>
-    <w:p>
-      <w:r>
-        <w:rPr>
-          <w:b/>
+          <w:color w:val="333333"/>
+          <w:sz w:val="20"/>
         </w:rPr>
         <w:t>Monthly Review - Signatures</w:t>
       </w:r>
     </w:p>
     <w:p>
       <w:r>
+        <w:rPr>
+          <w:sz w:val="20"/>
+        </w:rPr>
         <w:t>Date: .............................</w:t>
       </w:r>
     </w:p>
     <w:p>
       <w:r>
+        <w:rPr>
+          <w:sz w:val="20"/>
+        </w:rPr>
         <w:t>Participant:</w:t>
       </w:r>
       <w:r>
+        <w:rPr>
+          <w:sz w:val="20"/>
+        </w:rPr>
         <w:t xml:space="preserve">                    </w:t>
       </w:r>
       <w:r>
+        <w:rPr>
+          <w:sz w:val="20"/>
+        </w:rPr>
         <w:t xml:space="preserve">                              Advisor:</w:t>
       </w:r>
     </w:p>
     <w:p>
       <w:r>
+        <w:rPr>
+          <w:sz w:val="20"/>
+        </w:rPr>
         <w:t>_________________________________</w:t>
       </w:r>
       <w:r>
+        <w:rPr>
+          <w:sz w:val="20"/>
+        </w:rPr>
         <w:t xml:space="preserve">       </w:t>
       </w:r>
       <w:r>
+        <w:rPr>
+          <w:sz w:val="20"/>
+        </w:rPr>
         <w:t xml:space="preserve">       _________________________________</w:t>
       </w:r>
     </w:p>
@@ -824,130 +3035,494 @@
     </w:p>
     <w:p>
       <w:pPr>
-        <w:pStyle w:val="Heading1"/>
+        <w:spacing w:before="240" w:after="120"/>
       </w:pPr>
       <w:r>
         <w:rPr>
-          <w:color w:val="003DA5"/>
+          <w:rFonts w:ascii="Georgia" w:hAnsi="Georgia"/>
+          <w:b/>
+          <w:color w:val="3D81B0"/>
+          <w:sz w:val="32"/>
         </w:rPr>
-        <w:t>Monthly Review - Session 06</w:t>
+        <w:t>Monthly Update 06</w:t>
       </w:r>
     </w:p>
+    <w:p>
+      <w:pPr>
+        <w:spacing w:before="120" w:after="120"/>
+      </w:pPr>
+      <w:r>
+        <w:rPr>
+          <w:rFonts w:ascii="Arial" w:hAnsi="Arial"/>
+          <w:color w:val="2A5A7A"/>
+          <w:sz w:val="24"/>
+        </w:rPr>
+        <w:t>Monthly Review</w:t>
+      </w:r>
+    </w:p>
+    <w:p/>
+    <w:tbl>
+      <w:tblPr>
+        <w:tblLook w:firstColumn="1" w:firstRow="1" w:lastColumn="0" w:lastRow="0" w:noHBand="0" w:noVBand="1" w:val="04A0"/>
+        <w:tblW w:w="9355" w:type="dxa"/>
+        <w:tblBorders>
+          <w:top w:val="none" w:sz="0" w:space="0" w:color="auto"/>
+          <w:left w:val="none" w:sz="0" w:space="0" w:color="auto"/>
+          <w:bottom w:val="none" w:sz="0" w:space="0" w:color="auto"/>
+          <w:right w:val="none" w:sz="0" w:space="0" w:color="auto"/>
+          <w:insideH w:val="none" w:sz="0" w:space="0" w:color="auto"/>
+          <w:insideV w:val="none" w:sz="0" w:space="0" w:color="auto"/>
+        </w:tblBorders>
+      </w:tblPr>
+      <w:tblGrid>
+        <w:gridCol w:w="2268"/>
+        <w:gridCol w:w="7087"/>
+      </w:tblGrid>
+      <w:tr>
+        <w:tc>
+          <w:tcPr>
+            <w:tcW w:w="2268" w:type="dxa"/>
+          </w:tcPr>
+          <w:p>
+            <w:r>
+              <w:rPr>
+                <w:rFonts w:ascii="Arial" w:hAnsi="Arial"/>
+                <w:color w:val="9CA3AF"/>
+                <w:sz w:val="20"/>
+              </w:rPr>
+              <w:t>Appointment date</w:t>
+            </w:r>
+          </w:p>
+        </w:tc>
+        <w:tc>
+          <w:sdt>
+            <w:sdtPr>
+              <w:tag w:val="bilan_06_date_rdv"/>
+              <w:alias w:val="bilan_06_date_rdv"/>
+              <w:text/>
+            </w:sdtPr>
+            <w:sdtContent>
+              <w:p>
+                <w:pPr>
+                  <w:pBdr>
+                    <w:bottom w:val="single" w:sz="4" w:space="1" w:color="3D81B0"/>
+                  </w:pBdr>
+                </w:pPr>
+                <w:r>
+                  <w:rPr>
+                    <w:rFonts w:ascii="Georgia" w:hAnsi="Georgia"/>
+                    <w:sz w:val="22"/>
+                    <w:color w:val="333333"/>
+                  </w:rPr>
+                  <w:t/>
+                </w:r>
+              </w:p>
+            </w:sdtContent>
+          </w:sdt>
+        </w:tc>
+      </w:tr>
+      <w:tr>
+        <w:tc>
+          <w:tcPr>
+            <w:tcW w:w="2268" w:type="dxa"/>
+          </w:tcPr>
+          <w:p>
+            <w:r>
+              <w:rPr>
+                <w:rFonts w:ascii="Arial" w:hAnsi="Arial"/>
+                <w:color w:val="9CA3AF"/>
+                <w:sz w:val="20"/>
+              </w:rPr>
+              <w:t>Submission date</w:t>
+            </w:r>
+          </w:p>
+        </w:tc>
+        <w:tc>
+          <w:sdt>
+            <w:sdtPr>
+              <w:tag w:val="bilan_06_date_soumission"/>
+              <w:alias w:val="bilan_06_date_soumission"/>
+              <w:text/>
+            </w:sdtPr>
+            <w:sdtContent>
+              <w:p>
+                <w:pPr>
+                  <w:pBdr>
+                    <w:bottom w:val="single" w:sz="4" w:space="1" w:color="3D81B0"/>
+                  </w:pBdr>
+                </w:pPr>
+                <w:r>
+                  <w:rPr>
+                    <w:rFonts w:ascii="Georgia" w:hAnsi="Georgia"/>
+                    <w:sz w:val="22"/>
+                    <w:color w:val="333333"/>
+                  </w:rPr>
+                  <w:t/>
+                </w:r>
+              </w:p>
+            </w:sdtContent>
+          </w:sdt>
+        </w:tc>
+      </w:tr>
+      <w:tr>
+        <w:tc>
+          <w:tcPr>
+            <w:tcW w:w="2268" w:type="dxa"/>
+          </w:tcPr>
+          <w:p>
+            <w:r>
+              <w:rPr>
+                <w:rFonts w:ascii="Arial" w:hAnsi="Arial"/>
+                <w:color w:val="9CA3AF"/>
+                <w:sz w:val="20"/>
+              </w:rPr>
+              <w:t>General monthly review</w:t>
+            </w:r>
+          </w:p>
+        </w:tc>
+        <w:tc>
+          <w:sdt>
+            <w:sdtPr>
+              <w:tag w:val="bilan_06_bilan_general"/>
+              <w:alias w:val="bilan_06_bilan_general"/>
+              <w:text/>
+            </w:sdtPr>
+            <w:sdtContent>
+              <w:p>
+                <w:pPr>
+                  <w:pBdr>
+                    <w:bottom w:val="single" w:sz="4" w:space="1" w:color="3D81B0"/>
+                  </w:pBdr>
+                </w:pPr>
+                <w:r>
+                  <w:rPr>
+                    <w:rFonts w:ascii="Georgia" w:hAnsi="Georgia"/>
+                    <w:sz w:val="22"/>
+                    <w:color w:val="333333"/>
+                  </w:rPr>
+                  <w:t/>
+                </w:r>
+              </w:p>
+            </w:sdtContent>
+          </w:sdt>
+        </w:tc>
+      </w:tr>
+      <w:tr>
+        <w:tc>
+          <w:tcPr>
+            <w:tcW w:w="2268" w:type="dxa"/>
+          </w:tcPr>
+          <w:p>
+            <w:r>
+              <w:rPr>
+                <w:rFonts w:ascii="Arial" w:hAnsi="Arial"/>
+                <w:color w:val="9CA3AF"/>
+                <w:sz w:val="20"/>
+              </w:rPr>
+              <w:t>Previous objectives status</w:t>
+            </w:r>
+          </w:p>
+        </w:tc>
+        <w:tc>
+          <w:sdt>
+            <w:sdtPr>
+              <w:tag w:val="bilan_06_statut_objectifs"/>
+              <w:alias w:val="bilan_06_statut_objectifs"/>
+              <w:text/>
+            </w:sdtPr>
+            <w:sdtContent>
+              <w:p>
+                <w:pPr>
+                  <w:pBdr>
+                    <w:bottom w:val="single" w:sz="4" w:space="1" w:color="3D81B0"/>
+                  </w:pBdr>
+                </w:pPr>
+                <w:r>
+                  <w:rPr>
+                    <w:rFonts w:ascii="Georgia" w:hAnsi="Georgia"/>
+                    <w:sz w:val="22"/>
+                    <w:color w:val="333333"/>
+                  </w:rPr>
+                  <w:t/>
+                </w:r>
+              </w:p>
+            </w:sdtContent>
+          </w:sdt>
+        </w:tc>
+      </w:tr>
+      <w:tr>
+        <w:tc>
+          <w:tcPr>
+            <w:tcW w:w="2268" w:type="dxa"/>
+          </w:tcPr>
+          <w:p>
+            <w:r>
+              <w:rPr>
+                <w:rFonts w:ascii="Arial" w:hAnsi="Arial"/>
+                <w:color w:val="9CA3AF"/>
+                <w:sz w:val="20"/>
+              </w:rPr>
+              <w:t>Objectives status detail</w:t>
+            </w:r>
+          </w:p>
+        </w:tc>
+        <w:tc>
+          <w:sdt>
+            <w:sdtPr>
+              <w:tag w:val="bilan_06_statut_objectifs_detail"/>
+              <w:alias w:val="bilan_06_statut_objectifs_detail"/>
+              <w:text/>
+            </w:sdtPr>
+            <w:sdtContent>
+              <w:p>
+                <w:pPr>
+                  <w:pBdr>
+                    <w:bottom w:val="single" w:sz="4" w:space="1" w:color="3D81B0"/>
+                  </w:pBdr>
+                </w:pPr>
+                <w:r>
+                  <w:rPr>
+                    <w:rFonts w:ascii="Georgia" w:hAnsi="Georgia"/>
+                    <w:sz w:val="22"/>
+                    <w:color w:val="333333"/>
+                  </w:rPr>
+                  <w:t/>
+                </w:r>
+              </w:p>
+            </w:sdtContent>
+          </w:sdt>
+        </w:tc>
+      </w:tr>
+      <w:tr>
+        <w:tc>
+          <w:tcPr>
+            <w:tcW w:w="2268" w:type="dxa"/>
+          </w:tcPr>
+          <w:p>
+            <w:r>
+              <w:rPr>
+                <w:rFonts w:ascii="Arial" w:hAnsi="Arial"/>
+                <w:color w:val="9CA3AF"/>
+                <w:sz w:val="20"/>
+              </w:rPr>
+              <w:t>What went well?</w:t>
+            </w:r>
+          </w:p>
+        </w:tc>
+        <w:tc>
+          <w:sdt>
+            <w:sdtPr>
+              <w:tag w:val="bilan_06_was_lief_gut"/>
+              <w:alias w:val="bilan_06_was_lief_gut"/>
+              <w:text/>
+            </w:sdtPr>
+            <w:sdtContent>
+              <w:p>
+                <w:pPr>
+                  <w:pBdr>
+                    <w:bottom w:val="single" w:sz="4" w:space="1" w:color="3D81B0"/>
+                  </w:pBdr>
+                </w:pPr>
+                <w:r>
+                  <w:rPr>
+                    <w:rFonts w:ascii="Georgia" w:hAnsi="Georgia"/>
+                    <w:sz w:val="22"/>
+                    <w:color w:val="333333"/>
+                  </w:rPr>
+                  <w:t/>
+                </w:r>
+              </w:p>
+            </w:sdtContent>
+          </w:sdt>
+        </w:tc>
+      </w:tr>
+      <w:tr>
+        <w:tc>
+          <w:tcPr>
+            <w:tcW w:w="2268" w:type="dxa"/>
+          </w:tcPr>
+          <w:p>
+            <w:r>
+              <w:rPr>
+                <w:rFonts w:ascii="Arial" w:hAnsi="Arial"/>
+                <w:color w:val="9CA3AF"/>
+                <w:sz w:val="20"/>
+              </w:rPr>
+              <w:t>Where do I need support?</w:t>
+            </w:r>
+          </w:p>
+        </w:tc>
+        <w:tc>
+          <w:sdt>
+            <w:sdtPr>
+              <w:tag w:val="bilan_06_wo_brauche_ich"/>
+              <w:alias w:val="bilan_06_wo_brauche_ich"/>
+              <w:text/>
+            </w:sdtPr>
+            <w:sdtContent>
+              <w:p>
+                <w:pPr>
+                  <w:pBdr>
+                    <w:bottom w:val="single" w:sz="4" w:space="1" w:color="3D81B0"/>
+                  </w:pBdr>
+                </w:pPr>
+                <w:r>
+                  <w:rPr>
+                    <w:rFonts w:ascii="Georgia" w:hAnsi="Georgia"/>
+                    <w:sz w:val="22"/>
+                    <w:color w:val="333333"/>
+                  </w:rPr>
+                  <w:t/>
+                </w:r>
+              </w:p>
+            </w:sdtContent>
+          </w:sdt>
+        </w:tc>
+      </w:tr>
+      <w:tr>
+        <w:tc>
+          <w:tcPr>
+            <w:tcW w:w="2268" w:type="dxa"/>
+          </w:tcPr>
+          <w:p>
+            <w:r>
+              <w:rPr>
+                <w:rFonts w:ascii="Arial" w:hAnsi="Arial"/>
+                <w:color w:val="9CA3AF"/>
+                <w:sz w:val="20"/>
+              </w:rPr>
+              <w:t>Topics for next appointment</w:t>
+            </w:r>
+          </w:p>
+        </w:tc>
+        <w:tc>
+          <w:sdt>
+            <w:sdtPr>
+              <w:tag w:val="bilan_06_themen_naechster_termin"/>
+              <w:alias w:val="bilan_06_themen_naechster_termin"/>
+              <w:text/>
+            </w:sdtPr>
+            <w:sdtContent>
+              <w:p>
+                <w:pPr>
+                  <w:pBdr>
+                    <w:bottom w:val="single" w:sz="4" w:space="1" w:color="3D81B0"/>
+                  </w:pBdr>
+                </w:pPr>
+                <w:r>
+                  <w:rPr>
+                    <w:rFonts w:ascii="Georgia" w:hAnsi="Georgia"/>
+                    <w:sz w:val="22"/>
+                    <w:color w:val="333333"/>
+                  </w:rPr>
+                  <w:t/>
+                </w:r>
+              </w:p>
+            </w:sdtContent>
+          </w:sdt>
+        </w:tc>
+      </w:tr>
+      <w:tr>
+        <w:tc>
+          <w:tcPr>
+            <w:tcW w:w="2268" w:type="dxa"/>
+          </w:tcPr>
+          <w:p>
+            <w:r>
+              <w:rPr>
+                <w:rFonts w:ascii="Arial" w:hAnsi="Arial"/>
+                <w:color w:val="9CA3AF"/>
+                <w:sz w:val="20"/>
+              </w:rPr>
+              <w:t>Additional remarks</w:t>
+            </w:r>
+          </w:p>
+        </w:tc>
+        <w:tc>
+          <w:sdt>
+            <w:sdtPr>
+              <w:tag w:val="bilan_06_sonstige_anmerkungen"/>
+              <w:alias w:val="bilan_06_sonstige_anmerkungen"/>
+              <w:text/>
+            </w:sdtPr>
+            <w:sdtContent>
+              <w:p>
+                <w:pPr>
+                  <w:pBdr>
+                    <w:bottom w:val="single" w:sz="4" w:space="1" w:color="3D81B0"/>
+                  </w:pBdr>
+                </w:pPr>
+                <w:r>
+                  <w:rPr>
+                    <w:rFonts w:ascii="Georgia" w:hAnsi="Georgia"/>
+                    <w:sz w:val="22"/>
+                    <w:color w:val="333333"/>
+                  </w:rPr>
+                  <w:t/>
+                </w:r>
+              </w:p>
+            </w:sdtContent>
+          </w:sdt>
+        </w:tc>
+      </w:tr>
+    </w:tbl>
     <w:p/>
     <w:p>
       <w:r>
         <w:rPr>
+          <w:rFonts w:ascii="Arial" w:hAnsi="Arial"/>
           <w:b/>
-        </w:rPr>
-        <w:t>Appointment date:</w:t>
-      </w:r>
-    </w:p>
-    <w:p/>
-    <w:p>
-      <w:r>
-        <w:rPr>
-          <w:b/>
-        </w:rPr>
-        <w:t>Submission date:</w:t>
-      </w:r>
-    </w:p>
-    <w:p/>
-    <w:p>
-      <w:r>
-        <w:rPr>
-          <w:b/>
-        </w:rPr>
-        <w:t>General monthly review:</w:t>
-      </w:r>
-    </w:p>
-    <w:p/>
-    <w:p>
-      <w:r>
-        <w:rPr>
-          <w:b/>
-        </w:rPr>
-        <w:t>Previous objectives status:</w:t>
-      </w:r>
-    </w:p>
-    <w:p/>
-    <w:p>
-      <w:r>
-        <w:rPr>
-          <w:b/>
-        </w:rPr>
-        <w:t>Objectives status detail:</w:t>
-      </w:r>
-    </w:p>
-    <w:p/>
-    <w:p>
-      <w:r>
-        <w:rPr>
-          <w:b/>
-        </w:rPr>
-        <w:t>What went well?:</w:t>
-      </w:r>
-    </w:p>
-    <w:p/>
-    <w:p>
-      <w:r>
-        <w:rPr>
-          <w:b/>
-        </w:rPr>
-        <w:t>Where do I need support?:</w:t>
-      </w:r>
-    </w:p>
-    <w:p/>
-    <w:p>
-      <w:r>
-        <w:rPr>
-          <w:b/>
-        </w:rPr>
-        <w:t>Topics for next appointment:</w:t>
-      </w:r>
-    </w:p>
-    <w:p/>
-    <w:p>
-      <w:r>
-        <w:rPr>
-          <w:b/>
-        </w:rPr>
-        <w:t>Additional remarks:</w:t>
-      </w:r>
-    </w:p>
-    <w:p/>
-    <w:p/>
-    <w:p>
-      <w:r>
-        <w:rPr>
-          <w:b/>
+          <w:color w:val="333333"/>
+          <w:sz w:val="20"/>
         </w:rPr>
         <w:t>Monthly Review - Signatures</w:t>
       </w:r>
     </w:p>
     <w:p>
       <w:r>
+        <w:rPr>
+          <w:sz w:val="20"/>
+        </w:rPr>
         <w:t>Date: .............................</w:t>
       </w:r>
     </w:p>
     <w:p>
       <w:r>
+        <w:rPr>
+          <w:sz w:val="20"/>
+        </w:rPr>
         <w:t>Participant:</w:t>
       </w:r>
       <w:r>
+        <w:rPr>
+          <w:sz w:val="20"/>
+        </w:rPr>
         <w:t xml:space="preserve">                    </w:t>
       </w:r>
       <w:r>
+        <w:rPr>
+          <w:sz w:val="20"/>
+        </w:rPr>
         <w:t xml:space="preserve">                              Advisor:</w:t>
       </w:r>
     </w:p>
     <w:p>
       <w:r>
+        <w:rPr>
+          <w:sz w:val="20"/>
+        </w:rPr>
         <w:t>_________________________________</w:t>
       </w:r>
       <w:r>
+        <w:rPr>
+          <w:sz w:val="20"/>
+        </w:rPr>
         <w:t xml:space="preserve">       </w:t>
       </w:r>
       <w:r>
+        <w:rPr>
+          <w:sz w:val="20"/>
+        </w:rPr>
         <w:t xml:space="preserve">       _________________________________</w:t>
       </w:r>
     </w:p>
@@ -959,130 +3534,494 @@
     </w:p>
     <w:p>
       <w:pPr>
-        <w:pStyle w:val="Heading1"/>
+        <w:spacing w:before="240" w:after="120"/>
       </w:pPr>
       <w:r>
         <w:rPr>
-          <w:color w:val="003DA5"/>
+          <w:rFonts w:ascii="Georgia" w:hAnsi="Georgia"/>
+          <w:b/>
+          <w:color w:val="3D81B0"/>
+          <w:sz w:val="32"/>
         </w:rPr>
-        <w:t>Monthly Review - Session 07</w:t>
+        <w:t>Monthly Update 07</w:t>
       </w:r>
     </w:p>
+    <w:p>
+      <w:pPr>
+        <w:spacing w:before="120" w:after="120"/>
+      </w:pPr>
+      <w:r>
+        <w:rPr>
+          <w:rFonts w:ascii="Arial" w:hAnsi="Arial"/>
+          <w:color w:val="2A5A7A"/>
+          <w:sz w:val="24"/>
+        </w:rPr>
+        <w:t>Monthly Review</w:t>
+      </w:r>
+    </w:p>
+    <w:p/>
+    <w:tbl>
+      <w:tblPr>
+        <w:tblLook w:firstColumn="1" w:firstRow="1" w:lastColumn="0" w:lastRow="0" w:noHBand="0" w:noVBand="1" w:val="04A0"/>
+        <w:tblW w:w="9355" w:type="dxa"/>
+        <w:tblBorders>
+          <w:top w:val="none" w:sz="0" w:space="0" w:color="auto"/>
+          <w:left w:val="none" w:sz="0" w:space="0" w:color="auto"/>
+          <w:bottom w:val="none" w:sz="0" w:space="0" w:color="auto"/>
+          <w:right w:val="none" w:sz="0" w:space="0" w:color="auto"/>
+          <w:insideH w:val="none" w:sz="0" w:space="0" w:color="auto"/>
+          <w:insideV w:val="none" w:sz="0" w:space="0" w:color="auto"/>
+        </w:tblBorders>
+      </w:tblPr>
+      <w:tblGrid>
+        <w:gridCol w:w="2268"/>
+        <w:gridCol w:w="7087"/>
+      </w:tblGrid>
+      <w:tr>
+        <w:tc>
+          <w:tcPr>
+            <w:tcW w:w="2268" w:type="dxa"/>
+          </w:tcPr>
+          <w:p>
+            <w:r>
+              <w:rPr>
+                <w:rFonts w:ascii="Arial" w:hAnsi="Arial"/>
+                <w:color w:val="9CA3AF"/>
+                <w:sz w:val="20"/>
+              </w:rPr>
+              <w:t>Appointment date</w:t>
+            </w:r>
+          </w:p>
+        </w:tc>
+        <w:tc>
+          <w:sdt>
+            <w:sdtPr>
+              <w:tag w:val="bilan_07_date_rdv"/>
+              <w:alias w:val="bilan_07_date_rdv"/>
+              <w:text/>
+            </w:sdtPr>
+            <w:sdtContent>
+              <w:p>
+                <w:pPr>
+                  <w:pBdr>
+                    <w:bottom w:val="single" w:sz="4" w:space="1" w:color="3D81B0"/>
+                  </w:pBdr>
+                </w:pPr>
+                <w:r>
+                  <w:rPr>
+                    <w:rFonts w:ascii="Georgia" w:hAnsi="Georgia"/>
+                    <w:sz w:val="22"/>
+                    <w:color w:val="333333"/>
+                  </w:rPr>
+                  <w:t/>
+                </w:r>
+              </w:p>
+            </w:sdtContent>
+          </w:sdt>
+        </w:tc>
+      </w:tr>
+      <w:tr>
+        <w:tc>
+          <w:tcPr>
+            <w:tcW w:w="2268" w:type="dxa"/>
+          </w:tcPr>
+          <w:p>
+            <w:r>
+              <w:rPr>
+                <w:rFonts w:ascii="Arial" w:hAnsi="Arial"/>
+                <w:color w:val="9CA3AF"/>
+                <w:sz w:val="20"/>
+              </w:rPr>
+              <w:t>Submission date</w:t>
+            </w:r>
+          </w:p>
+        </w:tc>
+        <w:tc>
+          <w:sdt>
+            <w:sdtPr>
+              <w:tag w:val="bilan_07_date_soumission"/>
+              <w:alias w:val="bilan_07_date_soumission"/>
+              <w:text/>
+            </w:sdtPr>
+            <w:sdtContent>
+              <w:p>
+                <w:pPr>
+                  <w:pBdr>
+                    <w:bottom w:val="single" w:sz="4" w:space="1" w:color="3D81B0"/>
+                  </w:pBdr>
+                </w:pPr>
+                <w:r>
+                  <w:rPr>
+                    <w:rFonts w:ascii="Georgia" w:hAnsi="Georgia"/>
+                    <w:sz w:val="22"/>
+                    <w:color w:val="333333"/>
+                  </w:rPr>
+                  <w:t/>
+                </w:r>
+              </w:p>
+            </w:sdtContent>
+          </w:sdt>
+        </w:tc>
+      </w:tr>
+      <w:tr>
+        <w:tc>
+          <w:tcPr>
+            <w:tcW w:w="2268" w:type="dxa"/>
+          </w:tcPr>
+          <w:p>
+            <w:r>
+              <w:rPr>
+                <w:rFonts w:ascii="Arial" w:hAnsi="Arial"/>
+                <w:color w:val="9CA3AF"/>
+                <w:sz w:val="20"/>
+              </w:rPr>
+              <w:t>General monthly review</w:t>
+            </w:r>
+          </w:p>
+        </w:tc>
+        <w:tc>
+          <w:sdt>
+            <w:sdtPr>
+              <w:tag w:val="bilan_07_bilan_general"/>
+              <w:alias w:val="bilan_07_bilan_general"/>
+              <w:text/>
+            </w:sdtPr>
+            <w:sdtContent>
+              <w:p>
+                <w:pPr>
+                  <w:pBdr>
+                    <w:bottom w:val="single" w:sz="4" w:space="1" w:color="3D81B0"/>
+                  </w:pBdr>
+                </w:pPr>
+                <w:r>
+                  <w:rPr>
+                    <w:rFonts w:ascii="Georgia" w:hAnsi="Georgia"/>
+                    <w:sz w:val="22"/>
+                    <w:color w:val="333333"/>
+                  </w:rPr>
+                  <w:t/>
+                </w:r>
+              </w:p>
+            </w:sdtContent>
+          </w:sdt>
+        </w:tc>
+      </w:tr>
+      <w:tr>
+        <w:tc>
+          <w:tcPr>
+            <w:tcW w:w="2268" w:type="dxa"/>
+          </w:tcPr>
+          <w:p>
+            <w:r>
+              <w:rPr>
+                <w:rFonts w:ascii="Arial" w:hAnsi="Arial"/>
+                <w:color w:val="9CA3AF"/>
+                <w:sz w:val="20"/>
+              </w:rPr>
+              <w:t>Previous objectives status</w:t>
+            </w:r>
+          </w:p>
+        </w:tc>
+        <w:tc>
+          <w:sdt>
+            <w:sdtPr>
+              <w:tag w:val="bilan_07_statut_objectifs"/>
+              <w:alias w:val="bilan_07_statut_objectifs"/>
+              <w:text/>
+            </w:sdtPr>
+            <w:sdtContent>
+              <w:p>
+                <w:pPr>
+                  <w:pBdr>
+                    <w:bottom w:val="single" w:sz="4" w:space="1" w:color="3D81B0"/>
+                  </w:pBdr>
+                </w:pPr>
+                <w:r>
+                  <w:rPr>
+                    <w:rFonts w:ascii="Georgia" w:hAnsi="Georgia"/>
+                    <w:sz w:val="22"/>
+                    <w:color w:val="333333"/>
+                  </w:rPr>
+                  <w:t/>
+                </w:r>
+              </w:p>
+            </w:sdtContent>
+          </w:sdt>
+        </w:tc>
+      </w:tr>
+      <w:tr>
+        <w:tc>
+          <w:tcPr>
+            <w:tcW w:w="2268" w:type="dxa"/>
+          </w:tcPr>
+          <w:p>
+            <w:r>
+              <w:rPr>
+                <w:rFonts w:ascii="Arial" w:hAnsi="Arial"/>
+                <w:color w:val="9CA3AF"/>
+                <w:sz w:val="20"/>
+              </w:rPr>
+              <w:t>Objectives status detail</w:t>
+            </w:r>
+          </w:p>
+        </w:tc>
+        <w:tc>
+          <w:sdt>
+            <w:sdtPr>
+              <w:tag w:val="bilan_07_statut_objectifs_detail"/>
+              <w:alias w:val="bilan_07_statut_objectifs_detail"/>
+              <w:text/>
+            </w:sdtPr>
+            <w:sdtContent>
+              <w:p>
+                <w:pPr>
+                  <w:pBdr>
+                    <w:bottom w:val="single" w:sz="4" w:space="1" w:color="3D81B0"/>
+                  </w:pBdr>
+                </w:pPr>
+                <w:r>
+                  <w:rPr>
+                    <w:rFonts w:ascii="Georgia" w:hAnsi="Georgia"/>
+                    <w:sz w:val="22"/>
+                    <w:color w:val="333333"/>
+                  </w:rPr>
+                  <w:t/>
+                </w:r>
+              </w:p>
+            </w:sdtContent>
+          </w:sdt>
+        </w:tc>
+      </w:tr>
+      <w:tr>
+        <w:tc>
+          <w:tcPr>
+            <w:tcW w:w="2268" w:type="dxa"/>
+          </w:tcPr>
+          <w:p>
+            <w:r>
+              <w:rPr>
+                <w:rFonts w:ascii="Arial" w:hAnsi="Arial"/>
+                <w:color w:val="9CA3AF"/>
+                <w:sz w:val="20"/>
+              </w:rPr>
+              <w:t>What went well?</w:t>
+            </w:r>
+          </w:p>
+        </w:tc>
+        <w:tc>
+          <w:sdt>
+            <w:sdtPr>
+              <w:tag w:val="bilan_07_was_lief_gut"/>
+              <w:alias w:val="bilan_07_was_lief_gut"/>
+              <w:text/>
+            </w:sdtPr>
+            <w:sdtContent>
+              <w:p>
+                <w:pPr>
+                  <w:pBdr>
+                    <w:bottom w:val="single" w:sz="4" w:space="1" w:color="3D81B0"/>
+                  </w:pBdr>
+                </w:pPr>
+                <w:r>
+                  <w:rPr>
+                    <w:rFonts w:ascii="Georgia" w:hAnsi="Georgia"/>
+                    <w:sz w:val="22"/>
+                    <w:color w:val="333333"/>
+                  </w:rPr>
+                  <w:t/>
+                </w:r>
+              </w:p>
+            </w:sdtContent>
+          </w:sdt>
+        </w:tc>
+      </w:tr>
+      <w:tr>
+        <w:tc>
+          <w:tcPr>
+            <w:tcW w:w="2268" w:type="dxa"/>
+          </w:tcPr>
+          <w:p>
+            <w:r>
+              <w:rPr>
+                <w:rFonts w:ascii="Arial" w:hAnsi="Arial"/>
+                <w:color w:val="9CA3AF"/>
+                <w:sz w:val="20"/>
+              </w:rPr>
+              <w:t>Where do I need support?</w:t>
+            </w:r>
+          </w:p>
+        </w:tc>
+        <w:tc>
+          <w:sdt>
+            <w:sdtPr>
+              <w:tag w:val="bilan_07_wo_brauche_ich"/>
+              <w:alias w:val="bilan_07_wo_brauche_ich"/>
+              <w:text/>
+            </w:sdtPr>
+            <w:sdtContent>
+              <w:p>
+                <w:pPr>
+                  <w:pBdr>
+                    <w:bottom w:val="single" w:sz="4" w:space="1" w:color="3D81B0"/>
+                  </w:pBdr>
+                </w:pPr>
+                <w:r>
+                  <w:rPr>
+                    <w:rFonts w:ascii="Georgia" w:hAnsi="Georgia"/>
+                    <w:sz w:val="22"/>
+                    <w:color w:val="333333"/>
+                  </w:rPr>
+                  <w:t/>
+                </w:r>
+              </w:p>
+            </w:sdtContent>
+          </w:sdt>
+        </w:tc>
+      </w:tr>
+      <w:tr>
+        <w:tc>
+          <w:tcPr>
+            <w:tcW w:w="2268" w:type="dxa"/>
+          </w:tcPr>
+          <w:p>
+            <w:r>
+              <w:rPr>
+                <w:rFonts w:ascii="Arial" w:hAnsi="Arial"/>
+                <w:color w:val="9CA3AF"/>
+                <w:sz w:val="20"/>
+              </w:rPr>
+              <w:t>Topics for next appointment</w:t>
+            </w:r>
+          </w:p>
+        </w:tc>
+        <w:tc>
+          <w:sdt>
+            <w:sdtPr>
+              <w:tag w:val="bilan_07_themen_naechster_termin"/>
+              <w:alias w:val="bilan_07_themen_naechster_termin"/>
+              <w:text/>
+            </w:sdtPr>
+            <w:sdtContent>
+              <w:p>
+                <w:pPr>
+                  <w:pBdr>
+                    <w:bottom w:val="single" w:sz="4" w:space="1" w:color="3D81B0"/>
+                  </w:pBdr>
+                </w:pPr>
+                <w:r>
+                  <w:rPr>
+                    <w:rFonts w:ascii="Georgia" w:hAnsi="Georgia"/>
+                    <w:sz w:val="22"/>
+                    <w:color w:val="333333"/>
+                  </w:rPr>
+                  <w:t/>
+                </w:r>
+              </w:p>
+            </w:sdtContent>
+          </w:sdt>
+        </w:tc>
+      </w:tr>
+      <w:tr>
+        <w:tc>
+          <w:tcPr>
+            <w:tcW w:w="2268" w:type="dxa"/>
+          </w:tcPr>
+          <w:p>
+            <w:r>
+              <w:rPr>
+                <w:rFonts w:ascii="Arial" w:hAnsi="Arial"/>
+                <w:color w:val="9CA3AF"/>
+                <w:sz w:val="20"/>
+              </w:rPr>
+              <w:t>Additional remarks</w:t>
+            </w:r>
+          </w:p>
+        </w:tc>
+        <w:tc>
+          <w:sdt>
+            <w:sdtPr>
+              <w:tag w:val="bilan_07_sonstige_anmerkungen"/>
+              <w:alias w:val="bilan_07_sonstige_anmerkungen"/>
+              <w:text/>
+            </w:sdtPr>
+            <w:sdtContent>
+              <w:p>
+                <w:pPr>
+                  <w:pBdr>
+                    <w:bottom w:val="single" w:sz="4" w:space="1" w:color="3D81B0"/>
+                  </w:pBdr>
+                </w:pPr>
+                <w:r>
+                  <w:rPr>
+                    <w:rFonts w:ascii="Georgia" w:hAnsi="Georgia"/>
+                    <w:sz w:val="22"/>
+                    <w:color w:val="333333"/>
+                  </w:rPr>
+                  <w:t/>
+                </w:r>
+              </w:p>
+            </w:sdtContent>
+          </w:sdt>
+        </w:tc>
+      </w:tr>
+    </w:tbl>
     <w:p/>
     <w:p>
       <w:r>
         <w:rPr>
+          <w:rFonts w:ascii="Arial" w:hAnsi="Arial"/>
           <w:b/>
-        </w:rPr>
-        <w:t>Appointment date:</w:t>
-      </w:r>
-    </w:p>
-    <w:p/>
-    <w:p>
-      <w:r>
-        <w:rPr>
-          <w:b/>
-        </w:rPr>
-        <w:t>Submission date:</w:t>
-      </w:r>
-    </w:p>
-    <w:p/>
-    <w:p>
-      <w:r>
-        <w:rPr>
-          <w:b/>
-        </w:rPr>
-        <w:t>General monthly review:</w:t>
-      </w:r>
-    </w:p>
-    <w:p/>
-    <w:p>
-      <w:r>
-        <w:rPr>
-          <w:b/>
-        </w:rPr>
-        <w:t>Previous objectives status:</w:t>
-      </w:r>
-    </w:p>
-    <w:p/>
-    <w:p>
-      <w:r>
-        <w:rPr>
-          <w:b/>
-        </w:rPr>
-        <w:t>Objectives status detail:</w:t>
-      </w:r>
-    </w:p>
-    <w:p/>
-    <w:p>
-      <w:r>
-        <w:rPr>
-          <w:b/>
-        </w:rPr>
-        <w:t>What went well?:</w:t>
-      </w:r>
-    </w:p>
-    <w:p/>
-    <w:p>
-      <w:r>
-        <w:rPr>
-          <w:b/>
-        </w:rPr>
-        <w:t>Where do I need support?:</w:t>
-      </w:r>
-    </w:p>
-    <w:p/>
-    <w:p>
-      <w:r>
-        <w:rPr>
-          <w:b/>
-        </w:rPr>
-        <w:t>Topics for next appointment:</w:t>
-      </w:r>
-    </w:p>
-    <w:p/>
-    <w:p>
-      <w:r>
-        <w:rPr>
-          <w:b/>
-        </w:rPr>
-        <w:t>Additional remarks:</w:t>
-      </w:r>
-    </w:p>
-    <w:p/>
-    <w:p/>
-    <w:p>
-      <w:r>
-        <w:rPr>
-          <w:b/>
+          <w:color w:val="333333"/>
+          <w:sz w:val="20"/>
         </w:rPr>
         <w:t>Monthly Review - Signatures</w:t>
       </w:r>
     </w:p>
     <w:p>
       <w:r>
+        <w:rPr>
+          <w:sz w:val="20"/>
+        </w:rPr>
         <w:t>Date: .............................</w:t>
       </w:r>
     </w:p>
     <w:p>
       <w:r>
+        <w:rPr>
+          <w:sz w:val="20"/>
+        </w:rPr>
         <w:t>Participant:</w:t>
       </w:r>
       <w:r>
+        <w:rPr>
+          <w:sz w:val="20"/>
+        </w:rPr>
         <w:t xml:space="preserve">                    </w:t>
       </w:r>
       <w:r>
+        <w:rPr>
+          <w:sz w:val="20"/>
+        </w:rPr>
         <w:t xml:space="preserve">                              Advisor:</w:t>
       </w:r>
     </w:p>
     <w:p>
       <w:r>
+        <w:rPr>
+          <w:sz w:val="20"/>
+        </w:rPr>
         <w:t>_________________________________</w:t>
       </w:r>
       <w:r>
+        <w:rPr>
+          <w:sz w:val="20"/>
+        </w:rPr>
         <w:t xml:space="preserve">       </w:t>
       </w:r>
       <w:r>
+        <w:rPr>
+          <w:sz w:val="20"/>
+        </w:rPr>
         <w:t xml:space="preserve">       _________________________________</w:t>
       </w:r>
     </w:p>
@@ -1094,130 +4033,494 @@
     </w:p>
     <w:p>
       <w:pPr>
-        <w:pStyle w:val="Heading1"/>
+        <w:spacing w:before="240" w:after="120"/>
       </w:pPr>
       <w:r>
         <w:rPr>
-          <w:color w:val="003DA5"/>
+          <w:rFonts w:ascii="Georgia" w:hAnsi="Georgia"/>
+          <w:b/>
+          <w:color w:val="3D81B0"/>
+          <w:sz w:val="32"/>
         </w:rPr>
-        <w:t>Monthly Review - Session 08</w:t>
+        <w:t>Monthly Update 08</w:t>
       </w:r>
     </w:p>
+    <w:p>
+      <w:pPr>
+        <w:spacing w:before="120" w:after="120"/>
+      </w:pPr>
+      <w:r>
+        <w:rPr>
+          <w:rFonts w:ascii="Arial" w:hAnsi="Arial"/>
+          <w:color w:val="2A5A7A"/>
+          <w:sz w:val="24"/>
+        </w:rPr>
+        <w:t>Monthly Review</w:t>
+      </w:r>
+    </w:p>
+    <w:p/>
+    <w:tbl>
+      <w:tblPr>
+        <w:tblLook w:firstColumn="1" w:firstRow="1" w:lastColumn="0" w:lastRow="0" w:noHBand="0" w:noVBand="1" w:val="04A0"/>
+        <w:tblW w:w="9355" w:type="dxa"/>
+        <w:tblBorders>
+          <w:top w:val="none" w:sz="0" w:space="0" w:color="auto"/>
+          <w:left w:val="none" w:sz="0" w:space="0" w:color="auto"/>
+          <w:bottom w:val="none" w:sz="0" w:space="0" w:color="auto"/>
+          <w:right w:val="none" w:sz="0" w:space="0" w:color="auto"/>
+          <w:insideH w:val="none" w:sz="0" w:space="0" w:color="auto"/>
+          <w:insideV w:val="none" w:sz="0" w:space="0" w:color="auto"/>
+        </w:tblBorders>
+      </w:tblPr>
+      <w:tblGrid>
+        <w:gridCol w:w="2268"/>
+        <w:gridCol w:w="7087"/>
+      </w:tblGrid>
+      <w:tr>
+        <w:tc>
+          <w:tcPr>
+            <w:tcW w:w="2268" w:type="dxa"/>
+          </w:tcPr>
+          <w:p>
+            <w:r>
+              <w:rPr>
+                <w:rFonts w:ascii="Arial" w:hAnsi="Arial"/>
+                <w:color w:val="9CA3AF"/>
+                <w:sz w:val="20"/>
+              </w:rPr>
+              <w:t>Appointment date</w:t>
+            </w:r>
+          </w:p>
+        </w:tc>
+        <w:tc>
+          <w:sdt>
+            <w:sdtPr>
+              <w:tag w:val="bilan_08_date_rdv"/>
+              <w:alias w:val="bilan_08_date_rdv"/>
+              <w:text/>
+            </w:sdtPr>
+            <w:sdtContent>
+              <w:p>
+                <w:pPr>
+                  <w:pBdr>
+                    <w:bottom w:val="single" w:sz="4" w:space="1" w:color="3D81B0"/>
+                  </w:pBdr>
+                </w:pPr>
+                <w:r>
+                  <w:rPr>
+                    <w:rFonts w:ascii="Georgia" w:hAnsi="Georgia"/>
+                    <w:sz w:val="22"/>
+                    <w:color w:val="333333"/>
+                  </w:rPr>
+                  <w:t/>
+                </w:r>
+              </w:p>
+            </w:sdtContent>
+          </w:sdt>
+        </w:tc>
+      </w:tr>
+      <w:tr>
+        <w:tc>
+          <w:tcPr>
+            <w:tcW w:w="2268" w:type="dxa"/>
+          </w:tcPr>
+          <w:p>
+            <w:r>
+              <w:rPr>
+                <w:rFonts w:ascii="Arial" w:hAnsi="Arial"/>
+                <w:color w:val="9CA3AF"/>
+                <w:sz w:val="20"/>
+              </w:rPr>
+              <w:t>Submission date</w:t>
+            </w:r>
+          </w:p>
+        </w:tc>
+        <w:tc>
+          <w:sdt>
+            <w:sdtPr>
+              <w:tag w:val="bilan_08_date_soumission"/>
+              <w:alias w:val="bilan_08_date_soumission"/>
+              <w:text/>
+            </w:sdtPr>
+            <w:sdtContent>
+              <w:p>
+                <w:pPr>
+                  <w:pBdr>
+                    <w:bottom w:val="single" w:sz="4" w:space="1" w:color="3D81B0"/>
+                  </w:pBdr>
+                </w:pPr>
+                <w:r>
+                  <w:rPr>
+                    <w:rFonts w:ascii="Georgia" w:hAnsi="Georgia"/>
+                    <w:sz w:val="22"/>
+                    <w:color w:val="333333"/>
+                  </w:rPr>
+                  <w:t/>
+                </w:r>
+              </w:p>
+            </w:sdtContent>
+          </w:sdt>
+        </w:tc>
+      </w:tr>
+      <w:tr>
+        <w:tc>
+          <w:tcPr>
+            <w:tcW w:w="2268" w:type="dxa"/>
+          </w:tcPr>
+          <w:p>
+            <w:r>
+              <w:rPr>
+                <w:rFonts w:ascii="Arial" w:hAnsi="Arial"/>
+                <w:color w:val="9CA3AF"/>
+                <w:sz w:val="20"/>
+              </w:rPr>
+              <w:t>General monthly review</w:t>
+            </w:r>
+          </w:p>
+        </w:tc>
+        <w:tc>
+          <w:sdt>
+            <w:sdtPr>
+              <w:tag w:val="bilan_08_bilan_general"/>
+              <w:alias w:val="bilan_08_bilan_general"/>
+              <w:text/>
+            </w:sdtPr>
+            <w:sdtContent>
+              <w:p>
+                <w:pPr>
+                  <w:pBdr>
+                    <w:bottom w:val="single" w:sz="4" w:space="1" w:color="3D81B0"/>
+                  </w:pBdr>
+                </w:pPr>
+                <w:r>
+                  <w:rPr>
+                    <w:rFonts w:ascii="Georgia" w:hAnsi="Georgia"/>
+                    <w:sz w:val="22"/>
+                    <w:color w:val="333333"/>
+                  </w:rPr>
+                  <w:t/>
+                </w:r>
+              </w:p>
+            </w:sdtContent>
+          </w:sdt>
+        </w:tc>
+      </w:tr>
+      <w:tr>
+        <w:tc>
+          <w:tcPr>
+            <w:tcW w:w="2268" w:type="dxa"/>
+          </w:tcPr>
+          <w:p>
+            <w:r>
+              <w:rPr>
+                <w:rFonts w:ascii="Arial" w:hAnsi="Arial"/>
+                <w:color w:val="9CA3AF"/>
+                <w:sz w:val="20"/>
+              </w:rPr>
+              <w:t>Previous objectives status</w:t>
+            </w:r>
+          </w:p>
+        </w:tc>
+        <w:tc>
+          <w:sdt>
+            <w:sdtPr>
+              <w:tag w:val="bilan_08_statut_objectifs"/>
+              <w:alias w:val="bilan_08_statut_objectifs"/>
+              <w:text/>
+            </w:sdtPr>
+            <w:sdtContent>
+              <w:p>
+                <w:pPr>
+                  <w:pBdr>
+                    <w:bottom w:val="single" w:sz="4" w:space="1" w:color="3D81B0"/>
+                  </w:pBdr>
+                </w:pPr>
+                <w:r>
+                  <w:rPr>
+                    <w:rFonts w:ascii="Georgia" w:hAnsi="Georgia"/>
+                    <w:sz w:val="22"/>
+                    <w:color w:val="333333"/>
+                  </w:rPr>
+                  <w:t/>
+                </w:r>
+              </w:p>
+            </w:sdtContent>
+          </w:sdt>
+        </w:tc>
+      </w:tr>
+      <w:tr>
+        <w:tc>
+          <w:tcPr>
+            <w:tcW w:w="2268" w:type="dxa"/>
+          </w:tcPr>
+          <w:p>
+            <w:r>
+              <w:rPr>
+                <w:rFonts w:ascii="Arial" w:hAnsi="Arial"/>
+                <w:color w:val="9CA3AF"/>
+                <w:sz w:val="20"/>
+              </w:rPr>
+              <w:t>Objectives status detail</w:t>
+            </w:r>
+          </w:p>
+        </w:tc>
+        <w:tc>
+          <w:sdt>
+            <w:sdtPr>
+              <w:tag w:val="bilan_08_statut_objectifs_detail"/>
+              <w:alias w:val="bilan_08_statut_objectifs_detail"/>
+              <w:text/>
+            </w:sdtPr>
+            <w:sdtContent>
+              <w:p>
+                <w:pPr>
+                  <w:pBdr>
+                    <w:bottom w:val="single" w:sz="4" w:space="1" w:color="3D81B0"/>
+                  </w:pBdr>
+                </w:pPr>
+                <w:r>
+                  <w:rPr>
+                    <w:rFonts w:ascii="Georgia" w:hAnsi="Georgia"/>
+                    <w:sz w:val="22"/>
+                    <w:color w:val="333333"/>
+                  </w:rPr>
+                  <w:t/>
+                </w:r>
+              </w:p>
+            </w:sdtContent>
+          </w:sdt>
+        </w:tc>
+      </w:tr>
+      <w:tr>
+        <w:tc>
+          <w:tcPr>
+            <w:tcW w:w="2268" w:type="dxa"/>
+          </w:tcPr>
+          <w:p>
+            <w:r>
+              <w:rPr>
+                <w:rFonts w:ascii="Arial" w:hAnsi="Arial"/>
+                <w:color w:val="9CA3AF"/>
+                <w:sz w:val="20"/>
+              </w:rPr>
+              <w:t>What went well?</w:t>
+            </w:r>
+          </w:p>
+        </w:tc>
+        <w:tc>
+          <w:sdt>
+            <w:sdtPr>
+              <w:tag w:val="bilan_08_was_lief_gut"/>
+              <w:alias w:val="bilan_08_was_lief_gut"/>
+              <w:text/>
+            </w:sdtPr>
+            <w:sdtContent>
+              <w:p>
+                <w:pPr>
+                  <w:pBdr>
+                    <w:bottom w:val="single" w:sz="4" w:space="1" w:color="3D81B0"/>
+                  </w:pBdr>
+                </w:pPr>
+                <w:r>
+                  <w:rPr>
+                    <w:rFonts w:ascii="Georgia" w:hAnsi="Georgia"/>
+                    <w:sz w:val="22"/>
+                    <w:color w:val="333333"/>
+                  </w:rPr>
+                  <w:t/>
+                </w:r>
+              </w:p>
+            </w:sdtContent>
+          </w:sdt>
+        </w:tc>
+      </w:tr>
+      <w:tr>
+        <w:tc>
+          <w:tcPr>
+            <w:tcW w:w="2268" w:type="dxa"/>
+          </w:tcPr>
+          <w:p>
+            <w:r>
+              <w:rPr>
+                <w:rFonts w:ascii="Arial" w:hAnsi="Arial"/>
+                <w:color w:val="9CA3AF"/>
+                <w:sz w:val="20"/>
+              </w:rPr>
+              <w:t>Where do I need support?</w:t>
+            </w:r>
+          </w:p>
+        </w:tc>
+        <w:tc>
+          <w:sdt>
+            <w:sdtPr>
+              <w:tag w:val="bilan_08_wo_brauche_ich"/>
+              <w:alias w:val="bilan_08_wo_brauche_ich"/>
+              <w:text/>
+            </w:sdtPr>
+            <w:sdtContent>
+              <w:p>
+                <w:pPr>
+                  <w:pBdr>
+                    <w:bottom w:val="single" w:sz="4" w:space="1" w:color="3D81B0"/>
+                  </w:pBdr>
+                </w:pPr>
+                <w:r>
+                  <w:rPr>
+                    <w:rFonts w:ascii="Georgia" w:hAnsi="Georgia"/>
+                    <w:sz w:val="22"/>
+                    <w:color w:val="333333"/>
+                  </w:rPr>
+                  <w:t/>
+                </w:r>
+              </w:p>
+            </w:sdtContent>
+          </w:sdt>
+        </w:tc>
+      </w:tr>
+      <w:tr>
+        <w:tc>
+          <w:tcPr>
+            <w:tcW w:w="2268" w:type="dxa"/>
+          </w:tcPr>
+          <w:p>
+            <w:r>
+              <w:rPr>
+                <w:rFonts w:ascii="Arial" w:hAnsi="Arial"/>
+                <w:color w:val="9CA3AF"/>
+                <w:sz w:val="20"/>
+              </w:rPr>
+              <w:t>Topics for next appointment</w:t>
+            </w:r>
+          </w:p>
+        </w:tc>
+        <w:tc>
+          <w:sdt>
+            <w:sdtPr>
+              <w:tag w:val="bilan_08_themen_naechster_termin"/>
+              <w:alias w:val="bilan_08_themen_naechster_termin"/>
+              <w:text/>
+            </w:sdtPr>
+            <w:sdtContent>
+              <w:p>
+                <w:pPr>
+                  <w:pBdr>
+                    <w:bottom w:val="single" w:sz="4" w:space="1" w:color="3D81B0"/>
+                  </w:pBdr>
+                </w:pPr>
+                <w:r>
+                  <w:rPr>
+                    <w:rFonts w:ascii="Georgia" w:hAnsi="Georgia"/>
+                    <w:sz w:val="22"/>
+                    <w:color w:val="333333"/>
+                  </w:rPr>
+                  <w:t/>
+                </w:r>
+              </w:p>
+            </w:sdtContent>
+          </w:sdt>
+        </w:tc>
+      </w:tr>
+      <w:tr>
+        <w:tc>
+          <w:tcPr>
+            <w:tcW w:w="2268" w:type="dxa"/>
+          </w:tcPr>
+          <w:p>
+            <w:r>
+              <w:rPr>
+                <w:rFonts w:ascii="Arial" w:hAnsi="Arial"/>
+                <w:color w:val="9CA3AF"/>
+                <w:sz w:val="20"/>
+              </w:rPr>
+              <w:t>Additional remarks</w:t>
+            </w:r>
+          </w:p>
+        </w:tc>
+        <w:tc>
+          <w:sdt>
+            <w:sdtPr>
+              <w:tag w:val="bilan_08_sonstige_anmerkungen"/>
+              <w:alias w:val="bilan_08_sonstige_anmerkungen"/>
+              <w:text/>
+            </w:sdtPr>
+            <w:sdtContent>
+              <w:p>
+                <w:pPr>
+                  <w:pBdr>
+                    <w:bottom w:val="single" w:sz="4" w:space="1" w:color="3D81B0"/>
+                  </w:pBdr>
+                </w:pPr>
+                <w:r>
+                  <w:rPr>
+                    <w:rFonts w:ascii="Georgia" w:hAnsi="Georgia"/>
+                    <w:sz w:val="22"/>
+                    <w:color w:val="333333"/>
+                  </w:rPr>
+                  <w:t/>
+                </w:r>
+              </w:p>
+            </w:sdtContent>
+          </w:sdt>
+        </w:tc>
+      </w:tr>
+    </w:tbl>
     <w:p/>
     <w:p>
       <w:r>
         <w:rPr>
+          <w:rFonts w:ascii="Arial" w:hAnsi="Arial"/>
           <w:b/>
-        </w:rPr>
-        <w:t>Appointment date:</w:t>
-      </w:r>
-    </w:p>
-    <w:p/>
-    <w:p>
-      <w:r>
-        <w:rPr>
-          <w:b/>
-        </w:rPr>
-        <w:t>Submission date:</w:t>
-      </w:r>
-    </w:p>
-    <w:p/>
-    <w:p>
-      <w:r>
-        <w:rPr>
-          <w:b/>
-        </w:rPr>
-        <w:t>General monthly review:</w:t>
-      </w:r>
-    </w:p>
-    <w:p/>
-    <w:p>
-      <w:r>
-        <w:rPr>
-          <w:b/>
-        </w:rPr>
-        <w:t>Previous objectives status:</w:t>
-      </w:r>
-    </w:p>
-    <w:p/>
-    <w:p>
-      <w:r>
-        <w:rPr>
-          <w:b/>
-        </w:rPr>
-        <w:t>Objectives status detail:</w:t>
-      </w:r>
-    </w:p>
-    <w:p/>
-    <w:p>
-      <w:r>
-        <w:rPr>
-          <w:b/>
-        </w:rPr>
-        <w:t>What went well?:</w:t>
-      </w:r>
-    </w:p>
-    <w:p/>
-    <w:p>
-      <w:r>
-        <w:rPr>
-          <w:b/>
-        </w:rPr>
-        <w:t>Where do I need support?:</w:t>
-      </w:r>
-    </w:p>
-    <w:p/>
-    <w:p>
-      <w:r>
-        <w:rPr>
-          <w:b/>
-        </w:rPr>
-        <w:t>Topics for next appointment:</w:t>
-      </w:r>
-    </w:p>
-    <w:p/>
-    <w:p>
-      <w:r>
-        <w:rPr>
-          <w:b/>
-        </w:rPr>
-        <w:t>Additional remarks:</w:t>
-      </w:r>
-    </w:p>
-    <w:p/>
-    <w:p/>
-    <w:p>
-      <w:r>
-        <w:rPr>
-          <w:b/>
+          <w:color w:val="333333"/>
+          <w:sz w:val="20"/>
         </w:rPr>
         <w:t>Monthly Review - Signatures</w:t>
       </w:r>
     </w:p>
     <w:p>
       <w:r>
+        <w:rPr>
+          <w:sz w:val="20"/>
+        </w:rPr>
         <w:t>Date: .............................</w:t>
       </w:r>
     </w:p>
     <w:p>
       <w:r>
+        <w:rPr>
+          <w:sz w:val="20"/>
+        </w:rPr>
         <w:t>Participant:</w:t>
       </w:r>
       <w:r>
+        <w:rPr>
+          <w:sz w:val="20"/>
+        </w:rPr>
         <w:t xml:space="preserve">                    </w:t>
       </w:r>
       <w:r>
+        <w:rPr>
+          <w:sz w:val="20"/>
+        </w:rPr>
         <w:t xml:space="preserve">                              Advisor:</w:t>
       </w:r>
     </w:p>
     <w:p>
       <w:r>
+        <w:rPr>
+          <w:sz w:val="20"/>
+        </w:rPr>
         <w:t>_________________________________</w:t>
       </w:r>
       <w:r>
+        <w:rPr>
+          <w:sz w:val="20"/>
+        </w:rPr>
         <w:t xml:space="preserve">       </w:t>
       </w:r>
       <w:r>
+        <w:rPr>
+          <w:sz w:val="20"/>
+        </w:rPr>
         <w:t xml:space="preserve">       _________________________________</w:t>
       </w:r>
     </w:p>
@@ -1229,130 +4532,494 @@
     </w:p>
     <w:p>
       <w:pPr>
-        <w:pStyle w:val="Heading1"/>
+        <w:spacing w:before="240" w:after="120"/>
       </w:pPr>
       <w:r>
         <w:rPr>
-          <w:color w:val="003DA5"/>
+          <w:rFonts w:ascii="Georgia" w:hAnsi="Georgia"/>
+          <w:b/>
+          <w:color w:val="3D81B0"/>
+          <w:sz w:val="32"/>
         </w:rPr>
-        <w:t>Monthly Review - Session 09</w:t>
+        <w:t>Monthly Update 09</w:t>
       </w:r>
     </w:p>
+    <w:p>
+      <w:pPr>
+        <w:spacing w:before="120" w:after="120"/>
+      </w:pPr>
+      <w:r>
+        <w:rPr>
+          <w:rFonts w:ascii="Arial" w:hAnsi="Arial"/>
+          <w:color w:val="2A5A7A"/>
+          <w:sz w:val="24"/>
+        </w:rPr>
+        <w:t>Monthly Review</w:t>
+      </w:r>
+    </w:p>
+    <w:p/>
+    <w:tbl>
+      <w:tblPr>
+        <w:tblLook w:firstColumn="1" w:firstRow="1" w:lastColumn="0" w:lastRow="0" w:noHBand="0" w:noVBand="1" w:val="04A0"/>
+        <w:tblW w:w="9355" w:type="dxa"/>
+        <w:tblBorders>
+          <w:top w:val="none" w:sz="0" w:space="0" w:color="auto"/>
+          <w:left w:val="none" w:sz="0" w:space="0" w:color="auto"/>
+          <w:bottom w:val="none" w:sz="0" w:space="0" w:color="auto"/>
+          <w:right w:val="none" w:sz="0" w:space="0" w:color="auto"/>
+          <w:insideH w:val="none" w:sz="0" w:space="0" w:color="auto"/>
+          <w:insideV w:val="none" w:sz="0" w:space="0" w:color="auto"/>
+        </w:tblBorders>
+      </w:tblPr>
+      <w:tblGrid>
+        <w:gridCol w:w="2268"/>
+        <w:gridCol w:w="7087"/>
+      </w:tblGrid>
+      <w:tr>
+        <w:tc>
+          <w:tcPr>
+            <w:tcW w:w="2268" w:type="dxa"/>
+          </w:tcPr>
+          <w:p>
+            <w:r>
+              <w:rPr>
+                <w:rFonts w:ascii="Arial" w:hAnsi="Arial"/>
+                <w:color w:val="9CA3AF"/>
+                <w:sz w:val="20"/>
+              </w:rPr>
+              <w:t>Appointment date</w:t>
+            </w:r>
+          </w:p>
+        </w:tc>
+        <w:tc>
+          <w:sdt>
+            <w:sdtPr>
+              <w:tag w:val="bilan_09_date_rdv"/>
+              <w:alias w:val="bilan_09_date_rdv"/>
+              <w:text/>
+            </w:sdtPr>
+            <w:sdtContent>
+              <w:p>
+                <w:pPr>
+                  <w:pBdr>
+                    <w:bottom w:val="single" w:sz="4" w:space="1" w:color="3D81B0"/>
+                  </w:pBdr>
+                </w:pPr>
+                <w:r>
+                  <w:rPr>
+                    <w:rFonts w:ascii="Georgia" w:hAnsi="Georgia"/>
+                    <w:sz w:val="22"/>
+                    <w:color w:val="333333"/>
+                  </w:rPr>
+                  <w:t/>
+                </w:r>
+              </w:p>
+            </w:sdtContent>
+          </w:sdt>
+        </w:tc>
+      </w:tr>
+      <w:tr>
+        <w:tc>
+          <w:tcPr>
+            <w:tcW w:w="2268" w:type="dxa"/>
+          </w:tcPr>
+          <w:p>
+            <w:r>
+              <w:rPr>
+                <w:rFonts w:ascii="Arial" w:hAnsi="Arial"/>
+                <w:color w:val="9CA3AF"/>
+                <w:sz w:val="20"/>
+              </w:rPr>
+              <w:t>Submission date</w:t>
+            </w:r>
+          </w:p>
+        </w:tc>
+        <w:tc>
+          <w:sdt>
+            <w:sdtPr>
+              <w:tag w:val="bilan_09_date_soumission"/>
+              <w:alias w:val="bilan_09_date_soumission"/>
+              <w:text/>
+            </w:sdtPr>
+            <w:sdtContent>
+              <w:p>
+                <w:pPr>
+                  <w:pBdr>
+                    <w:bottom w:val="single" w:sz="4" w:space="1" w:color="3D81B0"/>
+                  </w:pBdr>
+                </w:pPr>
+                <w:r>
+                  <w:rPr>
+                    <w:rFonts w:ascii="Georgia" w:hAnsi="Georgia"/>
+                    <w:sz w:val="22"/>
+                    <w:color w:val="333333"/>
+                  </w:rPr>
+                  <w:t/>
+                </w:r>
+              </w:p>
+            </w:sdtContent>
+          </w:sdt>
+        </w:tc>
+      </w:tr>
+      <w:tr>
+        <w:tc>
+          <w:tcPr>
+            <w:tcW w:w="2268" w:type="dxa"/>
+          </w:tcPr>
+          <w:p>
+            <w:r>
+              <w:rPr>
+                <w:rFonts w:ascii="Arial" w:hAnsi="Arial"/>
+                <w:color w:val="9CA3AF"/>
+                <w:sz w:val="20"/>
+              </w:rPr>
+              <w:t>General monthly review</w:t>
+            </w:r>
+          </w:p>
+        </w:tc>
+        <w:tc>
+          <w:sdt>
+            <w:sdtPr>
+              <w:tag w:val="bilan_09_bilan_general"/>
+              <w:alias w:val="bilan_09_bilan_general"/>
+              <w:text/>
+            </w:sdtPr>
+            <w:sdtContent>
+              <w:p>
+                <w:pPr>
+                  <w:pBdr>
+                    <w:bottom w:val="single" w:sz="4" w:space="1" w:color="3D81B0"/>
+                  </w:pBdr>
+                </w:pPr>
+                <w:r>
+                  <w:rPr>
+                    <w:rFonts w:ascii="Georgia" w:hAnsi="Georgia"/>
+                    <w:sz w:val="22"/>
+                    <w:color w:val="333333"/>
+                  </w:rPr>
+                  <w:t/>
+                </w:r>
+              </w:p>
+            </w:sdtContent>
+          </w:sdt>
+        </w:tc>
+      </w:tr>
+      <w:tr>
+        <w:tc>
+          <w:tcPr>
+            <w:tcW w:w="2268" w:type="dxa"/>
+          </w:tcPr>
+          <w:p>
+            <w:r>
+              <w:rPr>
+                <w:rFonts w:ascii="Arial" w:hAnsi="Arial"/>
+                <w:color w:val="9CA3AF"/>
+                <w:sz w:val="20"/>
+              </w:rPr>
+              <w:t>Previous objectives status</w:t>
+            </w:r>
+          </w:p>
+        </w:tc>
+        <w:tc>
+          <w:sdt>
+            <w:sdtPr>
+              <w:tag w:val="bilan_09_statut_objectifs"/>
+              <w:alias w:val="bilan_09_statut_objectifs"/>
+              <w:text/>
+            </w:sdtPr>
+            <w:sdtContent>
+              <w:p>
+                <w:pPr>
+                  <w:pBdr>
+                    <w:bottom w:val="single" w:sz="4" w:space="1" w:color="3D81B0"/>
+                  </w:pBdr>
+                </w:pPr>
+                <w:r>
+                  <w:rPr>
+                    <w:rFonts w:ascii="Georgia" w:hAnsi="Georgia"/>
+                    <w:sz w:val="22"/>
+                    <w:color w:val="333333"/>
+                  </w:rPr>
+                  <w:t/>
+                </w:r>
+              </w:p>
+            </w:sdtContent>
+          </w:sdt>
+        </w:tc>
+      </w:tr>
+      <w:tr>
+        <w:tc>
+          <w:tcPr>
+            <w:tcW w:w="2268" w:type="dxa"/>
+          </w:tcPr>
+          <w:p>
+            <w:r>
+              <w:rPr>
+                <w:rFonts w:ascii="Arial" w:hAnsi="Arial"/>
+                <w:color w:val="9CA3AF"/>
+                <w:sz w:val="20"/>
+              </w:rPr>
+              <w:t>Objectives status detail</w:t>
+            </w:r>
+          </w:p>
+        </w:tc>
+        <w:tc>
+          <w:sdt>
+            <w:sdtPr>
+              <w:tag w:val="bilan_09_statut_objectifs_detail"/>
+              <w:alias w:val="bilan_09_statut_objectifs_detail"/>
+              <w:text/>
+            </w:sdtPr>
+            <w:sdtContent>
+              <w:p>
+                <w:pPr>
+                  <w:pBdr>
+                    <w:bottom w:val="single" w:sz="4" w:space="1" w:color="3D81B0"/>
+                  </w:pBdr>
+                </w:pPr>
+                <w:r>
+                  <w:rPr>
+                    <w:rFonts w:ascii="Georgia" w:hAnsi="Georgia"/>
+                    <w:sz w:val="22"/>
+                    <w:color w:val="333333"/>
+                  </w:rPr>
+                  <w:t/>
+                </w:r>
+              </w:p>
+            </w:sdtContent>
+          </w:sdt>
+        </w:tc>
+      </w:tr>
+      <w:tr>
+        <w:tc>
+          <w:tcPr>
+            <w:tcW w:w="2268" w:type="dxa"/>
+          </w:tcPr>
+          <w:p>
+            <w:r>
+              <w:rPr>
+                <w:rFonts w:ascii="Arial" w:hAnsi="Arial"/>
+                <w:color w:val="9CA3AF"/>
+                <w:sz w:val="20"/>
+              </w:rPr>
+              <w:t>What went well?</w:t>
+            </w:r>
+          </w:p>
+        </w:tc>
+        <w:tc>
+          <w:sdt>
+            <w:sdtPr>
+              <w:tag w:val="bilan_09_was_lief_gut"/>
+              <w:alias w:val="bilan_09_was_lief_gut"/>
+              <w:text/>
+            </w:sdtPr>
+            <w:sdtContent>
+              <w:p>
+                <w:pPr>
+                  <w:pBdr>
+                    <w:bottom w:val="single" w:sz="4" w:space="1" w:color="3D81B0"/>
+                  </w:pBdr>
+                </w:pPr>
+                <w:r>
+                  <w:rPr>
+                    <w:rFonts w:ascii="Georgia" w:hAnsi="Georgia"/>
+                    <w:sz w:val="22"/>
+                    <w:color w:val="333333"/>
+                  </w:rPr>
+                  <w:t/>
+                </w:r>
+              </w:p>
+            </w:sdtContent>
+          </w:sdt>
+        </w:tc>
+      </w:tr>
+      <w:tr>
+        <w:tc>
+          <w:tcPr>
+            <w:tcW w:w="2268" w:type="dxa"/>
+          </w:tcPr>
+          <w:p>
+            <w:r>
+              <w:rPr>
+                <w:rFonts w:ascii="Arial" w:hAnsi="Arial"/>
+                <w:color w:val="9CA3AF"/>
+                <w:sz w:val="20"/>
+              </w:rPr>
+              <w:t>Where do I need support?</w:t>
+            </w:r>
+          </w:p>
+        </w:tc>
+        <w:tc>
+          <w:sdt>
+            <w:sdtPr>
+              <w:tag w:val="bilan_09_wo_brauche_ich"/>
+              <w:alias w:val="bilan_09_wo_brauche_ich"/>
+              <w:text/>
+            </w:sdtPr>
+            <w:sdtContent>
+              <w:p>
+                <w:pPr>
+                  <w:pBdr>
+                    <w:bottom w:val="single" w:sz="4" w:space="1" w:color="3D81B0"/>
+                  </w:pBdr>
+                </w:pPr>
+                <w:r>
+                  <w:rPr>
+                    <w:rFonts w:ascii="Georgia" w:hAnsi="Georgia"/>
+                    <w:sz w:val="22"/>
+                    <w:color w:val="333333"/>
+                  </w:rPr>
+                  <w:t/>
+                </w:r>
+              </w:p>
+            </w:sdtContent>
+          </w:sdt>
+        </w:tc>
+      </w:tr>
+      <w:tr>
+        <w:tc>
+          <w:tcPr>
+            <w:tcW w:w="2268" w:type="dxa"/>
+          </w:tcPr>
+          <w:p>
+            <w:r>
+              <w:rPr>
+                <w:rFonts w:ascii="Arial" w:hAnsi="Arial"/>
+                <w:color w:val="9CA3AF"/>
+                <w:sz w:val="20"/>
+              </w:rPr>
+              <w:t>Topics for next appointment</w:t>
+            </w:r>
+          </w:p>
+        </w:tc>
+        <w:tc>
+          <w:sdt>
+            <w:sdtPr>
+              <w:tag w:val="bilan_09_themen_naechster_termin"/>
+              <w:alias w:val="bilan_09_themen_naechster_termin"/>
+              <w:text/>
+            </w:sdtPr>
+            <w:sdtContent>
+              <w:p>
+                <w:pPr>
+                  <w:pBdr>
+                    <w:bottom w:val="single" w:sz="4" w:space="1" w:color="3D81B0"/>
+                  </w:pBdr>
+                </w:pPr>
+                <w:r>
+                  <w:rPr>
+                    <w:rFonts w:ascii="Georgia" w:hAnsi="Georgia"/>
+                    <w:sz w:val="22"/>
+                    <w:color w:val="333333"/>
+                  </w:rPr>
+                  <w:t/>
+                </w:r>
+              </w:p>
+            </w:sdtContent>
+          </w:sdt>
+        </w:tc>
+      </w:tr>
+      <w:tr>
+        <w:tc>
+          <w:tcPr>
+            <w:tcW w:w="2268" w:type="dxa"/>
+          </w:tcPr>
+          <w:p>
+            <w:r>
+              <w:rPr>
+                <w:rFonts w:ascii="Arial" w:hAnsi="Arial"/>
+                <w:color w:val="9CA3AF"/>
+                <w:sz w:val="20"/>
+              </w:rPr>
+              <w:t>Additional remarks</w:t>
+            </w:r>
+          </w:p>
+        </w:tc>
+        <w:tc>
+          <w:sdt>
+            <w:sdtPr>
+              <w:tag w:val="bilan_09_sonstige_anmerkungen"/>
+              <w:alias w:val="bilan_09_sonstige_anmerkungen"/>
+              <w:text/>
+            </w:sdtPr>
+            <w:sdtContent>
+              <w:p>
+                <w:pPr>
+                  <w:pBdr>
+                    <w:bottom w:val="single" w:sz="4" w:space="1" w:color="3D81B0"/>
+                  </w:pBdr>
+                </w:pPr>
+                <w:r>
+                  <w:rPr>
+                    <w:rFonts w:ascii="Georgia" w:hAnsi="Georgia"/>
+                    <w:sz w:val="22"/>
+                    <w:color w:val="333333"/>
+                  </w:rPr>
+                  <w:t/>
+                </w:r>
+              </w:p>
+            </w:sdtContent>
+          </w:sdt>
+        </w:tc>
+      </w:tr>
+    </w:tbl>
     <w:p/>
     <w:p>
       <w:r>
         <w:rPr>
+          <w:rFonts w:ascii="Arial" w:hAnsi="Arial"/>
           <w:b/>
-        </w:rPr>
-        <w:t>Appointment date:</w:t>
-      </w:r>
-    </w:p>
-    <w:p/>
-    <w:p>
-      <w:r>
-        <w:rPr>
-          <w:b/>
-        </w:rPr>
-        <w:t>Submission date:</w:t>
-      </w:r>
-    </w:p>
-    <w:p/>
-    <w:p>
-      <w:r>
-        <w:rPr>
-          <w:b/>
-        </w:rPr>
-        <w:t>General monthly review:</w:t>
-      </w:r>
-    </w:p>
-    <w:p/>
-    <w:p>
-      <w:r>
-        <w:rPr>
-          <w:b/>
-        </w:rPr>
-        <w:t>Previous objectives status:</w:t>
-      </w:r>
-    </w:p>
-    <w:p/>
-    <w:p>
-      <w:r>
-        <w:rPr>
-          <w:b/>
-        </w:rPr>
-        <w:t>Objectives status detail:</w:t>
-      </w:r>
-    </w:p>
-    <w:p/>
-    <w:p>
-      <w:r>
-        <w:rPr>
-          <w:b/>
-        </w:rPr>
-        <w:t>What went well?:</w:t>
-      </w:r>
-    </w:p>
-    <w:p/>
-    <w:p>
-      <w:r>
-        <w:rPr>
-          <w:b/>
-        </w:rPr>
-        <w:t>Where do I need support?:</w:t>
-      </w:r>
-    </w:p>
-    <w:p/>
-    <w:p>
-      <w:r>
-        <w:rPr>
-          <w:b/>
-        </w:rPr>
-        <w:t>Topics for next appointment:</w:t>
-      </w:r>
-    </w:p>
-    <w:p/>
-    <w:p>
-      <w:r>
-        <w:rPr>
-          <w:b/>
-        </w:rPr>
-        <w:t>Additional remarks:</w:t>
-      </w:r>
-    </w:p>
-    <w:p/>
-    <w:p/>
-    <w:p>
-      <w:r>
-        <w:rPr>
-          <w:b/>
+          <w:color w:val="333333"/>
+          <w:sz w:val="20"/>
         </w:rPr>
         <w:t>Monthly Review - Signatures</w:t>
       </w:r>
     </w:p>
     <w:p>
       <w:r>
+        <w:rPr>
+          <w:sz w:val="20"/>
+        </w:rPr>
         <w:t>Date: .............................</w:t>
       </w:r>
     </w:p>
     <w:p>
       <w:r>
+        <w:rPr>
+          <w:sz w:val="20"/>
+        </w:rPr>
         <w:t>Participant:</w:t>
       </w:r>
       <w:r>
+        <w:rPr>
+          <w:sz w:val="20"/>
+        </w:rPr>
         <w:t xml:space="preserve">                    </w:t>
       </w:r>
       <w:r>
+        <w:rPr>
+          <w:sz w:val="20"/>
+        </w:rPr>
         <w:t xml:space="preserve">                              Advisor:</w:t>
       </w:r>
     </w:p>
     <w:p>
       <w:r>
+        <w:rPr>
+          <w:sz w:val="20"/>
+        </w:rPr>
         <w:t>_________________________________</w:t>
       </w:r>
       <w:r>
+        <w:rPr>
+          <w:sz w:val="20"/>
+        </w:rPr>
         <w:t xml:space="preserve">       </w:t>
       </w:r>
       <w:r>
+        <w:rPr>
+          <w:sz w:val="20"/>
+        </w:rPr>
         <w:t xml:space="preserve">       _________________________________</w:t>
       </w:r>
     </w:p>
@@ -1364,130 +5031,494 @@
     </w:p>
     <w:p>
       <w:pPr>
-        <w:pStyle w:val="Heading1"/>
+        <w:spacing w:before="240" w:after="120"/>
       </w:pPr>
       <w:r>
         <w:rPr>
-          <w:color w:val="003DA5"/>
+          <w:rFonts w:ascii="Georgia" w:hAnsi="Georgia"/>
+          <w:b/>
+          <w:color w:val="3D81B0"/>
+          <w:sz w:val="32"/>
         </w:rPr>
-        <w:t>Monthly Review - Session 10</w:t>
+        <w:t>Monthly Update 10</w:t>
       </w:r>
     </w:p>
+    <w:p>
+      <w:pPr>
+        <w:spacing w:before="120" w:after="120"/>
+      </w:pPr>
+      <w:r>
+        <w:rPr>
+          <w:rFonts w:ascii="Arial" w:hAnsi="Arial"/>
+          <w:color w:val="2A5A7A"/>
+          <w:sz w:val="24"/>
+        </w:rPr>
+        <w:t>Monthly Review</w:t>
+      </w:r>
+    </w:p>
+    <w:p/>
+    <w:tbl>
+      <w:tblPr>
+        <w:tblLook w:firstColumn="1" w:firstRow="1" w:lastColumn="0" w:lastRow="0" w:noHBand="0" w:noVBand="1" w:val="04A0"/>
+        <w:tblW w:w="9355" w:type="dxa"/>
+        <w:tblBorders>
+          <w:top w:val="none" w:sz="0" w:space="0" w:color="auto"/>
+          <w:left w:val="none" w:sz="0" w:space="0" w:color="auto"/>
+          <w:bottom w:val="none" w:sz="0" w:space="0" w:color="auto"/>
+          <w:right w:val="none" w:sz="0" w:space="0" w:color="auto"/>
+          <w:insideH w:val="none" w:sz="0" w:space="0" w:color="auto"/>
+          <w:insideV w:val="none" w:sz="0" w:space="0" w:color="auto"/>
+        </w:tblBorders>
+      </w:tblPr>
+      <w:tblGrid>
+        <w:gridCol w:w="2268"/>
+        <w:gridCol w:w="7087"/>
+      </w:tblGrid>
+      <w:tr>
+        <w:tc>
+          <w:tcPr>
+            <w:tcW w:w="2268" w:type="dxa"/>
+          </w:tcPr>
+          <w:p>
+            <w:r>
+              <w:rPr>
+                <w:rFonts w:ascii="Arial" w:hAnsi="Arial"/>
+                <w:color w:val="9CA3AF"/>
+                <w:sz w:val="20"/>
+              </w:rPr>
+              <w:t>Appointment date</w:t>
+            </w:r>
+          </w:p>
+        </w:tc>
+        <w:tc>
+          <w:sdt>
+            <w:sdtPr>
+              <w:tag w:val="bilan_10_date_rdv"/>
+              <w:alias w:val="bilan_10_date_rdv"/>
+              <w:text/>
+            </w:sdtPr>
+            <w:sdtContent>
+              <w:p>
+                <w:pPr>
+                  <w:pBdr>
+                    <w:bottom w:val="single" w:sz="4" w:space="1" w:color="3D81B0"/>
+                  </w:pBdr>
+                </w:pPr>
+                <w:r>
+                  <w:rPr>
+                    <w:rFonts w:ascii="Georgia" w:hAnsi="Georgia"/>
+                    <w:sz w:val="22"/>
+                    <w:color w:val="333333"/>
+                  </w:rPr>
+                  <w:t/>
+                </w:r>
+              </w:p>
+            </w:sdtContent>
+          </w:sdt>
+        </w:tc>
+      </w:tr>
+      <w:tr>
+        <w:tc>
+          <w:tcPr>
+            <w:tcW w:w="2268" w:type="dxa"/>
+          </w:tcPr>
+          <w:p>
+            <w:r>
+              <w:rPr>
+                <w:rFonts w:ascii="Arial" w:hAnsi="Arial"/>
+                <w:color w:val="9CA3AF"/>
+                <w:sz w:val="20"/>
+              </w:rPr>
+              <w:t>Submission date</w:t>
+            </w:r>
+          </w:p>
+        </w:tc>
+        <w:tc>
+          <w:sdt>
+            <w:sdtPr>
+              <w:tag w:val="bilan_10_date_soumission"/>
+              <w:alias w:val="bilan_10_date_soumission"/>
+              <w:text/>
+            </w:sdtPr>
+            <w:sdtContent>
+              <w:p>
+                <w:pPr>
+                  <w:pBdr>
+                    <w:bottom w:val="single" w:sz="4" w:space="1" w:color="3D81B0"/>
+                  </w:pBdr>
+                </w:pPr>
+                <w:r>
+                  <w:rPr>
+                    <w:rFonts w:ascii="Georgia" w:hAnsi="Georgia"/>
+                    <w:sz w:val="22"/>
+                    <w:color w:val="333333"/>
+                  </w:rPr>
+                  <w:t/>
+                </w:r>
+              </w:p>
+            </w:sdtContent>
+          </w:sdt>
+        </w:tc>
+      </w:tr>
+      <w:tr>
+        <w:tc>
+          <w:tcPr>
+            <w:tcW w:w="2268" w:type="dxa"/>
+          </w:tcPr>
+          <w:p>
+            <w:r>
+              <w:rPr>
+                <w:rFonts w:ascii="Arial" w:hAnsi="Arial"/>
+                <w:color w:val="9CA3AF"/>
+                <w:sz w:val="20"/>
+              </w:rPr>
+              <w:t>General monthly review</w:t>
+            </w:r>
+          </w:p>
+        </w:tc>
+        <w:tc>
+          <w:sdt>
+            <w:sdtPr>
+              <w:tag w:val="bilan_10_bilan_general"/>
+              <w:alias w:val="bilan_10_bilan_general"/>
+              <w:text/>
+            </w:sdtPr>
+            <w:sdtContent>
+              <w:p>
+                <w:pPr>
+                  <w:pBdr>
+                    <w:bottom w:val="single" w:sz="4" w:space="1" w:color="3D81B0"/>
+                  </w:pBdr>
+                </w:pPr>
+                <w:r>
+                  <w:rPr>
+                    <w:rFonts w:ascii="Georgia" w:hAnsi="Georgia"/>
+                    <w:sz w:val="22"/>
+                    <w:color w:val="333333"/>
+                  </w:rPr>
+                  <w:t/>
+                </w:r>
+              </w:p>
+            </w:sdtContent>
+          </w:sdt>
+        </w:tc>
+      </w:tr>
+      <w:tr>
+        <w:tc>
+          <w:tcPr>
+            <w:tcW w:w="2268" w:type="dxa"/>
+          </w:tcPr>
+          <w:p>
+            <w:r>
+              <w:rPr>
+                <w:rFonts w:ascii="Arial" w:hAnsi="Arial"/>
+                <w:color w:val="9CA3AF"/>
+                <w:sz w:val="20"/>
+              </w:rPr>
+              <w:t>Previous objectives status</w:t>
+            </w:r>
+          </w:p>
+        </w:tc>
+        <w:tc>
+          <w:sdt>
+            <w:sdtPr>
+              <w:tag w:val="bilan_10_statut_objectifs"/>
+              <w:alias w:val="bilan_10_statut_objectifs"/>
+              <w:text/>
+            </w:sdtPr>
+            <w:sdtContent>
+              <w:p>
+                <w:pPr>
+                  <w:pBdr>
+                    <w:bottom w:val="single" w:sz="4" w:space="1" w:color="3D81B0"/>
+                  </w:pBdr>
+                </w:pPr>
+                <w:r>
+                  <w:rPr>
+                    <w:rFonts w:ascii="Georgia" w:hAnsi="Georgia"/>
+                    <w:sz w:val="22"/>
+                    <w:color w:val="333333"/>
+                  </w:rPr>
+                  <w:t/>
+                </w:r>
+              </w:p>
+            </w:sdtContent>
+          </w:sdt>
+        </w:tc>
+      </w:tr>
+      <w:tr>
+        <w:tc>
+          <w:tcPr>
+            <w:tcW w:w="2268" w:type="dxa"/>
+          </w:tcPr>
+          <w:p>
+            <w:r>
+              <w:rPr>
+                <w:rFonts w:ascii="Arial" w:hAnsi="Arial"/>
+                <w:color w:val="9CA3AF"/>
+                <w:sz w:val="20"/>
+              </w:rPr>
+              <w:t>Objectives status detail</w:t>
+            </w:r>
+          </w:p>
+        </w:tc>
+        <w:tc>
+          <w:sdt>
+            <w:sdtPr>
+              <w:tag w:val="bilan_10_statut_objectifs_detail"/>
+              <w:alias w:val="bilan_10_statut_objectifs_detail"/>
+              <w:text/>
+            </w:sdtPr>
+            <w:sdtContent>
+              <w:p>
+                <w:pPr>
+                  <w:pBdr>
+                    <w:bottom w:val="single" w:sz="4" w:space="1" w:color="3D81B0"/>
+                  </w:pBdr>
+                </w:pPr>
+                <w:r>
+                  <w:rPr>
+                    <w:rFonts w:ascii="Georgia" w:hAnsi="Georgia"/>
+                    <w:sz w:val="22"/>
+                    <w:color w:val="333333"/>
+                  </w:rPr>
+                  <w:t/>
+                </w:r>
+              </w:p>
+            </w:sdtContent>
+          </w:sdt>
+        </w:tc>
+      </w:tr>
+      <w:tr>
+        <w:tc>
+          <w:tcPr>
+            <w:tcW w:w="2268" w:type="dxa"/>
+          </w:tcPr>
+          <w:p>
+            <w:r>
+              <w:rPr>
+                <w:rFonts w:ascii="Arial" w:hAnsi="Arial"/>
+                <w:color w:val="9CA3AF"/>
+                <w:sz w:val="20"/>
+              </w:rPr>
+              <w:t>What went well?</w:t>
+            </w:r>
+          </w:p>
+        </w:tc>
+        <w:tc>
+          <w:sdt>
+            <w:sdtPr>
+              <w:tag w:val="bilan_10_was_lief_gut"/>
+              <w:alias w:val="bilan_10_was_lief_gut"/>
+              <w:text/>
+            </w:sdtPr>
+            <w:sdtContent>
+              <w:p>
+                <w:pPr>
+                  <w:pBdr>
+                    <w:bottom w:val="single" w:sz="4" w:space="1" w:color="3D81B0"/>
+                  </w:pBdr>
+                </w:pPr>
+                <w:r>
+                  <w:rPr>
+                    <w:rFonts w:ascii="Georgia" w:hAnsi="Georgia"/>
+                    <w:sz w:val="22"/>
+                    <w:color w:val="333333"/>
+                  </w:rPr>
+                  <w:t/>
+                </w:r>
+              </w:p>
+            </w:sdtContent>
+          </w:sdt>
+        </w:tc>
+      </w:tr>
+      <w:tr>
+        <w:tc>
+          <w:tcPr>
+            <w:tcW w:w="2268" w:type="dxa"/>
+          </w:tcPr>
+          <w:p>
+            <w:r>
+              <w:rPr>
+                <w:rFonts w:ascii="Arial" w:hAnsi="Arial"/>
+                <w:color w:val="9CA3AF"/>
+                <w:sz w:val="20"/>
+              </w:rPr>
+              <w:t>Where do I need support?</w:t>
+            </w:r>
+          </w:p>
+        </w:tc>
+        <w:tc>
+          <w:sdt>
+            <w:sdtPr>
+              <w:tag w:val="bilan_10_wo_brauche_ich"/>
+              <w:alias w:val="bilan_10_wo_brauche_ich"/>
+              <w:text/>
+            </w:sdtPr>
+            <w:sdtContent>
+              <w:p>
+                <w:pPr>
+                  <w:pBdr>
+                    <w:bottom w:val="single" w:sz="4" w:space="1" w:color="3D81B0"/>
+                  </w:pBdr>
+                </w:pPr>
+                <w:r>
+                  <w:rPr>
+                    <w:rFonts w:ascii="Georgia" w:hAnsi="Georgia"/>
+                    <w:sz w:val="22"/>
+                    <w:color w:val="333333"/>
+                  </w:rPr>
+                  <w:t/>
+                </w:r>
+              </w:p>
+            </w:sdtContent>
+          </w:sdt>
+        </w:tc>
+      </w:tr>
+      <w:tr>
+        <w:tc>
+          <w:tcPr>
+            <w:tcW w:w="2268" w:type="dxa"/>
+          </w:tcPr>
+          <w:p>
+            <w:r>
+              <w:rPr>
+                <w:rFonts w:ascii="Arial" w:hAnsi="Arial"/>
+                <w:color w:val="9CA3AF"/>
+                <w:sz w:val="20"/>
+              </w:rPr>
+              <w:t>Topics for next appointment</w:t>
+            </w:r>
+          </w:p>
+        </w:tc>
+        <w:tc>
+          <w:sdt>
+            <w:sdtPr>
+              <w:tag w:val="bilan_10_themen_naechster_termin"/>
+              <w:alias w:val="bilan_10_themen_naechster_termin"/>
+              <w:text/>
+            </w:sdtPr>
+            <w:sdtContent>
+              <w:p>
+                <w:pPr>
+                  <w:pBdr>
+                    <w:bottom w:val="single" w:sz="4" w:space="1" w:color="3D81B0"/>
+                  </w:pBdr>
+                </w:pPr>
+                <w:r>
+                  <w:rPr>
+                    <w:rFonts w:ascii="Georgia" w:hAnsi="Georgia"/>
+                    <w:sz w:val="22"/>
+                    <w:color w:val="333333"/>
+                  </w:rPr>
+                  <w:t/>
+                </w:r>
+              </w:p>
+            </w:sdtContent>
+          </w:sdt>
+        </w:tc>
+      </w:tr>
+      <w:tr>
+        <w:tc>
+          <w:tcPr>
+            <w:tcW w:w="2268" w:type="dxa"/>
+          </w:tcPr>
+          <w:p>
+            <w:r>
+              <w:rPr>
+                <w:rFonts w:ascii="Arial" w:hAnsi="Arial"/>
+                <w:color w:val="9CA3AF"/>
+                <w:sz w:val="20"/>
+              </w:rPr>
+              <w:t>Additional remarks</w:t>
+            </w:r>
+          </w:p>
+        </w:tc>
+        <w:tc>
+          <w:sdt>
+            <w:sdtPr>
+              <w:tag w:val="bilan_10_sonstige_anmerkungen"/>
+              <w:alias w:val="bilan_10_sonstige_anmerkungen"/>
+              <w:text/>
+            </w:sdtPr>
+            <w:sdtContent>
+              <w:p>
+                <w:pPr>
+                  <w:pBdr>
+                    <w:bottom w:val="single" w:sz="4" w:space="1" w:color="3D81B0"/>
+                  </w:pBdr>
+                </w:pPr>
+                <w:r>
+                  <w:rPr>
+                    <w:rFonts w:ascii="Georgia" w:hAnsi="Georgia"/>
+                    <w:sz w:val="22"/>
+                    <w:color w:val="333333"/>
+                  </w:rPr>
+                  <w:t/>
+                </w:r>
+              </w:p>
+            </w:sdtContent>
+          </w:sdt>
+        </w:tc>
+      </w:tr>
+    </w:tbl>
     <w:p/>
     <w:p>
       <w:r>
         <w:rPr>
+          <w:rFonts w:ascii="Arial" w:hAnsi="Arial"/>
           <w:b/>
-        </w:rPr>
-        <w:t>Appointment date:</w:t>
-      </w:r>
-    </w:p>
-    <w:p/>
-    <w:p>
-      <w:r>
-        <w:rPr>
-          <w:b/>
-        </w:rPr>
-        <w:t>Submission date:</w:t>
-      </w:r>
-    </w:p>
-    <w:p/>
-    <w:p>
-      <w:r>
-        <w:rPr>
-          <w:b/>
-        </w:rPr>
-        <w:t>General monthly review:</w:t>
-      </w:r>
-    </w:p>
-    <w:p/>
-    <w:p>
-      <w:r>
-        <w:rPr>
-          <w:b/>
-        </w:rPr>
-        <w:t>Previous objectives status:</w:t>
-      </w:r>
-    </w:p>
-    <w:p/>
-    <w:p>
-      <w:r>
-        <w:rPr>
-          <w:b/>
-        </w:rPr>
-        <w:t>Objectives status detail:</w:t>
-      </w:r>
-    </w:p>
-    <w:p/>
-    <w:p>
-      <w:r>
-        <w:rPr>
-          <w:b/>
-        </w:rPr>
-        <w:t>What went well?:</w:t>
-      </w:r>
-    </w:p>
-    <w:p/>
-    <w:p>
-      <w:r>
-        <w:rPr>
-          <w:b/>
-        </w:rPr>
-        <w:t>Where do I need support?:</w:t>
-      </w:r>
-    </w:p>
-    <w:p/>
-    <w:p>
-      <w:r>
-        <w:rPr>
-          <w:b/>
-        </w:rPr>
-        <w:t>Topics for next appointment:</w:t>
-      </w:r>
-    </w:p>
-    <w:p/>
-    <w:p>
-      <w:r>
-        <w:rPr>
-          <w:b/>
-        </w:rPr>
-        <w:t>Additional remarks:</w:t>
-      </w:r>
-    </w:p>
-    <w:p/>
-    <w:p/>
-    <w:p>
-      <w:r>
-        <w:rPr>
-          <w:b/>
+          <w:color w:val="333333"/>
+          <w:sz w:val="20"/>
         </w:rPr>
         <w:t>Monthly Review - Signatures</w:t>
       </w:r>
     </w:p>
     <w:p>
       <w:r>
+        <w:rPr>
+          <w:sz w:val="20"/>
+        </w:rPr>
         <w:t>Date: .............................</w:t>
       </w:r>
     </w:p>
     <w:p>
       <w:r>
+        <w:rPr>
+          <w:sz w:val="20"/>
+        </w:rPr>
         <w:t>Participant:</w:t>
       </w:r>
       <w:r>
+        <w:rPr>
+          <w:sz w:val="20"/>
+        </w:rPr>
         <w:t xml:space="preserve">                    </w:t>
       </w:r>
       <w:r>
+        <w:rPr>
+          <w:sz w:val="20"/>
+        </w:rPr>
         <w:t xml:space="preserve">                              Advisor:</w:t>
       </w:r>
     </w:p>
     <w:p>
       <w:r>
+        <w:rPr>
+          <w:sz w:val="20"/>
+        </w:rPr>
         <w:t>_________________________________</w:t>
       </w:r>
       <w:r>
+        <w:rPr>
+          <w:sz w:val="20"/>
+        </w:rPr>
         <w:t xml:space="preserve">       </w:t>
       </w:r>
       <w:r>
+        <w:rPr>
+          <w:sz w:val="20"/>
+        </w:rPr>
         <w:t xml:space="preserve">       _________________________________</w:t>
       </w:r>
     </w:p>
@@ -1499,130 +5530,494 @@
     </w:p>
     <w:p>
       <w:pPr>
-        <w:pStyle w:val="Heading1"/>
+        <w:spacing w:before="240" w:after="120"/>
       </w:pPr>
       <w:r>
         <w:rPr>
-          <w:color w:val="003DA5"/>
+          <w:rFonts w:ascii="Georgia" w:hAnsi="Georgia"/>
+          <w:b/>
+          <w:color w:val="3D81B0"/>
+          <w:sz w:val="32"/>
         </w:rPr>
-        <w:t>Monthly Review - Session 11</w:t>
+        <w:t>Monthly Update 11</w:t>
       </w:r>
     </w:p>
+    <w:p>
+      <w:pPr>
+        <w:spacing w:before="120" w:after="120"/>
+      </w:pPr>
+      <w:r>
+        <w:rPr>
+          <w:rFonts w:ascii="Arial" w:hAnsi="Arial"/>
+          <w:color w:val="2A5A7A"/>
+          <w:sz w:val="24"/>
+        </w:rPr>
+        <w:t>Monthly Review</w:t>
+      </w:r>
+    </w:p>
+    <w:p/>
+    <w:tbl>
+      <w:tblPr>
+        <w:tblLook w:firstColumn="1" w:firstRow="1" w:lastColumn="0" w:lastRow="0" w:noHBand="0" w:noVBand="1" w:val="04A0"/>
+        <w:tblW w:w="9355" w:type="dxa"/>
+        <w:tblBorders>
+          <w:top w:val="none" w:sz="0" w:space="0" w:color="auto"/>
+          <w:left w:val="none" w:sz="0" w:space="0" w:color="auto"/>
+          <w:bottom w:val="none" w:sz="0" w:space="0" w:color="auto"/>
+          <w:right w:val="none" w:sz="0" w:space="0" w:color="auto"/>
+          <w:insideH w:val="none" w:sz="0" w:space="0" w:color="auto"/>
+          <w:insideV w:val="none" w:sz="0" w:space="0" w:color="auto"/>
+        </w:tblBorders>
+      </w:tblPr>
+      <w:tblGrid>
+        <w:gridCol w:w="2268"/>
+        <w:gridCol w:w="7087"/>
+      </w:tblGrid>
+      <w:tr>
+        <w:tc>
+          <w:tcPr>
+            <w:tcW w:w="2268" w:type="dxa"/>
+          </w:tcPr>
+          <w:p>
+            <w:r>
+              <w:rPr>
+                <w:rFonts w:ascii="Arial" w:hAnsi="Arial"/>
+                <w:color w:val="9CA3AF"/>
+                <w:sz w:val="20"/>
+              </w:rPr>
+              <w:t>Appointment date</w:t>
+            </w:r>
+          </w:p>
+        </w:tc>
+        <w:tc>
+          <w:sdt>
+            <w:sdtPr>
+              <w:tag w:val="bilan_11_date_rdv"/>
+              <w:alias w:val="bilan_11_date_rdv"/>
+              <w:text/>
+            </w:sdtPr>
+            <w:sdtContent>
+              <w:p>
+                <w:pPr>
+                  <w:pBdr>
+                    <w:bottom w:val="single" w:sz="4" w:space="1" w:color="3D81B0"/>
+                  </w:pBdr>
+                </w:pPr>
+                <w:r>
+                  <w:rPr>
+                    <w:rFonts w:ascii="Georgia" w:hAnsi="Georgia"/>
+                    <w:sz w:val="22"/>
+                    <w:color w:val="333333"/>
+                  </w:rPr>
+                  <w:t/>
+                </w:r>
+              </w:p>
+            </w:sdtContent>
+          </w:sdt>
+        </w:tc>
+      </w:tr>
+      <w:tr>
+        <w:tc>
+          <w:tcPr>
+            <w:tcW w:w="2268" w:type="dxa"/>
+          </w:tcPr>
+          <w:p>
+            <w:r>
+              <w:rPr>
+                <w:rFonts w:ascii="Arial" w:hAnsi="Arial"/>
+                <w:color w:val="9CA3AF"/>
+                <w:sz w:val="20"/>
+              </w:rPr>
+              <w:t>Submission date</w:t>
+            </w:r>
+          </w:p>
+        </w:tc>
+        <w:tc>
+          <w:sdt>
+            <w:sdtPr>
+              <w:tag w:val="bilan_11_date_soumission"/>
+              <w:alias w:val="bilan_11_date_soumission"/>
+              <w:text/>
+            </w:sdtPr>
+            <w:sdtContent>
+              <w:p>
+                <w:pPr>
+                  <w:pBdr>
+                    <w:bottom w:val="single" w:sz="4" w:space="1" w:color="3D81B0"/>
+                  </w:pBdr>
+                </w:pPr>
+                <w:r>
+                  <w:rPr>
+                    <w:rFonts w:ascii="Georgia" w:hAnsi="Georgia"/>
+                    <w:sz w:val="22"/>
+                    <w:color w:val="333333"/>
+                  </w:rPr>
+                  <w:t/>
+                </w:r>
+              </w:p>
+            </w:sdtContent>
+          </w:sdt>
+        </w:tc>
+      </w:tr>
+      <w:tr>
+        <w:tc>
+          <w:tcPr>
+            <w:tcW w:w="2268" w:type="dxa"/>
+          </w:tcPr>
+          <w:p>
+            <w:r>
+              <w:rPr>
+                <w:rFonts w:ascii="Arial" w:hAnsi="Arial"/>
+                <w:color w:val="9CA3AF"/>
+                <w:sz w:val="20"/>
+              </w:rPr>
+              <w:t>General monthly review</w:t>
+            </w:r>
+          </w:p>
+        </w:tc>
+        <w:tc>
+          <w:sdt>
+            <w:sdtPr>
+              <w:tag w:val="bilan_11_bilan_general"/>
+              <w:alias w:val="bilan_11_bilan_general"/>
+              <w:text/>
+            </w:sdtPr>
+            <w:sdtContent>
+              <w:p>
+                <w:pPr>
+                  <w:pBdr>
+                    <w:bottom w:val="single" w:sz="4" w:space="1" w:color="3D81B0"/>
+                  </w:pBdr>
+                </w:pPr>
+                <w:r>
+                  <w:rPr>
+                    <w:rFonts w:ascii="Georgia" w:hAnsi="Georgia"/>
+                    <w:sz w:val="22"/>
+                    <w:color w:val="333333"/>
+                  </w:rPr>
+                  <w:t/>
+                </w:r>
+              </w:p>
+            </w:sdtContent>
+          </w:sdt>
+        </w:tc>
+      </w:tr>
+      <w:tr>
+        <w:tc>
+          <w:tcPr>
+            <w:tcW w:w="2268" w:type="dxa"/>
+          </w:tcPr>
+          <w:p>
+            <w:r>
+              <w:rPr>
+                <w:rFonts w:ascii="Arial" w:hAnsi="Arial"/>
+                <w:color w:val="9CA3AF"/>
+                <w:sz w:val="20"/>
+              </w:rPr>
+              <w:t>Previous objectives status</w:t>
+            </w:r>
+          </w:p>
+        </w:tc>
+        <w:tc>
+          <w:sdt>
+            <w:sdtPr>
+              <w:tag w:val="bilan_11_statut_objectifs"/>
+              <w:alias w:val="bilan_11_statut_objectifs"/>
+              <w:text/>
+            </w:sdtPr>
+            <w:sdtContent>
+              <w:p>
+                <w:pPr>
+                  <w:pBdr>
+                    <w:bottom w:val="single" w:sz="4" w:space="1" w:color="3D81B0"/>
+                  </w:pBdr>
+                </w:pPr>
+                <w:r>
+                  <w:rPr>
+                    <w:rFonts w:ascii="Georgia" w:hAnsi="Georgia"/>
+                    <w:sz w:val="22"/>
+                    <w:color w:val="333333"/>
+                  </w:rPr>
+                  <w:t/>
+                </w:r>
+              </w:p>
+            </w:sdtContent>
+          </w:sdt>
+        </w:tc>
+      </w:tr>
+      <w:tr>
+        <w:tc>
+          <w:tcPr>
+            <w:tcW w:w="2268" w:type="dxa"/>
+          </w:tcPr>
+          <w:p>
+            <w:r>
+              <w:rPr>
+                <w:rFonts w:ascii="Arial" w:hAnsi="Arial"/>
+                <w:color w:val="9CA3AF"/>
+                <w:sz w:val="20"/>
+              </w:rPr>
+              <w:t>Objectives status detail</w:t>
+            </w:r>
+          </w:p>
+        </w:tc>
+        <w:tc>
+          <w:sdt>
+            <w:sdtPr>
+              <w:tag w:val="bilan_11_statut_objectifs_detail"/>
+              <w:alias w:val="bilan_11_statut_objectifs_detail"/>
+              <w:text/>
+            </w:sdtPr>
+            <w:sdtContent>
+              <w:p>
+                <w:pPr>
+                  <w:pBdr>
+                    <w:bottom w:val="single" w:sz="4" w:space="1" w:color="3D81B0"/>
+                  </w:pBdr>
+                </w:pPr>
+                <w:r>
+                  <w:rPr>
+                    <w:rFonts w:ascii="Georgia" w:hAnsi="Georgia"/>
+                    <w:sz w:val="22"/>
+                    <w:color w:val="333333"/>
+                  </w:rPr>
+                  <w:t/>
+                </w:r>
+              </w:p>
+            </w:sdtContent>
+          </w:sdt>
+        </w:tc>
+      </w:tr>
+      <w:tr>
+        <w:tc>
+          <w:tcPr>
+            <w:tcW w:w="2268" w:type="dxa"/>
+          </w:tcPr>
+          <w:p>
+            <w:r>
+              <w:rPr>
+                <w:rFonts w:ascii="Arial" w:hAnsi="Arial"/>
+                <w:color w:val="9CA3AF"/>
+                <w:sz w:val="20"/>
+              </w:rPr>
+              <w:t>What went well?</w:t>
+            </w:r>
+          </w:p>
+        </w:tc>
+        <w:tc>
+          <w:sdt>
+            <w:sdtPr>
+              <w:tag w:val="bilan_11_was_lief_gut"/>
+              <w:alias w:val="bilan_11_was_lief_gut"/>
+              <w:text/>
+            </w:sdtPr>
+            <w:sdtContent>
+              <w:p>
+                <w:pPr>
+                  <w:pBdr>
+                    <w:bottom w:val="single" w:sz="4" w:space="1" w:color="3D81B0"/>
+                  </w:pBdr>
+                </w:pPr>
+                <w:r>
+                  <w:rPr>
+                    <w:rFonts w:ascii="Georgia" w:hAnsi="Georgia"/>
+                    <w:sz w:val="22"/>
+                    <w:color w:val="333333"/>
+                  </w:rPr>
+                  <w:t/>
+                </w:r>
+              </w:p>
+            </w:sdtContent>
+          </w:sdt>
+        </w:tc>
+      </w:tr>
+      <w:tr>
+        <w:tc>
+          <w:tcPr>
+            <w:tcW w:w="2268" w:type="dxa"/>
+          </w:tcPr>
+          <w:p>
+            <w:r>
+              <w:rPr>
+                <w:rFonts w:ascii="Arial" w:hAnsi="Arial"/>
+                <w:color w:val="9CA3AF"/>
+                <w:sz w:val="20"/>
+              </w:rPr>
+              <w:t>Where do I need support?</w:t>
+            </w:r>
+          </w:p>
+        </w:tc>
+        <w:tc>
+          <w:sdt>
+            <w:sdtPr>
+              <w:tag w:val="bilan_11_wo_brauche_ich"/>
+              <w:alias w:val="bilan_11_wo_brauche_ich"/>
+              <w:text/>
+            </w:sdtPr>
+            <w:sdtContent>
+              <w:p>
+                <w:pPr>
+                  <w:pBdr>
+                    <w:bottom w:val="single" w:sz="4" w:space="1" w:color="3D81B0"/>
+                  </w:pBdr>
+                </w:pPr>
+                <w:r>
+                  <w:rPr>
+                    <w:rFonts w:ascii="Georgia" w:hAnsi="Georgia"/>
+                    <w:sz w:val="22"/>
+                    <w:color w:val="333333"/>
+                  </w:rPr>
+                  <w:t/>
+                </w:r>
+              </w:p>
+            </w:sdtContent>
+          </w:sdt>
+        </w:tc>
+      </w:tr>
+      <w:tr>
+        <w:tc>
+          <w:tcPr>
+            <w:tcW w:w="2268" w:type="dxa"/>
+          </w:tcPr>
+          <w:p>
+            <w:r>
+              <w:rPr>
+                <w:rFonts w:ascii="Arial" w:hAnsi="Arial"/>
+                <w:color w:val="9CA3AF"/>
+                <w:sz w:val="20"/>
+              </w:rPr>
+              <w:t>Topics for next appointment</w:t>
+            </w:r>
+          </w:p>
+        </w:tc>
+        <w:tc>
+          <w:sdt>
+            <w:sdtPr>
+              <w:tag w:val="bilan_11_themen_naechster_termin"/>
+              <w:alias w:val="bilan_11_themen_naechster_termin"/>
+              <w:text/>
+            </w:sdtPr>
+            <w:sdtContent>
+              <w:p>
+                <w:pPr>
+                  <w:pBdr>
+                    <w:bottom w:val="single" w:sz="4" w:space="1" w:color="3D81B0"/>
+                  </w:pBdr>
+                </w:pPr>
+                <w:r>
+                  <w:rPr>
+                    <w:rFonts w:ascii="Georgia" w:hAnsi="Georgia"/>
+                    <w:sz w:val="22"/>
+                    <w:color w:val="333333"/>
+                  </w:rPr>
+                  <w:t/>
+                </w:r>
+              </w:p>
+            </w:sdtContent>
+          </w:sdt>
+        </w:tc>
+      </w:tr>
+      <w:tr>
+        <w:tc>
+          <w:tcPr>
+            <w:tcW w:w="2268" w:type="dxa"/>
+          </w:tcPr>
+          <w:p>
+            <w:r>
+              <w:rPr>
+                <w:rFonts w:ascii="Arial" w:hAnsi="Arial"/>
+                <w:color w:val="9CA3AF"/>
+                <w:sz w:val="20"/>
+              </w:rPr>
+              <w:t>Additional remarks</w:t>
+            </w:r>
+          </w:p>
+        </w:tc>
+        <w:tc>
+          <w:sdt>
+            <w:sdtPr>
+              <w:tag w:val="bilan_11_sonstige_anmerkungen"/>
+              <w:alias w:val="bilan_11_sonstige_anmerkungen"/>
+              <w:text/>
+            </w:sdtPr>
+            <w:sdtContent>
+              <w:p>
+                <w:pPr>
+                  <w:pBdr>
+                    <w:bottom w:val="single" w:sz="4" w:space="1" w:color="3D81B0"/>
+                  </w:pBdr>
+                </w:pPr>
+                <w:r>
+                  <w:rPr>
+                    <w:rFonts w:ascii="Georgia" w:hAnsi="Georgia"/>
+                    <w:sz w:val="22"/>
+                    <w:color w:val="333333"/>
+                  </w:rPr>
+                  <w:t/>
+                </w:r>
+              </w:p>
+            </w:sdtContent>
+          </w:sdt>
+        </w:tc>
+      </w:tr>
+    </w:tbl>
     <w:p/>
     <w:p>
       <w:r>
         <w:rPr>
+          <w:rFonts w:ascii="Arial" w:hAnsi="Arial"/>
           <w:b/>
-        </w:rPr>
-        <w:t>Appointment date:</w:t>
-      </w:r>
-    </w:p>
-    <w:p/>
-    <w:p>
-      <w:r>
-        <w:rPr>
-          <w:b/>
-        </w:rPr>
-        <w:t>Submission date:</w:t>
-      </w:r>
-    </w:p>
-    <w:p/>
-    <w:p>
-      <w:r>
-        <w:rPr>
-          <w:b/>
-        </w:rPr>
-        <w:t>General monthly review:</w:t>
-      </w:r>
-    </w:p>
-    <w:p/>
-    <w:p>
-      <w:r>
-        <w:rPr>
-          <w:b/>
-        </w:rPr>
-        <w:t>Previous objectives status:</w:t>
-      </w:r>
-    </w:p>
-    <w:p/>
-    <w:p>
-      <w:r>
-        <w:rPr>
-          <w:b/>
-        </w:rPr>
-        <w:t>Objectives status detail:</w:t>
-      </w:r>
-    </w:p>
-    <w:p/>
-    <w:p>
-      <w:r>
-        <w:rPr>
-          <w:b/>
-        </w:rPr>
-        <w:t>What went well?:</w:t>
-      </w:r>
-    </w:p>
-    <w:p/>
-    <w:p>
-      <w:r>
-        <w:rPr>
-          <w:b/>
-        </w:rPr>
-        <w:t>Where do I need support?:</w:t>
-      </w:r>
-    </w:p>
-    <w:p/>
-    <w:p>
-      <w:r>
-        <w:rPr>
-          <w:b/>
-        </w:rPr>
-        <w:t>Topics for next appointment:</w:t>
-      </w:r>
-    </w:p>
-    <w:p/>
-    <w:p>
-      <w:r>
-        <w:rPr>
-          <w:b/>
-        </w:rPr>
-        <w:t>Additional remarks:</w:t>
-      </w:r>
-    </w:p>
-    <w:p/>
-    <w:p/>
-    <w:p>
-      <w:r>
-        <w:rPr>
-          <w:b/>
+          <w:color w:val="333333"/>
+          <w:sz w:val="20"/>
         </w:rPr>
         <w:t>Monthly Review - Signatures</w:t>
       </w:r>
     </w:p>
     <w:p>
       <w:r>
+        <w:rPr>
+          <w:sz w:val="20"/>
+        </w:rPr>
         <w:t>Date: .............................</w:t>
       </w:r>
     </w:p>
     <w:p>
       <w:r>
+        <w:rPr>
+          <w:sz w:val="20"/>
+        </w:rPr>
         <w:t>Participant:</w:t>
       </w:r>
       <w:r>
+        <w:rPr>
+          <w:sz w:val="20"/>
+        </w:rPr>
         <w:t xml:space="preserve">                    </w:t>
       </w:r>
       <w:r>
+        <w:rPr>
+          <w:sz w:val="20"/>
+        </w:rPr>
         <w:t xml:space="preserve">                              Advisor:</w:t>
       </w:r>
     </w:p>
     <w:p>
       <w:r>
+        <w:rPr>
+          <w:sz w:val="20"/>
+        </w:rPr>
         <w:t>_________________________________</w:t>
       </w:r>
       <w:r>
+        <w:rPr>
+          <w:sz w:val="20"/>
+        </w:rPr>
         <w:t xml:space="preserve">       </w:t>
       </w:r>
       <w:r>
+        <w:rPr>
+          <w:sz w:val="20"/>
+        </w:rPr>
         <w:t xml:space="preserve">       _________________________________</w:t>
       </w:r>
     </w:p>
@@ -1634,1794 +6029,592 @@
     </w:p>
     <w:p>
       <w:pPr>
-        <w:pStyle w:val="Heading1"/>
+        <w:spacing w:before="240" w:after="120"/>
       </w:pPr>
       <w:r>
         <w:rPr>
-          <w:color w:val="003DA5"/>
+          <w:rFonts w:ascii="Georgia" w:hAnsi="Georgia"/>
+          <w:b/>
+          <w:color w:val="3D81B0"/>
+          <w:sz w:val="32"/>
         </w:rPr>
-        <w:t>Monthly Review - Session 12</w:t>
+        <w:t>Monthly Update 12</w:t>
       </w:r>
     </w:p>
+    <w:p>
+      <w:pPr>
+        <w:spacing w:before="120" w:after="120"/>
+      </w:pPr>
+      <w:r>
+        <w:rPr>
+          <w:rFonts w:ascii="Arial" w:hAnsi="Arial"/>
+          <w:color w:val="2A5A7A"/>
+          <w:sz w:val="24"/>
+        </w:rPr>
+        <w:t>Monthly Review</w:t>
+      </w:r>
+    </w:p>
+    <w:p/>
+    <w:tbl>
+      <w:tblPr>
+        <w:tblLook w:firstColumn="1" w:firstRow="1" w:lastColumn="0" w:lastRow="0" w:noHBand="0" w:noVBand="1" w:val="04A0"/>
+        <w:tblW w:w="9355" w:type="dxa"/>
+        <w:tblBorders>
+          <w:top w:val="none" w:sz="0" w:space="0" w:color="auto"/>
+          <w:left w:val="none" w:sz="0" w:space="0" w:color="auto"/>
+          <w:bottom w:val="none" w:sz="0" w:space="0" w:color="auto"/>
+          <w:right w:val="none" w:sz="0" w:space="0" w:color="auto"/>
+          <w:insideH w:val="none" w:sz="0" w:space="0" w:color="auto"/>
+          <w:insideV w:val="none" w:sz="0" w:space="0" w:color="auto"/>
+        </w:tblBorders>
+      </w:tblPr>
+      <w:tblGrid>
+        <w:gridCol w:w="2268"/>
+        <w:gridCol w:w="7087"/>
+      </w:tblGrid>
+      <w:tr>
+        <w:tc>
+          <w:tcPr>
+            <w:tcW w:w="2268" w:type="dxa"/>
+          </w:tcPr>
+          <w:p>
+            <w:r>
+              <w:rPr>
+                <w:rFonts w:ascii="Arial" w:hAnsi="Arial"/>
+                <w:color w:val="9CA3AF"/>
+                <w:sz w:val="20"/>
+              </w:rPr>
+              <w:t>Appointment date</w:t>
+            </w:r>
+          </w:p>
+        </w:tc>
+        <w:tc>
+          <w:sdt>
+            <w:sdtPr>
+              <w:tag w:val="bilan_12_date_rdv"/>
+              <w:alias w:val="bilan_12_date_rdv"/>
+              <w:text/>
+            </w:sdtPr>
+            <w:sdtContent>
+              <w:p>
+                <w:pPr>
+                  <w:pBdr>
+                    <w:bottom w:val="single" w:sz="4" w:space="1" w:color="3D81B0"/>
+                  </w:pBdr>
+                </w:pPr>
+                <w:r>
+                  <w:rPr>
+                    <w:rFonts w:ascii="Georgia" w:hAnsi="Georgia"/>
+                    <w:sz w:val="22"/>
+                    <w:color w:val="333333"/>
+                  </w:rPr>
+                  <w:t/>
+                </w:r>
+              </w:p>
+            </w:sdtContent>
+          </w:sdt>
+        </w:tc>
+      </w:tr>
+      <w:tr>
+        <w:tc>
+          <w:tcPr>
+            <w:tcW w:w="2268" w:type="dxa"/>
+          </w:tcPr>
+          <w:p>
+            <w:r>
+              <w:rPr>
+                <w:rFonts w:ascii="Arial" w:hAnsi="Arial"/>
+                <w:color w:val="9CA3AF"/>
+                <w:sz w:val="20"/>
+              </w:rPr>
+              <w:t>Submission date</w:t>
+            </w:r>
+          </w:p>
+        </w:tc>
+        <w:tc>
+          <w:sdt>
+            <w:sdtPr>
+              <w:tag w:val="bilan_12_date_soumission"/>
+              <w:alias w:val="bilan_12_date_soumission"/>
+              <w:text/>
+            </w:sdtPr>
+            <w:sdtContent>
+              <w:p>
+                <w:pPr>
+                  <w:pBdr>
+                    <w:bottom w:val="single" w:sz="4" w:space="1" w:color="3D81B0"/>
+                  </w:pBdr>
+                </w:pPr>
+                <w:r>
+                  <w:rPr>
+                    <w:rFonts w:ascii="Georgia" w:hAnsi="Georgia"/>
+                    <w:sz w:val="22"/>
+                    <w:color w:val="333333"/>
+                  </w:rPr>
+                  <w:t/>
+                </w:r>
+              </w:p>
+            </w:sdtContent>
+          </w:sdt>
+        </w:tc>
+      </w:tr>
+      <w:tr>
+        <w:tc>
+          <w:tcPr>
+            <w:tcW w:w="2268" w:type="dxa"/>
+          </w:tcPr>
+          <w:p>
+            <w:r>
+              <w:rPr>
+                <w:rFonts w:ascii="Arial" w:hAnsi="Arial"/>
+                <w:color w:val="9CA3AF"/>
+                <w:sz w:val="20"/>
+              </w:rPr>
+              <w:t>General monthly review</w:t>
+            </w:r>
+          </w:p>
+        </w:tc>
+        <w:tc>
+          <w:sdt>
+            <w:sdtPr>
+              <w:tag w:val="bilan_12_bilan_general"/>
+              <w:alias w:val="bilan_12_bilan_general"/>
+              <w:text/>
+            </w:sdtPr>
+            <w:sdtContent>
+              <w:p>
+                <w:pPr>
+                  <w:pBdr>
+                    <w:bottom w:val="single" w:sz="4" w:space="1" w:color="3D81B0"/>
+                  </w:pBdr>
+                </w:pPr>
+                <w:r>
+                  <w:rPr>
+                    <w:rFonts w:ascii="Georgia" w:hAnsi="Georgia"/>
+                    <w:sz w:val="22"/>
+                    <w:color w:val="333333"/>
+                  </w:rPr>
+                  <w:t/>
+                </w:r>
+              </w:p>
+            </w:sdtContent>
+          </w:sdt>
+        </w:tc>
+      </w:tr>
+      <w:tr>
+        <w:tc>
+          <w:tcPr>
+            <w:tcW w:w="2268" w:type="dxa"/>
+          </w:tcPr>
+          <w:p>
+            <w:r>
+              <w:rPr>
+                <w:rFonts w:ascii="Arial" w:hAnsi="Arial"/>
+                <w:color w:val="9CA3AF"/>
+                <w:sz w:val="20"/>
+              </w:rPr>
+              <w:t>Previous objectives status</w:t>
+            </w:r>
+          </w:p>
+        </w:tc>
+        <w:tc>
+          <w:sdt>
+            <w:sdtPr>
+              <w:tag w:val="bilan_12_statut_objectifs"/>
+              <w:alias w:val="bilan_12_statut_objectifs"/>
+              <w:text/>
+            </w:sdtPr>
+            <w:sdtContent>
+              <w:p>
+                <w:pPr>
+                  <w:pBdr>
+                    <w:bottom w:val="single" w:sz="4" w:space="1" w:color="3D81B0"/>
+                  </w:pBdr>
+                </w:pPr>
+                <w:r>
+                  <w:rPr>
+                    <w:rFonts w:ascii="Georgia" w:hAnsi="Georgia"/>
+                    <w:sz w:val="22"/>
+                    <w:color w:val="333333"/>
+                  </w:rPr>
+                  <w:t/>
+                </w:r>
+              </w:p>
+            </w:sdtContent>
+          </w:sdt>
+        </w:tc>
+      </w:tr>
+      <w:tr>
+        <w:tc>
+          <w:tcPr>
+            <w:tcW w:w="2268" w:type="dxa"/>
+          </w:tcPr>
+          <w:p>
+            <w:r>
+              <w:rPr>
+                <w:rFonts w:ascii="Arial" w:hAnsi="Arial"/>
+                <w:color w:val="9CA3AF"/>
+                <w:sz w:val="20"/>
+              </w:rPr>
+              <w:t>Objectives status detail</w:t>
+            </w:r>
+          </w:p>
+        </w:tc>
+        <w:tc>
+          <w:sdt>
+            <w:sdtPr>
+              <w:tag w:val="bilan_12_statut_objectifs_detail"/>
+              <w:alias w:val="bilan_12_statut_objectifs_detail"/>
+              <w:text/>
+            </w:sdtPr>
+            <w:sdtContent>
+              <w:p>
+                <w:pPr>
+                  <w:pBdr>
+                    <w:bottom w:val="single" w:sz="4" w:space="1" w:color="3D81B0"/>
+                  </w:pBdr>
+                </w:pPr>
+                <w:r>
+                  <w:rPr>
+                    <w:rFonts w:ascii="Georgia" w:hAnsi="Georgia"/>
+                    <w:sz w:val="22"/>
+                    <w:color w:val="333333"/>
+                  </w:rPr>
+                  <w:t/>
+                </w:r>
+              </w:p>
+            </w:sdtContent>
+          </w:sdt>
+        </w:tc>
+      </w:tr>
+      <w:tr>
+        <w:tc>
+          <w:tcPr>
+            <w:tcW w:w="2268" w:type="dxa"/>
+          </w:tcPr>
+          <w:p>
+            <w:r>
+              <w:rPr>
+                <w:rFonts w:ascii="Arial" w:hAnsi="Arial"/>
+                <w:color w:val="9CA3AF"/>
+                <w:sz w:val="20"/>
+              </w:rPr>
+              <w:t>What went well?</w:t>
+            </w:r>
+          </w:p>
+        </w:tc>
+        <w:tc>
+          <w:sdt>
+            <w:sdtPr>
+              <w:tag w:val="bilan_12_was_lief_gut"/>
+              <w:alias w:val="bilan_12_was_lief_gut"/>
+              <w:text/>
+            </w:sdtPr>
+            <w:sdtContent>
+              <w:p>
+                <w:pPr>
+                  <w:pBdr>
+                    <w:bottom w:val="single" w:sz="4" w:space="1" w:color="3D81B0"/>
+                  </w:pBdr>
+                </w:pPr>
+                <w:r>
+                  <w:rPr>
+                    <w:rFonts w:ascii="Georgia" w:hAnsi="Georgia"/>
+                    <w:sz w:val="22"/>
+                    <w:color w:val="333333"/>
+                  </w:rPr>
+                  <w:t/>
+                </w:r>
+              </w:p>
+            </w:sdtContent>
+          </w:sdt>
+        </w:tc>
+      </w:tr>
+      <w:tr>
+        <w:tc>
+          <w:tcPr>
+            <w:tcW w:w="2268" w:type="dxa"/>
+          </w:tcPr>
+          <w:p>
+            <w:r>
+              <w:rPr>
+                <w:rFonts w:ascii="Arial" w:hAnsi="Arial"/>
+                <w:color w:val="9CA3AF"/>
+                <w:sz w:val="20"/>
+              </w:rPr>
+              <w:t>Where do I need support?</w:t>
+            </w:r>
+          </w:p>
+        </w:tc>
+        <w:tc>
+          <w:sdt>
+            <w:sdtPr>
+              <w:tag w:val="bilan_12_wo_brauche_ich"/>
+              <w:alias w:val="bilan_12_wo_brauche_ich"/>
+              <w:text/>
+            </w:sdtPr>
+            <w:sdtContent>
+              <w:p>
+                <w:pPr>
+                  <w:pBdr>
+                    <w:bottom w:val="single" w:sz="4" w:space="1" w:color="3D81B0"/>
+                  </w:pBdr>
+                </w:pPr>
+                <w:r>
+                  <w:rPr>
+                    <w:rFonts w:ascii="Georgia" w:hAnsi="Georgia"/>
+                    <w:sz w:val="22"/>
+                    <w:color w:val="333333"/>
+                  </w:rPr>
+                  <w:t/>
+                </w:r>
+              </w:p>
+            </w:sdtContent>
+          </w:sdt>
+        </w:tc>
+      </w:tr>
+      <w:tr>
+        <w:tc>
+          <w:tcPr>
+            <w:tcW w:w="2268" w:type="dxa"/>
+          </w:tcPr>
+          <w:p>
+            <w:r>
+              <w:rPr>
+                <w:rFonts w:ascii="Arial" w:hAnsi="Arial"/>
+                <w:color w:val="9CA3AF"/>
+                <w:sz w:val="20"/>
+              </w:rPr>
+              <w:t>Topics for next appointment</w:t>
+            </w:r>
+          </w:p>
+        </w:tc>
+        <w:tc>
+          <w:sdt>
+            <w:sdtPr>
+              <w:tag w:val="bilan_12_themen_naechster_termin"/>
+              <w:alias w:val="bilan_12_themen_naechster_termin"/>
+              <w:text/>
+            </w:sdtPr>
+            <w:sdtContent>
+              <w:p>
+                <w:pPr>
+                  <w:pBdr>
+                    <w:bottom w:val="single" w:sz="4" w:space="1" w:color="3D81B0"/>
+                  </w:pBdr>
+                </w:pPr>
+                <w:r>
+                  <w:rPr>
+                    <w:rFonts w:ascii="Georgia" w:hAnsi="Georgia"/>
+                    <w:sz w:val="22"/>
+                    <w:color w:val="333333"/>
+                  </w:rPr>
+                  <w:t/>
+                </w:r>
+              </w:p>
+            </w:sdtContent>
+          </w:sdt>
+        </w:tc>
+      </w:tr>
+      <w:tr>
+        <w:tc>
+          <w:tcPr>
+            <w:tcW w:w="2268" w:type="dxa"/>
+          </w:tcPr>
+          <w:p>
+            <w:r>
+              <w:rPr>
+                <w:rFonts w:ascii="Arial" w:hAnsi="Arial"/>
+                <w:color w:val="9CA3AF"/>
+                <w:sz w:val="20"/>
+              </w:rPr>
+              <w:t>Additional remarks</w:t>
+            </w:r>
+          </w:p>
+        </w:tc>
+        <w:tc>
+          <w:sdt>
+            <w:sdtPr>
+              <w:tag w:val="bilan_12_sonstige_anmerkungen"/>
+              <w:alias w:val="bilan_12_sonstige_anmerkungen"/>
+              <w:text/>
+            </w:sdtPr>
+            <w:sdtContent>
+              <w:p>
+                <w:pPr>
+                  <w:pBdr>
+                    <w:bottom w:val="single" w:sz="4" w:space="1" w:color="3D81B0"/>
+                  </w:pBdr>
+                </w:pPr>
+                <w:r>
+                  <w:rPr>
+                    <w:rFonts w:ascii="Georgia" w:hAnsi="Georgia"/>
+                    <w:sz w:val="22"/>
+                    <w:color w:val="333333"/>
+                  </w:rPr>
+                  <w:t/>
+                </w:r>
+              </w:p>
+            </w:sdtContent>
+          </w:sdt>
+        </w:tc>
+      </w:tr>
+    </w:tbl>
     <w:p/>
     <w:p>
       <w:r>
         <w:rPr>
+          <w:rFonts w:ascii="Arial" w:hAnsi="Arial"/>
           <w:b/>
-        </w:rPr>
-        <w:t>Appointment date:</w:t>
-      </w:r>
-    </w:p>
-    <w:p/>
-    <w:p>
-      <w:r>
-        <w:rPr>
-          <w:b/>
-        </w:rPr>
-        <w:t>Submission date:</w:t>
-      </w:r>
-    </w:p>
-    <w:p/>
-    <w:p>
-      <w:r>
-        <w:rPr>
-          <w:b/>
-        </w:rPr>
-        <w:t>General monthly review:</w:t>
-      </w:r>
-    </w:p>
-    <w:p/>
-    <w:p>
-      <w:r>
-        <w:rPr>
-          <w:b/>
-        </w:rPr>
-        <w:t>Previous objectives status:</w:t>
-      </w:r>
-    </w:p>
-    <w:p/>
-    <w:p>
-      <w:r>
-        <w:rPr>
-          <w:b/>
-        </w:rPr>
-        <w:t>Objectives status detail:</w:t>
-      </w:r>
-    </w:p>
-    <w:p/>
-    <w:p>
-      <w:r>
-        <w:rPr>
-          <w:b/>
-        </w:rPr>
-        <w:t>What went well?:</w:t>
-      </w:r>
-    </w:p>
-    <w:p/>
-    <w:p>
-      <w:r>
-        <w:rPr>
-          <w:b/>
-        </w:rPr>
-        <w:t>Where do I need support?:</w:t>
-      </w:r>
-    </w:p>
-    <w:p/>
-    <w:p>
-      <w:r>
-        <w:rPr>
-          <w:b/>
-        </w:rPr>
-        <w:t>Topics for next appointment:</w:t>
-      </w:r>
-    </w:p>
-    <w:p/>
-    <w:p>
-      <w:r>
-        <w:rPr>
-          <w:b/>
-        </w:rPr>
-        <w:t>Additional remarks:</w:t>
-      </w:r>
-    </w:p>
-    <w:p/>
-    <w:p/>
-    <w:p>
-      <w:r>
-        <w:rPr>
-          <w:b/>
+          <w:color w:val="333333"/>
+          <w:sz w:val="20"/>
         </w:rPr>
         <w:t>Monthly Review - Signatures</w:t>
       </w:r>
     </w:p>
     <w:p>
       <w:r>
+        <w:rPr>
+          <w:sz w:val="20"/>
+        </w:rPr>
         <w:t>Date: .............................</w:t>
       </w:r>
     </w:p>
     <w:p>
       <w:r>
+        <w:rPr>
+          <w:sz w:val="20"/>
+        </w:rPr>
         <w:t>Participant:</w:t>
       </w:r>
       <w:r>
+        <w:rPr>
+          <w:sz w:val="20"/>
+        </w:rPr>
         <w:t xml:space="preserve">                    </w:t>
       </w:r>
       <w:r>
+        <w:rPr>
+          <w:sz w:val="20"/>
+        </w:rPr>
         <w:t xml:space="preserve">                              Advisor:</w:t>
       </w:r>
     </w:p>
     <w:p>
       <w:r>
+        <w:rPr>
+          <w:sz w:val="20"/>
+        </w:rPr>
         <w:t>_________________________________</w:t>
       </w:r>
       <w:r>
+        <w:rPr>
+          <w:sz w:val="20"/>
+        </w:rPr>
         <w:t xml:space="preserve">       </w:t>
       </w:r>
       <w:r>
+        <w:rPr>
+          <w:sz w:val="20"/>
+        </w:rPr>
         <w:t xml:space="preserve">       _________________________________</w:t>
       </w:r>
     </w:p>
     <w:p/>
     <w:sectPr>
+      <w:headerReference w:type="default" r:id="rId9"/>
+      <w:footerReference w:type="default" r:id="rId10"/>
       <w:pgSz w:w="11906" w:h="16838"/>
-      <w:pgMar w:top="1417" w:right="1417" w:bottom="1417" w:left="1417" w:header="720" w:footer="720" w:gutter="0"/>
+      <w:pgMar w:top="1417" w:right="1134" w:bottom="1417" w:left="1417" w:header="720" w:footer="720" w:gutter="0"/>
       <w:cols w:space="720"/>
       <w:docGrid w:linePitch="360"/>
     </w:sectPr>
-    <w:sdt>
-      <w:sdtPr>
-        <w:tag w:val="doc_titre"/>
-        <w:alias w:val="doc_titre"/>
-        <w:text/>
-      </w:sdtPr>
-      <w:sdtContent>
-        <w:p>
-          <w:r>
-            <w:t>Transfer Portfolio</w:t>
-          </w:r>
-        </w:p>
-      </w:sdtContent>
-    </w:sdt>
-    <w:sdt>
-      <w:sdtPr>
-        <w:tag w:val="participant_prenom"/>
-        <w:alias w:val="participant_prenom"/>
-        <w:text/>
-      </w:sdtPr>
-      <w:sdtContent>
-        <w:p>
-          <w:r>
-            <w:t/>
-          </w:r>
-        </w:p>
-      </w:sdtContent>
-    </w:sdt>
-    <w:sdt>
-      <w:sdtPr>
-        <w:tag w:val="participant_nom"/>
-        <w:alias w:val="participant_nom"/>
-        <w:text/>
-      </w:sdtPr>
-      <w:sdtContent>
-        <w:p>
-          <w:r>
-            <w:t/>
-          </w:r>
-        </w:p>
-      </w:sdtContent>
-    </w:sdt>
-    <w:sdt>
-      <w:sdtPr>
-        <w:tag w:val="participant_date_debut"/>
-        <w:alias w:val="participant_date_debut"/>
-        <w:text/>
-      </w:sdtPr>
-      <w:sdtContent>
-        <w:p>
-          <w:r>
-            <w:t/>
-          </w:r>
-        </w:p>
-      </w:sdtContent>
-    </w:sdt>
-    <w:sdt>
-      <w:sdtPr>
-        <w:tag w:val="conseillere_nom"/>
-        <w:alias w:val="conseillere_nom"/>
-        <w:text/>
-      </w:sdtPr>
-      <w:sdtContent>
-        <w:p>
-          <w:r>
-            <w:t/>
-          </w:r>
-        </w:p>
-      </w:sdtContent>
-    </w:sdt>
-    <w:sdt>
-      <w:sdtPr>
-        <w:tag w:val="doc_date_generation"/>
-        <w:alias w:val="doc_date_generation"/>
-        <w:text/>
-      </w:sdtPr>
-      <w:sdtContent>
-        <w:p>
-          <w:r>
-            <w:t/>
-          </w:r>
-        </w:p>
-      </w:sdtContent>
-    </w:sdt>
-    <w:sdt>
-      <w:sdtPr>
-        <w:tag w:val="profil_plan_a"/>
-        <w:alias w:val="profil_plan_a"/>
-        <w:text/>
-      </w:sdtPr>
-      <w:sdtContent>
-        <w:p>
-          <w:r>
-            <w:t/>
-          </w:r>
-        </w:p>
-      </w:sdtContent>
-    </w:sdt>
-    <w:sdt>
-      <w:sdtPr>
-        <w:tag w:val="profil_plan_b"/>
-        <w:alias w:val="profil_plan_b"/>
-        <w:text/>
-      </w:sdtPr>
-      <w:sdtContent>
-        <w:p>
-          <w:r>
-            <w:t/>
-          </w:r>
-        </w:p>
-      </w:sdtContent>
-    </w:sdt>
-    <w:sdt>
-      <w:sdtPr>
-        <w:tag w:val="profil_marketingplan"/>
-        <w:alias w:val="profil_marketingplan"/>
-        <w:text/>
-      </w:sdtPr>
-      <w:sdtContent>
-        <w:p>
-          <w:r>
-            <w:t/>
-          </w:r>
-        </w:p>
-      </w:sdtContent>
-    </w:sdt>
-    <w:sdt>
-      <w:sdtPr>
-        <w:tag w:val="profil_zielmarkt"/>
-        <w:alias w:val="profil_zielmarkt"/>
-        <w:text/>
-      </w:sdtPr>
-      <w:sdtContent>
-        <w:p>
-          <w:r>
-            <w:t/>
-          </w:r>
-        </w:p>
-      </w:sdtContent>
-    </w:sdt>
-    <w:sdt>
-      <w:sdtPr>
-        <w:tag w:val="bilan_01_date_rdv"/>
-        <w:alias w:val="bilan_01_date_rdv"/>
-        <w:text/>
-      </w:sdtPr>
-      <w:sdtContent>
-        <w:p>
-          <w:r>
-            <w:t/>
-          </w:r>
-        </w:p>
-      </w:sdtContent>
-    </w:sdt>
-    <w:sdt>
-      <w:sdtPr>
-        <w:tag w:val="bilan_01_date_soumission"/>
-        <w:alias w:val="bilan_01_date_soumission"/>
-        <w:text/>
-      </w:sdtPr>
-      <w:sdtContent>
-        <w:p>
-          <w:r>
-            <w:t/>
-          </w:r>
-        </w:p>
-      </w:sdtContent>
-    </w:sdt>
-    <w:sdt>
-      <w:sdtPr>
-        <w:tag w:val="bilan_01_bilan_general"/>
-        <w:alias w:val="bilan_01_bilan_general"/>
-        <w:text/>
-      </w:sdtPr>
-      <w:sdtContent>
-        <w:p>
-          <w:r>
-            <w:t/>
-          </w:r>
-        </w:p>
-      </w:sdtContent>
-    </w:sdt>
-    <w:sdt>
-      <w:sdtPr>
-        <w:tag w:val="bilan_01_statut_objectifs"/>
-        <w:alias w:val="bilan_01_statut_objectifs"/>
-        <w:text/>
-      </w:sdtPr>
-      <w:sdtContent>
-        <w:p>
-          <w:r>
-            <w:t/>
-          </w:r>
-        </w:p>
-      </w:sdtContent>
-    </w:sdt>
-    <w:sdt>
-      <w:sdtPr>
-        <w:tag w:val="bilan_01_statut_objectifs_detail"/>
-        <w:alias w:val="bilan_01_statut_objectifs_detail"/>
-        <w:text/>
-      </w:sdtPr>
-      <w:sdtContent>
-        <w:p>
-          <w:r>
-            <w:t/>
-          </w:r>
-        </w:p>
-      </w:sdtContent>
-    </w:sdt>
-    <w:sdt>
-      <w:sdtPr>
-        <w:tag w:val="bilan_01_was_lief_gut"/>
-        <w:alias w:val="bilan_01_was_lief_gut"/>
-        <w:text/>
-      </w:sdtPr>
-      <w:sdtContent>
-        <w:p>
-          <w:r>
-            <w:t/>
-          </w:r>
-        </w:p>
-      </w:sdtContent>
-    </w:sdt>
-    <w:sdt>
-      <w:sdtPr>
-        <w:tag w:val="bilan_01_wo_brauche_ich"/>
-        <w:alias w:val="bilan_01_wo_brauche_ich"/>
-        <w:text/>
-      </w:sdtPr>
-      <w:sdtContent>
-        <w:p>
-          <w:r>
-            <w:t/>
-          </w:r>
-        </w:p>
-      </w:sdtContent>
-    </w:sdt>
-    <w:sdt>
-      <w:sdtPr>
-        <w:tag w:val="bilan_01_themen_naechster_termin"/>
-        <w:alias w:val="bilan_01_themen_naechster_termin"/>
-        <w:text/>
-      </w:sdtPr>
-      <w:sdtContent>
-        <w:p>
-          <w:r>
-            <w:t/>
-          </w:r>
-        </w:p>
-      </w:sdtContent>
-    </w:sdt>
-    <w:sdt>
-      <w:sdtPr>
-        <w:tag w:val="bilan_01_sonstige_anmerkungen"/>
-        <w:alias w:val="bilan_01_sonstige_anmerkungen"/>
-        <w:text/>
-      </w:sdtPr>
-      <w:sdtContent>
-        <w:p>
-          <w:r>
-            <w:t/>
-          </w:r>
-        </w:p>
-      </w:sdtContent>
-    </w:sdt>
-    <w:sdt>
-      <w:sdtPr>
-        <w:tag w:val="bilan_02_date_rdv"/>
-        <w:alias w:val="bilan_02_date_rdv"/>
-        <w:text/>
-      </w:sdtPr>
-      <w:sdtContent>
-        <w:p>
-          <w:r>
-            <w:t/>
-          </w:r>
-        </w:p>
-      </w:sdtContent>
-    </w:sdt>
-    <w:sdt>
-      <w:sdtPr>
-        <w:tag w:val="bilan_02_date_soumission"/>
-        <w:alias w:val="bilan_02_date_soumission"/>
-        <w:text/>
-      </w:sdtPr>
-      <w:sdtContent>
-        <w:p>
-          <w:r>
-            <w:t/>
-          </w:r>
-        </w:p>
-      </w:sdtContent>
-    </w:sdt>
-    <w:sdt>
-      <w:sdtPr>
-        <w:tag w:val="bilan_02_bilan_general"/>
-        <w:alias w:val="bilan_02_bilan_general"/>
-        <w:text/>
-      </w:sdtPr>
-      <w:sdtContent>
-        <w:p>
-          <w:r>
-            <w:t/>
-          </w:r>
-        </w:p>
-      </w:sdtContent>
-    </w:sdt>
-    <w:sdt>
-      <w:sdtPr>
-        <w:tag w:val="bilan_02_statut_objectifs"/>
-        <w:alias w:val="bilan_02_statut_objectifs"/>
-        <w:text/>
-      </w:sdtPr>
-      <w:sdtContent>
-        <w:p>
-          <w:r>
-            <w:t/>
-          </w:r>
-        </w:p>
-      </w:sdtContent>
-    </w:sdt>
-    <w:sdt>
-      <w:sdtPr>
-        <w:tag w:val="bilan_02_statut_objectifs_detail"/>
-        <w:alias w:val="bilan_02_statut_objectifs_detail"/>
-        <w:text/>
-      </w:sdtPr>
-      <w:sdtContent>
-        <w:p>
-          <w:r>
-            <w:t/>
-          </w:r>
-        </w:p>
-      </w:sdtContent>
-    </w:sdt>
-    <w:sdt>
-      <w:sdtPr>
-        <w:tag w:val="bilan_02_was_lief_gut"/>
-        <w:alias w:val="bilan_02_was_lief_gut"/>
-        <w:text/>
-      </w:sdtPr>
-      <w:sdtContent>
-        <w:p>
-          <w:r>
-            <w:t/>
-          </w:r>
-        </w:p>
-      </w:sdtContent>
-    </w:sdt>
-    <w:sdt>
-      <w:sdtPr>
-        <w:tag w:val="bilan_02_wo_brauche_ich"/>
-        <w:alias w:val="bilan_02_wo_brauche_ich"/>
-        <w:text/>
-      </w:sdtPr>
-      <w:sdtContent>
-        <w:p>
-          <w:r>
-            <w:t/>
-          </w:r>
-        </w:p>
-      </w:sdtContent>
-    </w:sdt>
-    <w:sdt>
-      <w:sdtPr>
-        <w:tag w:val="bilan_02_themen_naechster_termin"/>
-        <w:alias w:val="bilan_02_themen_naechster_termin"/>
-        <w:text/>
-      </w:sdtPr>
-      <w:sdtContent>
-        <w:p>
-          <w:r>
-            <w:t/>
-          </w:r>
-        </w:p>
-      </w:sdtContent>
-    </w:sdt>
-    <w:sdt>
-      <w:sdtPr>
-        <w:tag w:val="bilan_02_sonstige_anmerkungen"/>
-        <w:alias w:val="bilan_02_sonstige_anmerkungen"/>
-        <w:text/>
-      </w:sdtPr>
-      <w:sdtContent>
-        <w:p>
-          <w:r>
-            <w:t/>
-          </w:r>
-        </w:p>
-      </w:sdtContent>
-    </w:sdt>
-    <w:sdt>
-      <w:sdtPr>
-        <w:tag w:val="bilan_03_date_rdv"/>
-        <w:alias w:val="bilan_03_date_rdv"/>
-        <w:text/>
-      </w:sdtPr>
-      <w:sdtContent>
-        <w:p>
-          <w:r>
-            <w:t/>
-          </w:r>
-        </w:p>
-      </w:sdtContent>
-    </w:sdt>
-    <w:sdt>
-      <w:sdtPr>
-        <w:tag w:val="bilan_03_date_soumission"/>
-        <w:alias w:val="bilan_03_date_soumission"/>
-        <w:text/>
-      </w:sdtPr>
-      <w:sdtContent>
-        <w:p>
-          <w:r>
-            <w:t/>
-          </w:r>
-        </w:p>
-      </w:sdtContent>
-    </w:sdt>
-    <w:sdt>
-      <w:sdtPr>
-        <w:tag w:val="bilan_03_bilan_general"/>
-        <w:alias w:val="bilan_03_bilan_general"/>
-        <w:text/>
-      </w:sdtPr>
-      <w:sdtContent>
-        <w:p>
-          <w:r>
-            <w:t/>
-          </w:r>
-        </w:p>
-      </w:sdtContent>
-    </w:sdt>
-    <w:sdt>
-      <w:sdtPr>
-        <w:tag w:val="bilan_03_statut_objectifs"/>
-        <w:alias w:val="bilan_03_statut_objectifs"/>
-        <w:text/>
-      </w:sdtPr>
-      <w:sdtContent>
-        <w:p>
-          <w:r>
-            <w:t/>
-          </w:r>
-        </w:p>
-      </w:sdtContent>
-    </w:sdt>
-    <w:sdt>
-      <w:sdtPr>
-        <w:tag w:val="bilan_03_statut_objectifs_detail"/>
-        <w:alias w:val="bilan_03_statut_objectifs_detail"/>
-        <w:text/>
-      </w:sdtPr>
-      <w:sdtContent>
-        <w:p>
-          <w:r>
-            <w:t/>
-          </w:r>
-        </w:p>
-      </w:sdtContent>
-    </w:sdt>
-    <w:sdt>
-      <w:sdtPr>
-        <w:tag w:val="bilan_03_was_lief_gut"/>
-        <w:alias w:val="bilan_03_was_lief_gut"/>
-        <w:text/>
-      </w:sdtPr>
-      <w:sdtContent>
-        <w:p>
-          <w:r>
-            <w:t/>
-          </w:r>
-        </w:p>
-      </w:sdtContent>
-    </w:sdt>
-    <w:sdt>
-      <w:sdtPr>
-        <w:tag w:val="bilan_03_wo_brauche_ich"/>
-        <w:alias w:val="bilan_03_wo_brauche_ich"/>
-        <w:text/>
-      </w:sdtPr>
-      <w:sdtContent>
-        <w:p>
-          <w:r>
-            <w:t/>
-          </w:r>
-        </w:p>
-      </w:sdtContent>
-    </w:sdt>
-    <w:sdt>
-      <w:sdtPr>
-        <w:tag w:val="bilan_03_themen_naechster_termin"/>
-        <w:alias w:val="bilan_03_themen_naechster_termin"/>
-        <w:text/>
-      </w:sdtPr>
-      <w:sdtContent>
-        <w:p>
-          <w:r>
-            <w:t/>
-          </w:r>
-        </w:p>
-      </w:sdtContent>
-    </w:sdt>
-    <w:sdt>
-      <w:sdtPr>
-        <w:tag w:val="bilan_03_sonstige_anmerkungen"/>
-        <w:alias w:val="bilan_03_sonstige_anmerkungen"/>
-        <w:text/>
-      </w:sdtPr>
-      <w:sdtContent>
-        <w:p>
-          <w:r>
-            <w:t/>
-          </w:r>
-        </w:p>
-      </w:sdtContent>
-    </w:sdt>
-    <w:sdt>
-      <w:sdtPr>
-        <w:tag w:val="bilan_04_date_rdv"/>
-        <w:alias w:val="bilan_04_date_rdv"/>
-        <w:text/>
-      </w:sdtPr>
-      <w:sdtContent>
-        <w:p>
-          <w:r>
-            <w:t/>
-          </w:r>
-        </w:p>
-      </w:sdtContent>
-    </w:sdt>
-    <w:sdt>
-      <w:sdtPr>
-        <w:tag w:val="bilan_04_date_soumission"/>
-        <w:alias w:val="bilan_04_date_soumission"/>
-        <w:text/>
-      </w:sdtPr>
-      <w:sdtContent>
-        <w:p>
-          <w:r>
-            <w:t/>
-          </w:r>
-        </w:p>
-      </w:sdtContent>
-    </w:sdt>
-    <w:sdt>
-      <w:sdtPr>
-        <w:tag w:val="bilan_04_bilan_general"/>
-        <w:alias w:val="bilan_04_bilan_general"/>
-        <w:text/>
-      </w:sdtPr>
-      <w:sdtContent>
-        <w:p>
-          <w:r>
-            <w:t/>
-          </w:r>
-        </w:p>
-      </w:sdtContent>
-    </w:sdt>
-    <w:sdt>
-      <w:sdtPr>
-        <w:tag w:val="bilan_04_statut_objectifs"/>
-        <w:alias w:val="bilan_04_statut_objectifs"/>
-        <w:text/>
-      </w:sdtPr>
-      <w:sdtContent>
-        <w:p>
-          <w:r>
-            <w:t/>
-          </w:r>
-        </w:p>
-      </w:sdtContent>
-    </w:sdt>
-    <w:sdt>
-      <w:sdtPr>
-        <w:tag w:val="bilan_04_statut_objectifs_detail"/>
-        <w:alias w:val="bilan_04_statut_objectifs_detail"/>
-        <w:text/>
-      </w:sdtPr>
-      <w:sdtContent>
-        <w:p>
-          <w:r>
-            <w:t/>
-          </w:r>
-        </w:p>
-      </w:sdtContent>
-    </w:sdt>
-    <w:sdt>
-      <w:sdtPr>
-        <w:tag w:val="bilan_04_was_lief_gut"/>
-        <w:alias w:val="bilan_04_was_lief_gut"/>
-        <w:text/>
-      </w:sdtPr>
-      <w:sdtContent>
-        <w:p>
-          <w:r>
-            <w:t/>
-          </w:r>
-        </w:p>
-      </w:sdtContent>
-    </w:sdt>
-    <w:sdt>
-      <w:sdtPr>
-        <w:tag w:val="bilan_04_wo_brauche_ich"/>
-        <w:alias w:val="bilan_04_wo_brauche_ich"/>
-        <w:text/>
-      </w:sdtPr>
-      <w:sdtContent>
-        <w:p>
-          <w:r>
-            <w:t/>
-          </w:r>
-        </w:p>
-      </w:sdtContent>
-    </w:sdt>
-    <w:sdt>
-      <w:sdtPr>
-        <w:tag w:val="bilan_04_themen_naechster_termin"/>
-        <w:alias w:val="bilan_04_themen_naechster_termin"/>
-        <w:text/>
-      </w:sdtPr>
-      <w:sdtContent>
-        <w:p>
-          <w:r>
-            <w:t/>
-          </w:r>
-        </w:p>
-      </w:sdtContent>
-    </w:sdt>
-    <w:sdt>
-      <w:sdtPr>
-        <w:tag w:val="bilan_04_sonstige_anmerkungen"/>
-        <w:alias w:val="bilan_04_sonstige_anmerkungen"/>
-        <w:text/>
-      </w:sdtPr>
-      <w:sdtContent>
-        <w:p>
-          <w:r>
-            <w:t/>
-          </w:r>
-        </w:p>
-      </w:sdtContent>
-    </w:sdt>
-    <w:sdt>
-      <w:sdtPr>
-        <w:tag w:val="bilan_05_date_rdv"/>
-        <w:alias w:val="bilan_05_date_rdv"/>
-        <w:text/>
-      </w:sdtPr>
-      <w:sdtContent>
-        <w:p>
-          <w:r>
-            <w:t/>
-          </w:r>
-        </w:p>
-      </w:sdtContent>
-    </w:sdt>
-    <w:sdt>
-      <w:sdtPr>
-        <w:tag w:val="bilan_05_date_soumission"/>
-        <w:alias w:val="bilan_05_date_soumission"/>
-        <w:text/>
-      </w:sdtPr>
-      <w:sdtContent>
-        <w:p>
-          <w:r>
-            <w:t/>
-          </w:r>
-        </w:p>
-      </w:sdtContent>
-    </w:sdt>
-    <w:sdt>
-      <w:sdtPr>
-        <w:tag w:val="bilan_05_bilan_general"/>
-        <w:alias w:val="bilan_05_bilan_general"/>
-        <w:text/>
-      </w:sdtPr>
-      <w:sdtContent>
-        <w:p>
-          <w:r>
-            <w:t/>
-          </w:r>
-        </w:p>
-      </w:sdtContent>
-    </w:sdt>
-    <w:sdt>
-      <w:sdtPr>
-        <w:tag w:val="bilan_05_statut_objectifs"/>
-        <w:alias w:val="bilan_05_statut_objectifs"/>
-        <w:text/>
-      </w:sdtPr>
-      <w:sdtContent>
-        <w:p>
-          <w:r>
-            <w:t/>
-          </w:r>
-        </w:p>
-      </w:sdtContent>
-    </w:sdt>
-    <w:sdt>
-      <w:sdtPr>
-        <w:tag w:val="bilan_05_statut_objectifs_detail"/>
-        <w:alias w:val="bilan_05_statut_objectifs_detail"/>
-        <w:text/>
-      </w:sdtPr>
-      <w:sdtContent>
-        <w:p>
-          <w:r>
-            <w:t/>
-          </w:r>
-        </w:p>
-      </w:sdtContent>
-    </w:sdt>
-    <w:sdt>
-      <w:sdtPr>
-        <w:tag w:val="bilan_05_was_lief_gut"/>
-        <w:alias w:val="bilan_05_was_lief_gut"/>
-        <w:text/>
-      </w:sdtPr>
-      <w:sdtContent>
-        <w:p>
-          <w:r>
-            <w:t/>
-          </w:r>
-        </w:p>
-      </w:sdtContent>
-    </w:sdt>
-    <w:sdt>
-      <w:sdtPr>
-        <w:tag w:val="bilan_05_wo_brauche_ich"/>
-        <w:alias w:val="bilan_05_wo_brauche_ich"/>
-        <w:text/>
-      </w:sdtPr>
-      <w:sdtContent>
-        <w:p>
-          <w:r>
-            <w:t/>
-          </w:r>
-        </w:p>
-      </w:sdtContent>
-    </w:sdt>
-    <w:sdt>
-      <w:sdtPr>
-        <w:tag w:val="bilan_05_themen_naechster_termin"/>
-        <w:alias w:val="bilan_05_themen_naechster_termin"/>
-        <w:text/>
-      </w:sdtPr>
-      <w:sdtContent>
-        <w:p>
-          <w:r>
-            <w:t/>
-          </w:r>
-        </w:p>
-      </w:sdtContent>
-    </w:sdt>
-    <w:sdt>
-      <w:sdtPr>
-        <w:tag w:val="bilan_05_sonstige_anmerkungen"/>
-        <w:alias w:val="bilan_05_sonstige_anmerkungen"/>
-        <w:text/>
-      </w:sdtPr>
-      <w:sdtContent>
-        <w:p>
-          <w:r>
-            <w:t/>
-          </w:r>
-        </w:p>
-      </w:sdtContent>
-    </w:sdt>
-    <w:sdt>
-      <w:sdtPr>
-        <w:tag w:val="bilan_06_date_rdv"/>
-        <w:alias w:val="bilan_06_date_rdv"/>
-        <w:text/>
-      </w:sdtPr>
-      <w:sdtContent>
-        <w:p>
-          <w:r>
-            <w:t/>
-          </w:r>
-        </w:p>
-      </w:sdtContent>
-    </w:sdt>
-    <w:sdt>
-      <w:sdtPr>
-        <w:tag w:val="bilan_06_date_soumission"/>
-        <w:alias w:val="bilan_06_date_soumission"/>
-        <w:text/>
-      </w:sdtPr>
-      <w:sdtContent>
-        <w:p>
-          <w:r>
-            <w:t/>
-          </w:r>
-        </w:p>
-      </w:sdtContent>
-    </w:sdt>
-    <w:sdt>
-      <w:sdtPr>
-        <w:tag w:val="bilan_06_bilan_general"/>
-        <w:alias w:val="bilan_06_bilan_general"/>
-        <w:text/>
-      </w:sdtPr>
-      <w:sdtContent>
-        <w:p>
-          <w:r>
-            <w:t/>
-          </w:r>
-        </w:p>
-      </w:sdtContent>
-    </w:sdt>
-    <w:sdt>
-      <w:sdtPr>
-        <w:tag w:val="bilan_06_statut_objectifs"/>
-        <w:alias w:val="bilan_06_statut_objectifs"/>
-        <w:text/>
-      </w:sdtPr>
-      <w:sdtContent>
-        <w:p>
-          <w:r>
-            <w:t/>
-          </w:r>
-        </w:p>
-      </w:sdtContent>
-    </w:sdt>
-    <w:sdt>
-      <w:sdtPr>
-        <w:tag w:val="bilan_06_statut_objectifs_detail"/>
-        <w:alias w:val="bilan_06_statut_objectifs_detail"/>
-        <w:text/>
-      </w:sdtPr>
-      <w:sdtContent>
-        <w:p>
-          <w:r>
-            <w:t/>
-          </w:r>
-        </w:p>
-      </w:sdtContent>
-    </w:sdt>
-    <w:sdt>
-      <w:sdtPr>
-        <w:tag w:val="bilan_06_was_lief_gut"/>
-        <w:alias w:val="bilan_06_was_lief_gut"/>
-        <w:text/>
-      </w:sdtPr>
-      <w:sdtContent>
-        <w:p>
-          <w:r>
-            <w:t/>
-          </w:r>
-        </w:p>
-      </w:sdtContent>
-    </w:sdt>
-    <w:sdt>
-      <w:sdtPr>
-        <w:tag w:val="bilan_06_wo_brauche_ich"/>
-        <w:alias w:val="bilan_06_wo_brauche_ich"/>
-        <w:text/>
-      </w:sdtPr>
-      <w:sdtContent>
-        <w:p>
-          <w:r>
-            <w:t/>
-          </w:r>
-        </w:p>
-      </w:sdtContent>
-    </w:sdt>
-    <w:sdt>
-      <w:sdtPr>
-        <w:tag w:val="bilan_06_themen_naechster_termin"/>
-        <w:alias w:val="bilan_06_themen_naechster_termin"/>
-        <w:text/>
-      </w:sdtPr>
-      <w:sdtContent>
-        <w:p>
-          <w:r>
-            <w:t/>
-          </w:r>
-        </w:p>
-      </w:sdtContent>
-    </w:sdt>
-    <w:sdt>
-      <w:sdtPr>
-        <w:tag w:val="bilan_06_sonstige_anmerkungen"/>
-        <w:alias w:val="bilan_06_sonstige_anmerkungen"/>
-        <w:text/>
-      </w:sdtPr>
-      <w:sdtContent>
-        <w:p>
-          <w:r>
-            <w:t/>
-          </w:r>
-        </w:p>
-      </w:sdtContent>
-    </w:sdt>
-    <w:sdt>
-      <w:sdtPr>
-        <w:tag w:val="bilan_07_date_rdv"/>
-        <w:alias w:val="bilan_07_date_rdv"/>
-        <w:text/>
-      </w:sdtPr>
-      <w:sdtContent>
-        <w:p>
-          <w:r>
-            <w:t/>
-          </w:r>
-        </w:p>
-      </w:sdtContent>
-    </w:sdt>
-    <w:sdt>
-      <w:sdtPr>
-        <w:tag w:val="bilan_07_date_soumission"/>
-        <w:alias w:val="bilan_07_date_soumission"/>
-        <w:text/>
-      </w:sdtPr>
-      <w:sdtContent>
-        <w:p>
-          <w:r>
-            <w:t/>
-          </w:r>
-        </w:p>
-      </w:sdtContent>
-    </w:sdt>
-    <w:sdt>
-      <w:sdtPr>
-        <w:tag w:val="bilan_07_bilan_general"/>
-        <w:alias w:val="bilan_07_bilan_general"/>
-        <w:text/>
-      </w:sdtPr>
-      <w:sdtContent>
-        <w:p>
-          <w:r>
-            <w:t/>
-          </w:r>
-        </w:p>
-      </w:sdtContent>
-    </w:sdt>
-    <w:sdt>
-      <w:sdtPr>
-        <w:tag w:val="bilan_07_statut_objectifs"/>
-        <w:alias w:val="bilan_07_statut_objectifs"/>
-        <w:text/>
-      </w:sdtPr>
-      <w:sdtContent>
-        <w:p>
-          <w:r>
-            <w:t/>
-          </w:r>
-        </w:p>
-      </w:sdtContent>
-    </w:sdt>
-    <w:sdt>
-      <w:sdtPr>
-        <w:tag w:val="bilan_07_statut_objectifs_detail"/>
-        <w:alias w:val="bilan_07_statut_objectifs_detail"/>
-        <w:text/>
-      </w:sdtPr>
-      <w:sdtContent>
-        <w:p>
-          <w:r>
-            <w:t/>
-          </w:r>
-        </w:p>
-      </w:sdtContent>
-    </w:sdt>
-    <w:sdt>
-      <w:sdtPr>
-        <w:tag w:val="bilan_07_was_lief_gut"/>
-        <w:alias w:val="bilan_07_was_lief_gut"/>
-        <w:text/>
-      </w:sdtPr>
-      <w:sdtContent>
-        <w:p>
-          <w:r>
-            <w:t/>
-          </w:r>
-        </w:p>
-      </w:sdtContent>
-    </w:sdt>
-    <w:sdt>
-      <w:sdtPr>
-        <w:tag w:val="bilan_07_wo_brauche_ich"/>
-        <w:alias w:val="bilan_07_wo_brauche_ich"/>
-        <w:text/>
-      </w:sdtPr>
-      <w:sdtContent>
-        <w:p>
-          <w:r>
-            <w:t/>
-          </w:r>
-        </w:p>
-      </w:sdtContent>
-    </w:sdt>
-    <w:sdt>
-      <w:sdtPr>
-        <w:tag w:val="bilan_07_themen_naechster_termin"/>
-        <w:alias w:val="bilan_07_themen_naechster_termin"/>
-        <w:text/>
-      </w:sdtPr>
-      <w:sdtContent>
-        <w:p>
-          <w:r>
-            <w:t/>
-          </w:r>
-        </w:p>
-      </w:sdtContent>
-    </w:sdt>
-    <w:sdt>
-      <w:sdtPr>
-        <w:tag w:val="bilan_07_sonstige_anmerkungen"/>
-        <w:alias w:val="bilan_07_sonstige_anmerkungen"/>
-        <w:text/>
-      </w:sdtPr>
-      <w:sdtContent>
-        <w:p>
-          <w:r>
-            <w:t/>
-          </w:r>
-        </w:p>
-      </w:sdtContent>
-    </w:sdt>
-    <w:sdt>
-      <w:sdtPr>
-        <w:tag w:val="bilan_08_date_rdv"/>
-        <w:alias w:val="bilan_08_date_rdv"/>
-        <w:text/>
-      </w:sdtPr>
-      <w:sdtContent>
-        <w:p>
-          <w:r>
-            <w:t/>
-          </w:r>
-        </w:p>
-      </w:sdtContent>
-    </w:sdt>
-    <w:sdt>
-      <w:sdtPr>
-        <w:tag w:val="bilan_08_date_soumission"/>
-        <w:alias w:val="bilan_08_date_soumission"/>
-        <w:text/>
-      </w:sdtPr>
-      <w:sdtContent>
-        <w:p>
-          <w:r>
-            <w:t/>
-          </w:r>
-        </w:p>
-      </w:sdtContent>
-    </w:sdt>
-    <w:sdt>
-      <w:sdtPr>
-        <w:tag w:val="bilan_08_bilan_general"/>
-        <w:alias w:val="bilan_08_bilan_general"/>
-        <w:text/>
-      </w:sdtPr>
-      <w:sdtContent>
-        <w:p>
-          <w:r>
-            <w:t/>
-          </w:r>
-        </w:p>
-      </w:sdtContent>
-    </w:sdt>
-    <w:sdt>
-      <w:sdtPr>
-        <w:tag w:val="bilan_08_statut_objectifs"/>
-        <w:alias w:val="bilan_08_statut_objectifs"/>
-        <w:text/>
-      </w:sdtPr>
-      <w:sdtContent>
-        <w:p>
-          <w:r>
-            <w:t/>
-          </w:r>
-        </w:p>
-      </w:sdtContent>
-    </w:sdt>
-    <w:sdt>
-      <w:sdtPr>
-        <w:tag w:val="bilan_08_statut_objectifs_detail"/>
-        <w:alias w:val="bilan_08_statut_objectifs_detail"/>
-        <w:text/>
-      </w:sdtPr>
-      <w:sdtContent>
-        <w:p>
-          <w:r>
-            <w:t/>
-          </w:r>
-        </w:p>
-      </w:sdtContent>
-    </w:sdt>
-    <w:sdt>
-      <w:sdtPr>
-        <w:tag w:val="bilan_08_was_lief_gut"/>
-        <w:alias w:val="bilan_08_was_lief_gut"/>
-        <w:text/>
-      </w:sdtPr>
-      <w:sdtContent>
-        <w:p>
-          <w:r>
-            <w:t/>
-          </w:r>
-        </w:p>
-      </w:sdtContent>
-    </w:sdt>
-    <w:sdt>
-      <w:sdtPr>
-        <w:tag w:val="bilan_08_wo_brauche_ich"/>
-        <w:alias w:val="bilan_08_wo_brauche_ich"/>
-        <w:text/>
-      </w:sdtPr>
-      <w:sdtContent>
-        <w:p>
-          <w:r>
-            <w:t/>
-          </w:r>
-        </w:p>
-      </w:sdtContent>
-    </w:sdt>
-    <w:sdt>
-      <w:sdtPr>
-        <w:tag w:val="bilan_08_themen_naechster_termin"/>
-        <w:alias w:val="bilan_08_themen_naechster_termin"/>
-        <w:text/>
-      </w:sdtPr>
-      <w:sdtContent>
-        <w:p>
-          <w:r>
-            <w:t/>
-          </w:r>
-        </w:p>
-      </w:sdtContent>
-    </w:sdt>
-    <w:sdt>
-      <w:sdtPr>
-        <w:tag w:val="bilan_08_sonstige_anmerkungen"/>
-        <w:alias w:val="bilan_08_sonstige_anmerkungen"/>
-        <w:text/>
-      </w:sdtPr>
-      <w:sdtContent>
-        <w:p>
-          <w:r>
-            <w:t/>
-          </w:r>
-        </w:p>
-      </w:sdtContent>
-    </w:sdt>
-    <w:sdt>
-      <w:sdtPr>
-        <w:tag w:val="bilan_09_date_rdv"/>
-        <w:alias w:val="bilan_09_date_rdv"/>
-        <w:text/>
-      </w:sdtPr>
-      <w:sdtContent>
-        <w:p>
-          <w:r>
-            <w:t/>
-          </w:r>
-        </w:p>
-      </w:sdtContent>
-    </w:sdt>
-    <w:sdt>
-      <w:sdtPr>
-        <w:tag w:val="bilan_09_date_soumission"/>
-        <w:alias w:val="bilan_09_date_soumission"/>
-        <w:text/>
-      </w:sdtPr>
-      <w:sdtContent>
-        <w:p>
-          <w:r>
-            <w:t/>
-          </w:r>
-        </w:p>
-      </w:sdtContent>
-    </w:sdt>
-    <w:sdt>
-      <w:sdtPr>
-        <w:tag w:val="bilan_09_bilan_general"/>
-        <w:alias w:val="bilan_09_bilan_general"/>
-        <w:text/>
-      </w:sdtPr>
-      <w:sdtContent>
-        <w:p>
-          <w:r>
-            <w:t/>
-          </w:r>
-        </w:p>
-      </w:sdtContent>
-    </w:sdt>
-    <w:sdt>
-      <w:sdtPr>
-        <w:tag w:val="bilan_09_statut_objectifs"/>
-        <w:alias w:val="bilan_09_statut_objectifs"/>
-        <w:text/>
-      </w:sdtPr>
-      <w:sdtContent>
-        <w:p>
-          <w:r>
-            <w:t/>
-          </w:r>
-        </w:p>
-      </w:sdtContent>
-    </w:sdt>
-    <w:sdt>
-      <w:sdtPr>
-        <w:tag w:val="bilan_09_statut_objectifs_detail"/>
-        <w:alias w:val="bilan_09_statut_objectifs_detail"/>
-        <w:text/>
-      </w:sdtPr>
-      <w:sdtContent>
-        <w:p>
-          <w:r>
-            <w:t/>
-          </w:r>
-        </w:p>
-      </w:sdtContent>
-    </w:sdt>
-    <w:sdt>
-      <w:sdtPr>
-        <w:tag w:val="bilan_09_was_lief_gut"/>
-        <w:alias w:val="bilan_09_was_lief_gut"/>
-        <w:text/>
-      </w:sdtPr>
-      <w:sdtContent>
-        <w:p>
-          <w:r>
-            <w:t/>
-          </w:r>
-        </w:p>
-      </w:sdtContent>
-    </w:sdt>
-    <w:sdt>
-      <w:sdtPr>
-        <w:tag w:val="bilan_09_wo_brauche_ich"/>
-        <w:alias w:val="bilan_09_wo_brauche_ich"/>
-        <w:text/>
-      </w:sdtPr>
-      <w:sdtContent>
-        <w:p>
-          <w:r>
-            <w:t/>
-          </w:r>
-        </w:p>
-      </w:sdtContent>
-    </w:sdt>
-    <w:sdt>
-      <w:sdtPr>
-        <w:tag w:val="bilan_09_themen_naechster_termin"/>
-        <w:alias w:val="bilan_09_themen_naechster_termin"/>
-        <w:text/>
-      </w:sdtPr>
-      <w:sdtContent>
-        <w:p>
-          <w:r>
-            <w:t/>
-          </w:r>
-        </w:p>
-      </w:sdtContent>
-    </w:sdt>
-    <w:sdt>
-      <w:sdtPr>
-        <w:tag w:val="bilan_09_sonstige_anmerkungen"/>
-        <w:alias w:val="bilan_09_sonstige_anmerkungen"/>
-        <w:text/>
-      </w:sdtPr>
-      <w:sdtContent>
-        <w:p>
-          <w:r>
-            <w:t/>
-          </w:r>
-        </w:p>
-      </w:sdtContent>
-    </w:sdt>
-    <w:sdt>
-      <w:sdtPr>
-        <w:tag w:val="bilan_10_date_rdv"/>
-        <w:alias w:val="bilan_10_date_rdv"/>
-        <w:text/>
-      </w:sdtPr>
-      <w:sdtContent>
-        <w:p>
-          <w:r>
-            <w:t/>
-          </w:r>
-        </w:p>
-      </w:sdtContent>
-    </w:sdt>
-    <w:sdt>
-      <w:sdtPr>
-        <w:tag w:val="bilan_10_date_soumission"/>
-        <w:alias w:val="bilan_10_date_soumission"/>
-        <w:text/>
-      </w:sdtPr>
-      <w:sdtContent>
-        <w:p>
-          <w:r>
-            <w:t/>
-          </w:r>
-        </w:p>
-      </w:sdtContent>
-    </w:sdt>
-    <w:sdt>
-      <w:sdtPr>
-        <w:tag w:val="bilan_10_bilan_general"/>
-        <w:alias w:val="bilan_10_bilan_general"/>
-        <w:text/>
-      </w:sdtPr>
-      <w:sdtContent>
-        <w:p>
-          <w:r>
-            <w:t/>
-          </w:r>
-        </w:p>
-      </w:sdtContent>
-    </w:sdt>
-    <w:sdt>
-      <w:sdtPr>
-        <w:tag w:val="bilan_10_statut_objectifs"/>
-        <w:alias w:val="bilan_10_statut_objectifs"/>
-        <w:text/>
-      </w:sdtPr>
-      <w:sdtContent>
-        <w:p>
-          <w:r>
-            <w:t/>
-          </w:r>
-        </w:p>
-      </w:sdtContent>
-    </w:sdt>
-    <w:sdt>
-      <w:sdtPr>
-        <w:tag w:val="bilan_10_statut_objectifs_detail"/>
-        <w:alias w:val="bilan_10_statut_objectifs_detail"/>
-        <w:text/>
-      </w:sdtPr>
-      <w:sdtContent>
-        <w:p>
-          <w:r>
-            <w:t/>
-          </w:r>
-        </w:p>
-      </w:sdtContent>
-    </w:sdt>
-    <w:sdt>
-      <w:sdtPr>
-        <w:tag w:val="bilan_10_was_lief_gut"/>
-        <w:alias w:val="bilan_10_was_lief_gut"/>
-        <w:text/>
-      </w:sdtPr>
-      <w:sdtContent>
-        <w:p>
-          <w:r>
-            <w:t/>
-          </w:r>
-        </w:p>
-      </w:sdtContent>
-    </w:sdt>
-    <w:sdt>
-      <w:sdtPr>
-        <w:tag w:val="bilan_10_wo_brauche_ich"/>
-        <w:alias w:val="bilan_10_wo_brauche_ich"/>
-        <w:text/>
-      </w:sdtPr>
-      <w:sdtContent>
-        <w:p>
-          <w:r>
-            <w:t/>
-          </w:r>
-        </w:p>
-      </w:sdtContent>
-    </w:sdt>
-    <w:sdt>
-      <w:sdtPr>
-        <w:tag w:val="bilan_10_themen_naechster_termin"/>
-        <w:alias w:val="bilan_10_themen_naechster_termin"/>
-        <w:text/>
-      </w:sdtPr>
-      <w:sdtContent>
-        <w:p>
-          <w:r>
-            <w:t/>
-          </w:r>
-        </w:p>
-      </w:sdtContent>
-    </w:sdt>
-    <w:sdt>
-      <w:sdtPr>
-        <w:tag w:val="bilan_10_sonstige_anmerkungen"/>
-        <w:alias w:val="bilan_10_sonstige_anmerkungen"/>
-        <w:text/>
-      </w:sdtPr>
-      <w:sdtContent>
-        <w:p>
-          <w:r>
-            <w:t/>
-          </w:r>
-        </w:p>
-      </w:sdtContent>
-    </w:sdt>
-    <w:sdt>
-      <w:sdtPr>
-        <w:tag w:val="bilan_11_date_rdv"/>
-        <w:alias w:val="bilan_11_date_rdv"/>
-        <w:text/>
-      </w:sdtPr>
-      <w:sdtContent>
-        <w:p>
-          <w:r>
-            <w:t/>
-          </w:r>
-        </w:p>
-      </w:sdtContent>
-    </w:sdt>
-    <w:sdt>
-      <w:sdtPr>
-        <w:tag w:val="bilan_11_date_soumission"/>
-        <w:alias w:val="bilan_11_date_soumission"/>
-        <w:text/>
-      </w:sdtPr>
-      <w:sdtContent>
-        <w:p>
-          <w:r>
-            <w:t/>
-          </w:r>
-        </w:p>
-      </w:sdtContent>
-    </w:sdt>
-    <w:sdt>
-      <w:sdtPr>
-        <w:tag w:val="bilan_11_bilan_general"/>
-        <w:alias w:val="bilan_11_bilan_general"/>
-        <w:text/>
-      </w:sdtPr>
-      <w:sdtContent>
-        <w:p>
-          <w:r>
-            <w:t/>
-          </w:r>
-        </w:p>
-      </w:sdtContent>
-    </w:sdt>
-    <w:sdt>
-      <w:sdtPr>
-        <w:tag w:val="bilan_11_statut_objectifs"/>
-        <w:alias w:val="bilan_11_statut_objectifs"/>
-        <w:text/>
-      </w:sdtPr>
-      <w:sdtContent>
-        <w:p>
-          <w:r>
-            <w:t/>
-          </w:r>
-        </w:p>
-      </w:sdtContent>
-    </w:sdt>
-    <w:sdt>
-      <w:sdtPr>
-        <w:tag w:val="bilan_11_statut_objectifs_detail"/>
-        <w:alias w:val="bilan_11_statut_objectifs_detail"/>
-        <w:text/>
-      </w:sdtPr>
-      <w:sdtContent>
-        <w:p>
-          <w:r>
-            <w:t/>
-          </w:r>
-        </w:p>
-      </w:sdtContent>
-    </w:sdt>
-    <w:sdt>
-      <w:sdtPr>
-        <w:tag w:val="bilan_11_was_lief_gut"/>
-        <w:alias w:val="bilan_11_was_lief_gut"/>
-        <w:text/>
-      </w:sdtPr>
-      <w:sdtContent>
-        <w:p>
-          <w:r>
-            <w:t/>
-          </w:r>
-        </w:p>
-      </w:sdtContent>
-    </w:sdt>
-    <w:sdt>
-      <w:sdtPr>
-        <w:tag w:val="bilan_11_wo_brauche_ich"/>
-        <w:alias w:val="bilan_11_wo_brauche_ich"/>
-        <w:text/>
-      </w:sdtPr>
-      <w:sdtContent>
-        <w:p>
-          <w:r>
-            <w:t/>
-          </w:r>
-        </w:p>
-      </w:sdtContent>
-    </w:sdt>
-    <w:sdt>
-      <w:sdtPr>
-        <w:tag w:val="bilan_11_themen_naechster_termin"/>
-        <w:alias w:val="bilan_11_themen_naechster_termin"/>
-        <w:text/>
-      </w:sdtPr>
-      <w:sdtContent>
-        <w:p>
-          <w:r>
-            <w:t/>
-          </w:r>
-        </w:p>
-      </w:sdtContent>
-    </w:sdt>
-    <w:sdt>
-      <w:sdtPr>
-        <w:tag w:val="bilan_11_sonstige_anmerkungen"/>
-        <w:alias w:val="bilan_11_sonstige_anmerkungen"/>
-        <w:text/>
-      </w:sdtPr>
-      <w:sdtContent>
-        <w:p>
-          <w:r>
-            <w:t/>
-          </w:r>
-        </w:p>
-      </w:sdtContent>
-    </w:sdt>
-    <w:sdt>
-      <w:sdtPr>
-        <w:tag w:val="bilan_12_date_rdv"/>
-        <w:alias w:val="bilan_12_date_rdv"/>
-        <w:text/>
-      </w:sdtPr>
-      <w:sdtContent>
-        <w:p>
-          <w:r>
-            <w:t/>
-          </w:r>
-        </w:p>
-      </w:sdtContent>
-    </w:sdt>
-    <w:sdt>
-      <w:sdtPr>
-        <w:tag w:val="bilan_12_date_soumission"/>
-        <w:alias w:val="bilan_12_date_soumission"/>
-        <w:text/>
-      </w:sdtPr>
-      <w:sdtContent>
-        <w:p>
-          <w:r>
-            <w:t/>
-          </w:r>
-        </w:p>
-      </w:sdtContent>
-    </w:sdt>
-    <w:sdt>
-      <w:sdtPr>
-        <w:tag w:val="bilan_12_bilan_general"/>
-        <w:alias w:val="bilan_12_bilan_general"/>
-        <w:text/>
-      </w:sdtPr>
-      <w:sdtContent>
-        <w:p>
-          <w:r>
-            <w:t/>
-          </w:r>
-        </w:p>
-      </w:sdtContent>
-    </w:sdt>
-    <w:sdt>
-      <w:sdtPr>
-        <w:tag w:val="bilan_12_statut_objectifs"/>
-        <w:alias w:val="bilan_12_statut_objectifs"/>
-        <w:text/>
-      </w:sdtPr>
-      <w:sdtContent>
-        <w:p>
-          <w:r>
-            <w:t/>
-          </w:r>
-        </w:p>
-      </w:sdtContent>
-    </w:sdt>
-    <w:sdt>
-      <w:sdtPr>
-        <w:tag w:val="bilan_12_statut_objectifs_detail"/>
-        <w:alias w:val="bilan_12_statut_objectifs_detail"/>
-        <w:text/>
-      </w:sdtPr>
-      <w:sdtContent>
-        <w:p>
-          <w:r>
-            <w:t/>
-          </w:r>
-        </w:p>
-      </w:sdtContent>
-    </w:sdt>
-    <w:sdt>
-      <w:sdtPr>
-        <w:tag w:val="bilan_12_was_lief_gut"/>
-        <w:alias w:val="bilan_12_was_lief_gut"/>
-        <w:text/>
-      </w:sdtPr>
-      <w:sdtContent>
-        <w:p>
-          <w:r>
-            <w:t/>
-          </w:r>
-        </w:p>
-      </w:sdtContent>
-    </w:sdt>
-    <w:sdt>
-      <w:sdtPr>
-        <w:tag w:val="bilan_12_wo_brauche_ich"/>
-        <w:alias w:val="bilan_12_wo_brauche_ich"/>
-        <w:text/>
-      </w:sdtPr>
-      <w:sdtContent>
-        <w:p>
-          <w:r>
-            <w:t/>
-          </w:r>
-        </w:p>
-      </w:sdtContent>
-    </w:sdt>
-    <w:sdt>
-      <w:sdtPr>
-        <w:tag w:val="bilan_12_themen_naechster_termin"/>
-        <w:alias w:val="bilan_12_themen_naechster_termin"/>
-        <w:text/>
-      </w:sdtPr>
-      <w:sdtContent>
-        <w:p>
-          <w:r>
-            <w:t/>
-          </w:r>
-        </w:p>
-      </w:sdtContent>
-    </w:sdt>
-    <w:sdt>
-      <w:sdtPr>
-        <w:tag w:val="bilan_12_sonstige_anmerkungen"/>
-        <w:alias w:val="bilan_12_sonstige_anmerkungen"/>
-        <w:text/>
-      </w:sdtPr>
-      <w:sdtContent>
-        <w:p>
-          <w:r>
-            <w:t/>
-          </w:r>
-        </w:p>
-      </w:sdtContent>
-    </w:sdt>
   </w:body>
 </w:document>
+</file>
+
+<file path=word/footer1.xml><?xml version="1.0" encoding="utf-8"?>
+<w:ftr xmlns:m="http://schemas.openxmlformats.org/officeDocument/2006/math" xmlns:mc="http://schemas.openxmlformats.org/markup-compatibility/2006" xmlns:mo="http://schemas.microsoft.com/office/mac/office/2008/main" xmlns:mv="urn:schemas-microsoft-com:mac:vml" xmlns:o="urn:schemas-microsoft-com:office:office" xmlns:r="http://schemas.openxmlformats.org/officeDocument/2006/relationships" xmlns:v="urn:schemas-microsoft-com:vml" xmlns:w10="urn:schemas-microsoft-com:office:word" xmlns:w14="http://schemas.microsoft.com/office/word/2010/wordml" xmlns:w="http://schemas.openxmlformats.org/wordprocessingml/2006/main" xmlns:wne="http://schemas.microsoft.com/office/word/2006/wordml" xmlns:wp14="http://schemas.microsoft.com/office/word/2010/wordprocessingDrawing" xmlns:wp="http://schemas.openxmlformats.org/drawingml/2006/wordprocessingDrawing" xmlns:wpc="http://schemas.microsoft.com/office/word/2010/wordprocessingCanvas" xmlns:wpg="http://schemas.microsoft.com/office/word/2010/wordprocessingGroup" xmlns:wpi="http://schemas.microsoft.com/office/word/2010/wordprocessingInk" xmlns:wps="http://schemas.microsoft.com/office/word/2010/wordprocessingShape" mc:Ignorable="w14 wp14">
+  <w:p>
+    <w:pPr>
+      <w:tabs>
+        <w:tab w:val="right" w:pos="9355"/>
+      </w:tabs>
+      <w:pBdr>
+        <w:top w:val="single" w:sz="4" w:space="1" w:color="E5E5E5"/>
+      </w:pBdr>
+    </w:pPr>
+    <w:r>
+      <w:rPr>
+        <w:rFonts w:ascii="Arial" w:hAnsi="Arial"/>
+        <w:sz w:val="18"/>
+        <w:color w:val="9CA3AF"/>
+      </w:rPr>
+      <w:t>10 k Beratung GmbH  |  Transfer Portfolio</w:t>
+    </w:r>
+    <w:r>
+      <w:tab/>
+    </w:r>
+    <w:r>
+      <w:rPr>
+        <w:rFonts w:ascii="Arial" w:hAnsi="Arial"/>
+        <w:sz w:val="18"/>
+        <w:color w:val="9CA3AF"/>
+      </w:rPr>
+      <w:t xml:space="preserve">Page </w:t>
+    </w:r>
+    <w:r>
+      <w:rPr>
+        <w:rFonts w:ascii="Arial" w:hAnsi="Arial"/>
+        <w:sz w:val="18"/>
+        <w:color w:val="9CA3AF"/>
+        <w:b w:val="0"/>
+      </w:rPr>
+      <w:fldChar w:fldCharType="begin"/>
+    </w:r>
+    <w:r>
+      <w:instrText> PAGE </w:instrText>
+    </w:r>
+    <w:r>
+      <w:fldChar w:fldCharType="end"/>
+    </w:r>
+  </w:p>
+</w:ftr>
+</file>
+
+<file path=word/header1.xml><?xml version="1.0" encoding="utf-8"?>
+<w:hdr xmlns:m="http://schemas.openxmlformats.org/officeDocument/2006/math" xmlns:mc="http://schemas.openxmlformats.org/markup-compatibility/2006" xmlns:mo="http://schemas.microsoft.com/office/mac/office/2008/main" xmlns:mv="urn:schemas-microsoft-com:mac:vml" xmlns:o="urn:schemas-microsoft-com:office:office" xmlns:r="http://schemas.openxmlformats.org/officeDocument/2006/relationships" xmlns:v="urn:schemas-microsoft-com:vml" xmlns:w10="urn:schemas-microsoft-com:office:word" xmlns:w14="http://schemas.microsoft.com/office/word/2010/wordml" xmlns:w="http://schemas.openxmlformats.org/wordprocessingml/2006/main" xmlns:wne="http://schemas.microsoft.com/office/word/2006/wordml" xmlns:wp14="http://schemas.microsoft.com/office/word/2010/wordprocessingDrawing" xmlns:wp="http://schemas.openxmlformats.org/drawingml/2006/wordprocessingDrawing" xmlns:wpc="http://schemas.microsoft.com/office/word/2010/wordprocessingCanvas" xmlns:wpg="http://schemas.microsoft.com/office/word/2010/wordprocessingGroup" xmlns:wpi="http://schemas.microsoft.com/office/word/2010/wordprocessingInk" xmlns:wps="http://schemas.microsoft.com/office/word/2010/wordprocessingShape" mc:Ignorable="w14 wp14">
+  <w:p>
+    <w:pPr>
+      <w:tabs>
+        <w:tab w:val="right" w:pos="9355"/>
+      </w:tabs>
+      <w:pBdr>
+        <w:bottom w:val="single" w:sz="4" w:space="1" w:color="9CA3AF"/>
+      </w:pBdr>
+    </w:pPr>
+    <w:r>
+      <w:rPr>
+        <w:rFonts w:ascii="Arial" w:hAnsi="Arial"/>
+        <w:sz w:val="18"/>
+        <w:color w:val="9CA3AF"/>
+      </w:rPr>
+      <w:t>Transfer Portfolio</w:t>
+    </w:r>
+    <w:r>
+      <w:tab/>
+    </w:r>
+    <w:r>
+      <w:rPr>
+        <w:b/>
+        <w:rFonts w:ascii="Georgia" w:hAnsi="Georgia"/>
+        <w:sz w:val="22"/>
+        <w:color w:val="3D81B0"/>
+      </w:rPr>
+      <w:t>10 k</w:t>
+    </w:r>
+  </w:p>
+</w:hdr>
 </file>
 
 <file path=word/numbering.xml><?xml version="1.0" encoding="utf-8"?>
@@ -3788,7 +6981,8 @@
     <w:qFormat/>
     <w:rsid w:val="00FC693F"/>
     <w:rPr>
-      <w:rFonts w:ascii="Calibri" w:hAnsi="Calibri"/>
+      <w:rFonts w:ascii="Georgia" w:hAnsi="Georgia"/>
+      <w:color w:val="333333"/>
       <w:sz w:val="22"/>
     </w:rPr>
   </w:style>
